--- a/ai_11/danylo_morykyshka/epic_3/epic_3_report_danylo_morykyshka.docx
+++ b/ai_11/danylo_morykyshka/epic_3/epic_3_report_danylo_morykyshka.docx
@@ -515,6 +515,7 @@
           <w14:ligatures w14:val="none"/>
         </w:rPr>
       </w:pPr>
+      <w:proofErr w:type="spellStart"/>
       <w:r>
         <w:rPr>
           <w:rFonts w:ascii="Times New Roman" w:eastAsia="Times New Roman" w:hAnsi="Times New Roman" w:cs="Times New Roman"/>
@@ -525,7 +526,20 @@
           <w:lang w:eastAsia="uk-UA"/>
           <w14:ligatures w14:val="none"/>
         </w:rPr>
-        <w:t>Морикишка Данило Степанович</w:t>
+        <w:t>Морикишка</w:t>
+      </w:r>
+      <w:proofErr w:type="spellEnd"/>
+      <w:r>
+        <w:rPr>
+          <w:rFonts w:ascii="Times New Roman" w:eastAsia="Times New Roman" w:hAnsi="Times New Roman" w:cs="Times New Roman"/>
+          <w:color w:val="000000"/>
+          <w:kern w:val="0"/>
+          <w:sz w:val="28"/>
+          <w:szCs w:val="28"/>
+          <w:lang w:eastAsia="uk-UA"/>
+          <w14:ligatures w14:val="none"/>
+        </w:rPr>
+        <w:t xml:space="preserve"> Данило Степанович</w:t>
       </w:r>
     </w:p>
     <w:p>
@@ -799,16 +813,7 @@
           <w:sz w:val="32"/>
           <w:szCs w:val="32"/>
         </w:rPr>
-        <w:t>Н</w:t>
-      </w:r>
-      <w:r>
-        <w:rPr>
-          <w:rFonts w:ascii="Times New Roman" w:hAnsi="Times New Roman" w:cs="Times New Roman"/>
-          <w:color w:val="000000"/>
-          <w:sz w:val="32"/>
-          <w:szCs w:val="32"/>
-        </w:rPr>
-        <w:t>авчитися використовувати цикли та вкладені цикли для розв’язування задач. Опанувати дострокове завершення циклів і пропуск окремих ітерацій. Навчитися створювати й викликати функції, передавати параметри та повертати результати. Засвоїти принципи рекурсії. Навчитися застосовувати вбудовані функції та виконувати основні операції з одновимірними масивами.</w:t>
+        <w:t>Навчитися використовувати цикли та вкладені цикли для розв’язування задач. Опанувати дострокове завершення циклів і пропуск окремих ітерацій. Навчитися створювати й викликати функції, передавати параметри та повертати результати. Засвоїти принципи рекурсії. Навчитися застосовувати вбудовані функції та виконувати основні операції з одновимірними масивами.</w:t>
       </w:r>
     </w:p>
     <w:p>
@@ -1007,7 +1012,7 @@
           <w:sz w:val="28"/>
           <w:szCs w:val="28"/>
         </w:rPr>
-        <w:t>Тема №</w:t>
+        <w:t xml:space="preserve">Тема №2: </w:t>
       </w:r>
       <w:r>
         <w:rPr>
@@ -1015,7 +1020,7 @@
           <w:sz w:val="28"/>
           <w:szCs w:val="28"/>
         </w:rPr>
-        <w:t>2</w:t>
+        <w:t>Оператор</w:t>
       </w:r>
       <w:r>
         <w:rPr>
@@ -1023,7 +1028,7 @@
           <w:sz w:val="28"/>
           <w:szCs w:val="28"/>
         </w:rPr>
-        <w:t xml:space="preserve">: </w:t>
+        <w:t>и</w:t>
       </w:r>
       <w:r>
         <w:rPr>
@@ -1031,21 +1036,23 @@
           <w:sz w:val="28"/>
           <w:szCs w:val="28"/>
         </w:rPr>
-        <w:t>Оператор</w:t>
+        <w:t xml:space="preserve"> </w:t>
       </w:r>
       <w:r>
         <w:rPr>
           <w:color w:val="000000"/>
           <w:sz w:val="28"/>
           <w:szCs w:val="28"/>
-        </w:rPr>
-        <w:t>и</w:t>
+          <w:lang w:val="en-US"/>
+        </w:rPr>
+        <w:t>continue</w:t>
       </w:r>
       <w:r>
         <w:rPr>
           <w:color w:val="000000"/>
           <w:sz w:val="28"/>
           <w:szCs w:val="28"/>
+          <w:lang w:val="ru-RU"/>
         </w:rPr>
         <w:t xml:space="preserve"> </w:t>
       </w:r>
@@ -1054,9 +1061,17 @@
           <w:color w:val="000000"/>
           <w:sz w:val="28"/>
           <w:szCs w:val="28"/>
+        </w:rPr>
+        <w:t xml:space="preserve">та </w:t>
+      </w:r>
+      <w:r>
+        <w:rPr>
+          <w:color w:val="000000"/>
+          <w:sz w:val="28"/>
+          <w:szCs w:val="28"/>
           <w:lang w:val="en-US"/>
         </w:rPr>
-        <w:t>continue</w:t>
+        <w:t>break</w:t>
       </w:r>
       <w:r>
         <w:rPr>
@@ -1065,25 +1080,38 @@
           <w:szCs w:val="28"/>
           <w:lang w:val="ru-RU"/>
         </w:rPr>
+        <w:t>.</w:t>
+      </w:r>
+      <w:r>
+        <w:rPr>
+          <w:color w:val="000000"/>
+          <w:sz w:val="28"/>
+          <w:szCs w:val="28"/>
+          <w:lang w:val="ru-RU"/>
+        </w:rPr>
         <w:t xml:space="preserve"> </w:t>
       </w:r>
+      <w:proofErr w:type="spellStart"/>
       <w:r>
         <w:rPr>
           <w:color w:val="000000"/>
           <w:sz w:val="28"/>
           <w:szCs w:val="28"/>
-        </w:rPr>
-        <w:t xml:space="preserve">та </w:t>
-      </w:r>
+          <w:lang w:val="ru-RU"/>
+        </w:rPr>
+        <w:t>Дострокове</w:t>
+      </w:r>
+      <w:proofErr w:type="spellEnd"/>
       <w:r>
         <w:rPr>
           <w:color w:val="000000"/>
           <w:sz w:val="28"/>
           <w:szCs w:val="28"/>
-          <w:lang w:val="en-US"/>
-        </w:rPr>
-        <w:t>break</w:t>
-      </w:r>
+          <w:lang w:val="ru-RU"/>
+        </w:rPr>
+        <w:t xml:space="preserve"> </w:t>
+      </w:r>
+      <w:proofErr w:type="spellStart"/>
       <w:r>
         <w:rPr>
           <w:color w:val="000000"/>
@@ -1091,16 +1119,57 @@
           <w:szCs w:val="28"/>
           <w:lang w:val="ru-RU"/>
         </w:rPr>
+        <w:t>завершення</w:t>
+      </w:r>
+      <w:proofErr w:type="spellEnd"/>
+      <w:r>
+        <w:rPr>
+          <w:color w:val="000000"/>
+          <w:sz w:val="28"/>
+          <w:szCs w:val="28"/>
+          <w:lang w:val="ru-RU"/>
+        </w:rPr>
+        <w:t xml:space="preserve"> циклу та пропуск </w:t>
+      </w:r>
+      <w:proofErr w:type="spellStart"/>
+      <w:r>
+        <w:rPr>
+          <w:color w:val="000000"/>
+          <w:sz w:val="28"/>
+          <w:szCs w:val="28"/>
+          <w:lang w:val="ru-RU"/>
+        </w:rPr>
+        <w:t>поточної</w:t>
+      </w:r>
+      <w:proofErr w:type="spellEnd"/>
+      <w:r>
+        <w:rPr>
+          <w:color w:val="000000"/>
+          <w:sz w:val="28"/>
+          <w:szCs w:val="28"/>
+          <w:lang w:val="ru-RU"/>
+        </w:rPr>
+        <w:t xml:space="preserve"> </w:t>
+      </w:r>
+      <w:proofErr w:type="spellStart"/>
+      <w:r>
+        <w:rPr>
+          <w:color w:val="000000"/>
+          <w:sz w:val="28"/>
+          <w:szCs w:val="28"/>
+          <w:lang w:val="ru-RU"/>
+        </w:rPr>
+        <w:t>ітерації</w:t>
+      </w:r>
+      <w:proofErr w:type="spellEnd"/>
+      <w:r>
+        <w:rPr>
+          <w:color w:val="000000"/>
+          <w:sz w:val="28"/>
+          <w:szCs w:val="28"/>
+          <w:lang w:val="ru-RU"/>
+        </w:rPr>
         <w:t>.</w:t>
-      </w:r>
-      <w:r>
-        <w:rPr>
-          <w:color w:val="000000"/>
-          <w:sz w:val="28"/>
-          <w:szCs w:val="28"/>
-          <w:lang w:val="ru-RU"/>
-        </w:rPr>
-        <w:t xml:space="preserve"> Дострокове завершення циклу та пропуск поточної ітерації.</w:t>
       </w:r>
     </w:p>
     <w:p>
@@ -1200,7 +1269,6 @@
           <w:color w:val="000000"/>
           <w:sz w:val="28"/>
           <w:szCs w:val="28"/>
-          <w:lang w:val="ru-RU"/>
         </w:rPr>
         <w:t>4</w:t>
       </w:r>
@@ -1218,7 +1286,7 @@
           <w:sz w:val="28"/>
           <w:szCs w:val="28"/>
         </w:rPr>
-        <w:t>Параметри та аргумен</w:t>
+        <w:t>Поняття рекурсії. Базовий та рекурси</w:t>
       </w:r>
       <w:r>
         <w:rPr>
@@ -1226,15 +1294,7 @@
           <w:sz w:val="28"/>
           <w:szCs w:val="28"/>
         </w:rPr>
-        <w:t>ти функції.</w:t>
-      </w:r>
-      <w:r>
-        <w:rPr>
-          <w:color w:val="000000"/>
-          <w:sz w:val="28"/>
-          <w:szCs w:val="28"/>
-        </w:rPr>
-        <w:t xml:space="preserve"> Передавання за значенням і за посиланням.</w:t>
+        <w:t>вний виклик.</w:t>
       </w:r>
     </w:p>
     <w:p>
@@ -1260,15 +1320,16 @@
           <w:sz w:val="28"/>
           <w:szCs w:val="28"/>
         </w:rPr>
-        <w:t xml:space="preserve">Тема №5: </w:t>
+        <w:t>Тема №</w:t>
       </w:r>
       <w:r>
         <w:rPr>
           <w:color w:val="000000"/>
           <w:sz w:val="28"/>
           <w:szCs w:val="28"/>
-        </w:rPr>
-        <w:t>Поняття рекурсії. Базовий та рекурси</w:t>
+          <w:lang w:val="ru-RU"/>
+        </w:rPr>
+        <w:t>5</w:t>
       </w:r>
       <w:r>
         <w:rPr>
@@ -1276,7 +1337,15 @@
           <w:sz w:val="28"/>
           <w:szCs w:val="28"/>
         </w:rPr>
-        <w:t>вний виклик.</w:t>
+        <w:t xml:space="preserve">: </w:t>
+      </w:r>
+      <w:r>
+        <w:rPr>
+          <w:color w:val="000000"/>
+          <w:sz w:val="28"/>
+          <w:szCs w:val="28"/>
+        </w:rPr>
+        <w:t>Параметри та аргументи функції. Передавання за значенням і за посиланням.</w:t>
       </w:r>
     </w:p>
     <w:p>
@@ -1420,6 +1489,7 @@
         </w:rPr>
         <w:t xml:space="preserve">Тема №8: Оператор </w:t>
       </w:r>
+      <w:proofErr w:type="spellStart"/>
       <w:r>
         <w:rPr>
           <w:color w:val="000000"/>
@@ -1429,6 +1499,7 @@
         </w:rPr>
         <w:t>goto</w:t>
       </w:r>
+      <w:proofErr w:type="spellEnd"/>
       <w:r>
         <w:rPr>
           <w:color w:val="000000"/>
@@ -1446,6 +1517,7 @@
         </w:rPr>
         <w:t xml:space="preserve"> Основні правила роботи з оператором </w:t>
       </w:r>
+      <w:proofErr w:type="spellStart"/>
       <w:r>
         <w:rPr>
           <w:color w:val="000000"/>
@@ -1455,6 +1527,7 @@
         </w:rPr>
         <w:t>goto</w:t>
       </w:r>
+      <w:proofErr w:type="spellEnd"/>
       <w:r>
         <w:rPr>
           <w:color w:val="000000"/>
@@ -1508,15 +1581,7 @@
           <w:sz w:val="28"/>
           <w:szCs w:val="28"/>
         </w:rPr>
-        <w:t>Тема №1:</w:t>
-      </w:r>
-      <w:r>
-        <w:rPr>
-          <w:rFonts w:ascii="Times New Roman" w:hAnsi="Times New Roman" w:cs="Times New Roman"/>
-          <w:sz w:val="28"/>
-          <w:szCs w:val="28"/>
-        </w:rPr>
-        <w:t xml:space="preserve"> </w:t>
+        <w:t xml:space="preserve">Тема №1: </w:t>
       </w:r>
       <w:r>
         <w:rPr>
@@ -1775,7 +1840,79 @@
           <w:sz w:val="28"/>
           <w:szCs w:val="28"/>
         </w:rPr>
-        <w:t>Ознайомився з основними видами циклів: for, while та do while. Засвоїв поняття ітерації, принципи роботи циклів та відмінності між ними. На практиці навчився задавати умови повторення, використовувати лічильники та накопичувати результати обчислень. Опрацював вкладені цикли й застосував їх для сортування елементів масиву.</w:t>
+        <w:t xml:space="preserve">Ознайомився з основними видами циклів: </w:t>
+      </w:r>
+      <w:proofErr w:type="spellStart"/>
+      <w:r>
+        <w:rPr>
+          <w:rFonts w:ascii="Times New Roman" w:hAnsi="Times New Roman" w:cs="Times New Roman"/>
+          <w:sz w:val="28"/>
+          <w:szCs w:val="28"/>
+        </w:rPr>
+        <w:t>for</w:t>
+      </w:r>
+      <w:proofErr w:type="spellEnd"/>
+      <w:r>
+        <w:rPr>
+          <w:rFonts w:ascii="Times New Roman" w:hAnsi="Times New Roman" w:cs="Times New Roman"/>
+          <w:sz w:val="28"/>
+          <w:szCs w:val="28"/>
+        </w:rPr>
+        <w:t xml:space="preserve">, </w:t>
+      </w:r>
+      <w:proofErr w:type="spellStart"/>
+      <w:r>
+        <w:rPr>
+          <w:rFonts w:ascii="Times New Roman" w:hAnsi="Times New Roman" w:cs="Times New Roman"/>
+          <w:sz w:val="28"/>
+          <w:szCs w:val="28"/>
+        </w:rPr>
+        <w:t>while</w:t>
+      </w:r>
+      <w:proofErr w:type="spellEnd"/>
+      <w:r>
+        <w:rPr>
+          <w:rFonts w:ascii="Times New Roman" w:hAnsi="Times New Roman" w:cs="Times New Roman"/>
+          <w:sz w:val="28"/>
+          <w:szCs w:val="28"/>
+        </w:rPr>
+        <w:t xml:space="preserve"> та </w:t>
+      </w:r>
+      <w:proofErr w:type="spellStart"/>
+      <w:r>
+        <w:rPr>
+          <w:rFonts w:ascii="Times New Roman" w:hAnsi="Times New Roman" w:cs="Times New Roman"/>
+          <w:sz w:val="28"/>
+          <w:szCs w:val="28"/>
+        </w:rPr>
+        <w:t>do</w:t>
+      </w:r>
+      <w:proofErr w:type="spellEnd"/>
+      <w:r>
+        <w:rPr>
+          <w:rFonts w:ascii="Times New Roman" w:hAnsi="Times New Roman" w:cs="Times New Roman"/>
+          <w:sz w:val="28"/>
+          <w:szCs w:val="28"/>
+        </w:rPr>
+        <w:t xml:space="preserve"> </w:t>
+      </w:r>
+      <w:proofErr w:type="spellStart"/>
+      <w:r>
+        <w:rPr>
+          <w:rFonts w:ascii="Times New Roman" w:hAnsi="Times New Roman" w:cs="Times New Roman"/>
+          <w:sz w:val="28"/>
+          <w:szCs w:val="28"/>
+        </w:rPr>
+        <w:t>while</w:t>
+      </w:r>
+      <w:proofErr w:type="spellEnd"/>
+      <w:r>
+        <w:rPr>
+          <w:rFonts w:ascii="Times New Roman" w:hAnsi="Times New Roman" w:cs="Times New Roman"/>
+          <w:sz w:val="28"/>
+          <w:szCs w:val="28"/>
+        </w:rPr>
+        <w:t>. Засвоїв поняття ітерації, принципи роботи циклів та відмінності між ними. На практиці навчився задавати умови повторення, використовувати лічильники та накопичувати результати обчислень. Опрацював вкладені цикли й застосував їх для сортування елементів масиву.</w:t>
       </w:r>
     </w:p>
     <w:p>
@@ -1876,7 +2013,23 @@
           <w:sz w:val="28"/>
           <w:szCs w:val="28"/>
         </w:rPr>
-        <w:t>Звершення опрацювання теми:</w:t>
+        <w:t>З</w:t>
+      </w:r>
+      <w:r>
+        <w:rPr>
+          <w:rFonts w:ascii="Times New Roman" w:hAnsi="Times New Roman" w:cs="Times New Roman"/>
+          <w:sz w:val="28"/>
+          <w:szCs w:val="28"/>
+        </w:rPr>
+        <w:t>а</w:t>
+      </w:r>
+      <w:r>
+        <w:rPr>
+          <w:rFonts w:ascii="Times New Roman" w:hAnsi="Times New Roman" w:cs="Times New Roman"/>
+          <w:sz w:val="28"/>
+          <w:szCs w:val="28"/>
+        </w:rPr>
+        <w:t>вершення опрацювання теми:</w:t>
       </w:r>
       <w:r>
         <w:rPr>
@@ -1992,7 +2145,95 @@
           <w:szCs w:val="28"/>
           <w:lang w:val="ru-RU"/>
         </w:rPr>
-        <w:t>. Дострокове завершення циклу та пропуск поточної ітерації.</w:t>
+        <w:t xml:space="preserve">. </w:t>
+      </w:r>
+      <w:proofErr w:type="spellStart"/>
+      <w:r>
+        <w:rPr>
+          <w:rFonts w:ascii="Times New Roman" w:hAnsi="Times New Roman" w:cs="Times New Roman"/>
+          <w:color w:val="000000"/>
+          <w:sz w:val="28"/>
+          <w:szCs w:val="28"/>
+          <w:lang w:val="ru-RU"/>
+        </w:rPr>
+        <w:t>Дострокове</w:t>
+      </w:r>
+      <w:proofErr w:type="spellEnd"/>
+      <w:r>
+        <w:rPr>
+          <w:rFonts w:ascii="Times New Roman" w:hAnsi="Times New Roman" w:cs="Times New Roman"/>
+          <w:color w:val="000000"/>
+          <w:sz w:val="28"/>
+          <w:szCs w:val="28"/>
+          <w:lang w:val="ru-RU"/>
+        </w:rPr>
+        <w:t xml:space="preserve"> </w:t>
+      </w:r>
+      <w:proofErr w:type="spellStart"/>
+      <w:r>
+        <w:rPr>
+          <w:rFonts w:ascii="Times New Roman" w:hAnsi="Times New Roman" w:cs="Times New Roman"/>
+          <w:color w:val="000000"/>
+          <w:sz w:val="28"/>
+          <w:szCs w:val="28"/>
+          <w:lang w:val="ru-RU"/>
+        </w:rPr>
+        <w:t>завершення</w:t>
+      </w:r>
+      <w:proofErr w:type="spellEnd"/>
+      <w:r>
+        <w:rPr>
+          <w:rFonts w:ascii="Times New Roman" w:hAnsi="Times New Roman" w:cs="Times New Roman"/>
+          <w:color w:val="000000"/>
+          <w:sz w:val="28"/>
+          <w:szCs w:val="28"/>
+          <w:lang w:val="ru-RU"/>
+        </w:rPr>
+        <w:t xml:space="preserve"> циклу та пропуск </w:t>
+      </w:r>
+      <w:proofErr w:type="spellStart"/>
+      <w:r>
+        <w:rPr>
+          <w:rFonts w:ascii="Times New Roman" w:hAnsi="Times New Roman" w:cs="Times New Roman"/>
+          <w:color w:val="000000"/>
+          <w:sz w:val="28"/>
+          <w:szCs w:val="28"/>
+          <w:lang w:val="ru-RU"/>
+        </w:rPr>
+        <w:t>поточної</w:t>
+      </w:r>
+      <w:proofErr w:type="spellEnd"/>
+      <w:r>
+        <w:rPr>
+          <w:rFonts w:ascii="Times New Roman" w:hAnsi="Times New Roman" w:cs="Times New Roman"/>
+          <w:color w:val="000000"/>
+          <w:sz w:val="28"/>
+          <w:szCs w:val="28"/>
+          <w:lang w:val="ru-RU"/>
+        </w:rPr>
+        <w:t xml:space="preserve"> </w:t>
+      </w:r>
+      <w:proofErr w:type="spellStart"/>
+      <w:r>
+        <w:rPr>
+          <w:rFonts w:ascii="Times New Roman" w:hAnsi="Times New Roman" w:cs="Times New Roman"/>
+          <w:color w:val="000000"/>
+          <w:sz w:val="28"/>
+          <w:szCs w:val="28"/>
+          <w:lang w:val="ru-RU"/>
+        </w:rPr>
+        <w:t>ітерації</w:t>
+      </w:r>
+      <w:proofErr w:type="spellEnd"/>
+      <w:r>
+        <w:rPr>
+          <w:rFonts w:ascii="Times New Roman" w:hAnsi="Times New Roman" w:cs="Times New Roman"/>
+          <w:color w:val="000000"/>
+          <w:sz w:val="28"/>
+          <w:szCs w:val="28"/>
+          <w:lang w:val="ru-RU"/>
+        </w:rPr>
+        <w:t>.</w:t>
       </w:r>
     </w:p>
     <w:p>
@@ -2134,16 +2375,52 @@
           <w:rFonts w:ascii="Times New Roman" w:hAnsi="Times New Roman" w:cs="Times New Roman"/>
           <w:sz w:val="28"/>
           <w:szCs w:val="28"/>
-          <w:lang w:val="en-GB"/>
-        </w:rPr>
-      </w:pPr>
-      <w:r>
-        <w:rPr>
-          <w:rFonts w:ascii="Times New Roman" w:hAnsi="Times New Roman" w:cs="Times New Roman"/>
-          <w:sz w:val="28"/>
-          <w:szCs w:val="28"/>
-        </w:rPr>
-        <w:t>На лекції ознайомився з призначенням операторів break та continue і законспектував основні правила їх використання. Після перегляду онлайн-уроків закріпив отримані знання, спробувавши написати програми із застосуванням цих операторів.</w:t>
+          <w:lang w:val="ru-RU"/>
+        </w:rPr>
+      </w:pPr>
+      <w:r>
+        <w:rPr>
+          <w:rFonts w:ascii="Times New Roman" w:hAnsi="Times New Roman" w:cs="Times New Roman"/>
+          <w:sz w:val="28"/>
+          <w:szCs w:val="28"/>
+        </w:rPr>
+        <w:t xml:space="preserve">На лекції ознайомився з призначенням операторів </w:t>
+      </w:r>
+      <w:proofErr w:type="spellStart"/>
+      <w:r>
+        <w:rPr>
+          <w:rFonts w:ascii="Times New Roman" w:hAnsi="Times New Roman" w:cs="Times New Roman"/>
+          <w:sz w:val="28"/>
+          <w:szCs w:val="28"/>
+        </w:rPr>
+        <w:t>break</w:t>
+      </w:r>
+      <w:proofErr w:type="spellEnd"/>
+      <w:r>
+        <w:rPr>
+          <w:rFonts w:ascii="Times New Roman" w:hAnsi="Times New Roman" w:cs="Times New Roman"/>
+          <w:sz w:val="28"/>
+          <w:szCs w:val="28"/>
+        </w:rPr>
+        <w:t xml:space="preserve"> та </w:t>
+      </w:r>
+      <w:proofErr w:type="spellStart"/>
+      <w:r>
+        <w:rPr>
+          <w:rFonts w:ascii="Times New Roman" w:hAnsi="Times New Roman" w:cs="Times New Roman"/>
+          <w:sz w:val="28"/>
+          <w:szCs w:val="28"/>
+        </w:rPr>
+        <w:t>continue</w:t>
+      </w:r>
+      <w:proofErr w:type="spellEnd"/>
+      <w:r>
+        <w:rPr>
+          <w:rFonts w:ascii="Times New Roman" w:hAnsi="Times New Roman" w:cs="Times New Roman"/>
+          <w:sz w:val="28"/>
+          <w:szCs w:val="28"/>
+        </w:rPr>
+        <w:t xml:space="preserve"> і законспектував основні правила їх використання. Після перегляду онлайн-уроків закріпив отримані знання, спробувавши написати програми із застосуванням цих операторів.</w:t>
       </w:r>
     </w:p>
     <w:p>
@@ -2204,25 +2481,7 @@
           <w:szCs w:val="28"/>
           <w:lang w:val="en-US"/>
         </w:rPr>
-        <w:t xml:space="preserve"> 1</w:t>
-      </w:r>
-      <w:r>
-        <w:rPr>
-          <w:rFonts w:ascii="Times New Roman" w:hAnsi="Times New Roman" w:cs="Times New Roman"/>
-          <w:sz w:val="28"/>
-          <w:szCs w:val="28"/>
-          <w:lang w:val="en-US"/>
-        </w:rPr>
-        <w:t>1</w:t>
-      </w:r>
-      <w:r>
-        <w:rPr>
-          <w:rFonts w:ascii="Times New Roman" w:hAnsi="Times New Roman" w:cs="Times New Roman"/>
-          <w:sz w:val="28"/>
-          <w:szCs w:val="28"/>
-          <w:lang w:val="en-US"/>
-        </w:rPr>
-        <w:t>.10.26</w:t>
+        <w:t xml:space="preserve"> 11.10.26</w:t>
       </w:r>
     </w:p>
     <w:p>
@@ -2244,7 +2503,23 @@
           <w:sz w:val="28"/>
           <w:szCs w:val="28"/>
         </w:rPr>
-        <w:t>Звершення опрацювання теми:</w:t>
+        <w:t>З</w:t>
+      </w:r>
+      <w:r>
+        <w:rPr>
+          <w:rFonts w:ascii="Times New Roman" w:hAnsi="Times New Roman" w:cs="Times New Roman"/>
+          <w:sz w:val="28"/>
+          <w:szCs w:val="28"/>
+        </w:rPr>
+        <w:t>а</w:t>
+      </w:r>
+      <w:r>
+        <w:rPr>
+          <w:rFonts w:ascii="Times New Roman" w:hAnsi="Times New Roman" w:cs="Times New Roman"/>
+          <w:sz w:val="28"/>
+          <w:szCs w:val="28"/>
+        </w:rPr>
+        <w:t>вершення опрацювання теми:</w:t>
       </w:r>
       <w:r>
         <w:rPr>
@@ -2492,8 +2767,18 @@
           <w:sz w:val="28"/>
           <w:szCs w:val="28"/>
         </w:rPr>
-        <w:t xml:space="preserve"> онлайн-уроки</w:t>
-      </w:r>
+        <w:t xml:space="preserve"> онлайн-</w:t>
+      </w:r>
+      <w:proofErr w:type="spellStart"/>
+      <w:r>
+        <w:rPr>
+          <w:rFonts w:ascii="Times New Roman" w:hAnsi="Times New Roman" w:cs="Times New Roman"/>
+          <w:sz w:val="28"/>
+          <w:szCs w:val="28"/>
+        </w:rPr>
+        <w:t>уроки</w:t>
+      </w:r>
+      <w:proofErr w:type="spellEnd"/>
       <w:r>
         <w:rPr>
           <w:rFonts w:ascii="Times New Roman" w:hAnsi="Times New Roman" w:cs="Times New Roman"/>
@@ -2663,7 +2948,23 @@
           <w:sz w:val="28"/>
           <w:szCs w:val="28"/>
         </w:rPr>
-        <w:t>Звершення опрацювання теми:</w:t>
+        <w:t>З</w:t>
+      </w:r>
+      <w:r>
+        <w:rPr>
+          <w:rFonts w:ascii="Times New Roman" w:hAnsi="Times New Roman" w:cs="Times New Roman"/>
+          <w:sz w:val="28"/>
+          <w:szCs w:val="28"/>
+        </w:rPr>
+        <w:t>а</w:t>
+      </w:r>
+      <w:r>
+        <w:rPr>
+          <w:rFonts w:ascii="Times New Roman" w:hAnsi="Times New Roman" w:cs="Times New Roman"/>
+          <w:sz w:val="28"/>
+          <w:szCs w:val="28"/>
+        </w:rPr>
+        <w:t>вершення опрацювання теми:</w:t>
       </w:r>
       <w:r>
         <w:rPr>
@@ -2807,25 +3108,7 @@
           <w:sz w:val="28"/>
           <w:szCs w:val="28"/>
         </w:rPr>
-        <w:t>Розділ</w:t>
-      </w:r>
-      <w:r>
-        <w:rPr>
-          <w:rStyle w:val="af"/>
-          <w:rFonts w:ascii="Times New Roman" w:hAnsi="Times New Roman" w:cs="Times New Roman"/>
-          <w:sz w:val="28"/>
-          <w:szCs w:val="28"/>
-        </w:rPr>
-        <w:t xml:space="preserve"> </w:t>
-      </w:r>
-      <w:r>
-        <w:rPr>
-          <w:rStyle w:val="af"/>
-          <w:rFonts w:ascii="Times New Roman" w:hAnsi="Times New Roman" w:cs="Times New Roman"/>
-          <w:sz w:val="28"/>
-          <w:szCs w:val="28"/>
-        </w:rPr>
-        <w:t>№7. Функції в С++</w:t>
+        <w:t>Розділ №7. Функції в С++</w:t>
       </w:r>
       <w:r>
         <w:rPr>
@@ -2937,24 +3220,27 @@
     </w:p>
     <w:p>
       <w:pPr>
-        <w:pStyle w:val="a9"/>
+        <w:pStyle w:val="ae"/>
         <w:numPr>
           <w:ilvl w:val="0"/>
-          <w:numId w:val="20"/>
+          <w:numId w:val="30"/>
         </w:numPr>
-        <w:rPr>
-          <w:rFonts w:ascii="Times New Roman" w:hAnsi="Times New Roman" w:cs="Times New Roman"/>
-          <w:sz w:val="28"/>
-          <w:szCs w:val="28"/>
-        </w:rPr>
-      </w:pPr>
-      <w:r>
-        <w:rPr>
-          <w:rFonts w:ascii="Times New Roman" w:hAnsi="Times New Roman" w:cs="Times New Roman"/>
-          <w:sz w:val="28"/>
-          <w:szCs w:val="28"/>
-        </w:rPr>
-        <w:t>Ознайомився з поняттями параметра та аргументу функції й з’ясував різницю між ними. Опрацював передавання аргументів за значенням і за посиланням. Засвоїв, що в першому випадку функція працює з копією значення, а в другому може змінювати початкову змінну. Законспектував основні правила та розглянув приклади застосування обох способів.</w:t>
+        <w:spacing w:before="0" w:beforeAutospacing="0" w:after="0" w:afterAutospacing="0"/>
+        <w:textAlignment w:val="baseline"/>
+        <w:rPr>
+          <w:rFonts w:ascii="Courier New" w:hAnsi="Courier New" w:cs="Courier New"/>
+          <w:color w:val="000000"/>
+          <w:sz w:val="28"/>
+          <w:szCs w:val="28"/>
+        </w:rPr>
+      </w:pPr>
+      <w:r>
+        <w:rPr>
+          <w:color w:val="000000"/>
+          <w:sz w:val="28"/>
+          <w:szCs w:val="28"/>
+        </w:rPr>
+        <w:t>Ознайомився з поняттям рекурсії та принципом виклику функцією самої себе. Опрацював базовий випадок і рекурсивний виклик, з’ясував їхню роль у роботі функції. Засвоїв, що кожен рекурсивний виклик має наближати виконання до умови завершення, щоб уникнути нескінченної рекурсії. На практиці застосував рекурсію для обчислення суми елементів одновимірного масиву та розглянув послідовність викликів функції.</w:t>
       </w:r>
     </w:p>
     <w:p>
@@ -3055,7 +3341,23 @@
           <w:sz w:val="28"/>
           <w:szCs w:val="28"/>
         </w:rPr>
-        <w:t>Звершення опрацювання теми:</w:t>
+        <w:t>З</w:t>
+      </w:r>
+      <w:r>
+        <w:rPr>
+          <w:rFonts w:ascii="Times New Roman" w:hAnsi="Times New Roman" w:cs="Times New Roman"/>
+          <w:sz w:val="28"/>
+          <w:szCs w:val="28"/>
+        </w:rPr>
+        <w:t>а</w:t>
+      </w:r>
+      <w:r>
+        <w:rPr>
+          <w:rFonts w:ascii="Times New Roman" w:hAnsi="Times New Roman" w:cs="Times New Roman"/>
+          <w:sz w:val="28"/>
+          <w:szCs w:val="28"/>
+        </w:rPr>
+        <w:t>вершення опрацювання теми:</w:t>
       </w:r>
       <w:r>
         <w:rPr>
@@ -3278,7 +3580,25 @@
           <w:sz w:val="28"/>
           <w:szCs w:val="28"/>
         </w:rPr>
-        <w:t xml:space="preserve">Перед лекцією переглянув онлайн-уроки та законспектував основні відомості про параметри й аргументи функції. Під час лекції закріпив отримані знання та розглянув передавання аргументів за значенням і за посиланням. З’ясував, у яких </w:t>
+        <w:t>Перед лекцією переглянув онлайн-</w:t>
+      </w:r>
+      <w:proofErr w:type="spellStart"/>
+      <w:r>
+        <w:rPr>
+          <w:rFonts w:ascii="Times New Roman" w:hAnsi="Times New Roman" w:cs="Times New Roman"/>
+          <w:sz w:val="28"/>
+          <w:szCs w:val="28"/>
+        </w:rPr>
+        <w:t>уроки</w:t>
+      </w:r>
+      <w:proofErr w:type="spellEnd"/>
+      <w:r>
+        <w:rPr>
+          <w:rFonts w:ascii="Times New Roman" w:hAnsi="Times New Roman" w:cs="Times New Roman"/>
+          <w:sz w:val="28"/>
+          <w:szCs w:val="28"/>
+        </w:rPr>
+        <w:t xml:space="preserve"> та законспектував основні відомості про параметри й аргументи функції. Під час лекції закріпив отримані знання та розглянув передавання аргументів за </w:t>
       </w:r>
       <w:r>
         <w:rPr>
@@ -3287,7 +3607,7 @@
           <w:szCs w:val="28"/>
         </w:rPr>
         <w:lastRenderedPageBreak/>
-        <w:t>випадках функція працює з копією значення, а в яких може змінювати початкову змінну</w:t>
+        <w:t>значенням і за посиланням. З’ясував, у яких випадках функція працює з копією значення, а в яких може змінювати початкову змінну</w:t>
       </w:r>
       <w:r>
         <w:rPr>
@@ -3395,7 +3715,23 @@
           <w:sz w:val="28"/>
           <w:szCs w:val="28"/>
         </w:rPr>
-        <w:t>Звершення опрацювання теми:</w:t>
+        <w:t>З</w:t>
+      </w:r>
+      <w:r>
+        <w:rPr>
+          <w:rFonts w:ascii="Times New Roman" w:hAnsi="Times New Roman" w:cs="Times New Roman"/>
+          <w:sz w:val="28"/>
+          <w:szCs w:val="28"/>
+        </w:rPr>
+        <w:t>а</w:t>
+      </w:r>
+      <w:r>
+        <w:rPr>
+          <w:rFonts w:ascii="Times New Roman" w:hAnsi="Times New Roman" w:cs="Times New Roman"/>
+          <w:sz w:val="28"/>
+          <w:szCs w:val="28"/>
+        </w:rPr>
+        <w:t>вершення опрацювання теми:</w:t>
       </w:r>
       <w:r>
         <w:rPr>
@@ -3507,6 +3843,7 @@
         </w:rPr>
       </w:pPr>
       <w:hyperlink r:id="rId13" w:history="1">
+        <w:proofErr w:type="spellStart"/>
         <w:r>
           <w:rPr>
             <w:rStyle w:val="af"/>
@@ -3514,8 +3851,9 @@
             <w:sz w:val="28"/>
             <w:szCs w:val="28"/>
           </w:rPr>
-          <w:t>Уроки C+</w:t>
+          <w:t>Уроки</w:t>
         </w:r>
+        <w:proofErr w:type="spellEnd"/>
         <w:r>
           <w:rPr>
             <w:rStyle w:val="af"/>
@@ -3523,8 +3861,9 @@
             <w:sz w:val="28"/>
             <w:szCs w:val="28"/>
           </w:rPr>
-          <w:t>+</w:t>
+          <w:t xml:space="preserve"> C++ для початківців / #17 – Вбудовані </w:t>
         </w:r>
+        <w:proofErr w:type="spellStart"/>
         <w:r>
           <w:rPr>
             <w:rStyle w:val="af"/>
@@ -3532,7 +3871,17 @@
             <w:sz w:val="28"/>
             <w:szCs w:val="28"/>
           </w:rPr>
-          <w:t xml:space="preserve"> для початківців / #17 – Вбудовані функції C++</w:t>
+          <w:t>функціі</w:t>
+        </w:r>
+        <w:proofErr w:type="spellEnd"/>
+        <w:r>
+          <w:rPr>
+            <w:rStyle w:val="af"/>
+            <w:rFonts w:ascii="Times New Roman" w:hAnsi="Times New Roman" w:cs="Times New Roman"/>
+            <w:sz w:val="28"/>
+            <w:szCs w:val="28"/>
+          </w:rPr>
+          <w:t>̈ C++</w:t>
         </w:r>
       </w:hyperlink>
     </w:p>
@@ -3680,7 +4029,23 @@
           <w:sz w:val="28"/>
           <w:szCs w:val="28"/>
         </w:rPr>
-        <w:t>Звершення опрацювання теми:</w:t>
+        <w:t>З</w:t>
+      </w:r>
+      <w:r>
+        <w:rPr>
+          <w:rFonts w:ascii="Times New Roman" w:hAnsi="Times New Roman" w:cs="Times New Roman"/>
+          <w:sz w:val="28"/>
+          <w:szCs w:val="28"/>
+        </w:rPr>
+        <w:t>а</w:t>
+      </w:r>
+      <w:r>
+        <w:rPr>
+          <w:rFonts w:ascii="Times New Roman" w:hAnsi="Times New Roman" w:cs="Times New Roman"/>
+          <w:sz w:val="28"/>
+          <w:szCs w:val="28"/>
+        </w:rPr>
+        <w:t>вершення опрацювання теми:</w:t>
       </w:r>
       <w:r>
         <w:rPr>
@@ -3818,6 +4183,7 @@
         </w:rPr>
       </w:pPr>
       <w:hyperlink r:id="rId15" w:history="1">
+        <w:proofErr w:type="spellStart"/>
         <w:r>
           <w:rPr>
             <w:rStyle w:val="af"/>
@@ -3825,7 +4191,17 @@
             <w:sz w:val="28"/>
             <w:szCs w:val="28"/>
           </w:rPr>
-          <w:t>Уроки C++ для початківців / #7 – Масиви даних (одновимірні та багатовимірні)</w:t>
+          <w:t>Уроки</w:t>
+        </w:r>
+        <w:proofErr w:type="spellEnd"/>
+        <w:r>
+          <w:rPr>
+            <w:rStyle w:val="af"/>
+            <w:rFonts w:ascii="Times New Roman" w:hAnsi="Times New Roman" w:cs="Times New Roman"/>
+            <w:sz w:val="28"/>
+            <w:szCs w:val="28"/>
+          </w:rPr>
+          <w:t xml:space="preserve"> C++ для початківців / #7 – Масиви даних (одновимірні та багатовимірні)</w:t>
         </w:r>
       </w:hyperlink>
     </w:p>
@@ -3961,15 +4337,25 @@
           <w:sz w:val="28"/>
           <w:szCs w:val="28"/>
         </w:rPr>
-        <w:t>переглянув</w:t>
-      </w:r>
-      <w:r>
-        <w:rPr>
-          <w:rFonts w:ascii="Times New Roman" w:hAnsi="Times New Roman" w:cs="Times New Roman"/>
-          <w:sz w:val="28"/>
-          <w:szCs w:val="28"/>
-        </w:rPr>
-        <w:t xml:space="preserve"> відеоурок №7 та законспектував основні відомості про одновимірні масиви. Ознайомився з їх </w:t>
+        <w:t xml:space="preserve">переглянув </w:t>
+      </w:r>
+      <w:proofErr w:type="spellStart"/>
+      <w:r>
+        <w:rPr>
+          <w:rFonts w:ascii="Times New Roman" w:hAnsi="Times New Roman" w:cs="Times New Roman"/>
+          <w:sz w:val="28"/>
+          <w:szCs w:val="28"/>
+        </w:rPr>
+        <w:t>відеоурок</w:t>
+      </w:r>
+      <w:proofErr w:type="spellEnd"/>
+      <w:r>
+        <w:rPr>
+          <w:rFonts w:ascii="Times New Roman" w:hAnsi="Times New Roman" w:cs="Times New Roman"/>
+          <w:sz w:val="28"/>
+          <w:szCs w:val="28"/>
+        </w:rPr>
+        <w:t xml:space="preserve"> №7 та законспектував основні </w:t>
       </w:r>
       <w:r>
         <w:rPr>
@@ -3978,7 +4364,7 @@
           <w:szCs w:val="28"/>
         </w:rPr>
         <w:lastRenderedPageBreak/>
-        <w:t>оголошенням, ініціалізацією та доступом до елементів за індексами. Під час лекції закріпив отримані знання й розглянув опрацювання масивів за допомогою циклів. Засвоїв правила індексації та розглянув приклади обчислення суми елементів і пошуку найбільшого та найменшого значень.</w:t>
+        <w:t>відомості про одновимірні масиви. Ознайомився з їх оголошенням, ініціалізацією та доступом до елементів за індексами. Під час лекції закріпив отримані знання й розглянув опрацювання масивів за допомогою циклів. Засвоїв правила індексації та розглянув приклади обчислення суми елементів і пошуку найбільшого та найменшого значень.</w:t>
       </w:r>
     </w:p>
     <w:p>
@@ -4078,7 +4464,23 @@
           <w:sz w:val="28"/>
           <w:szCs w:val="28"/>
         </w:rPr>
-        <w:t>Звершення опрацювання теми:</w:t>
+        <w:t>З</w:t>
+      </w:r>
+      <w:r>
+        <w:rPr>
+          <w:rFonts w:ascii="Times New Roman" w:hAnsi="Times New Roman" w:cs="Times New Roman"/>
+          <w:sz w:val="28"/>
+          <w:szCs w:val="28"/>
+        </w:rPr>
+        <w:t>а</w:t>
+      </w:r>
+      <w:r>
+        <w:rPr>
+          <w:rFonts w:ascii="Times New Roman" w:hAnsi="Times New Roman" w:cs="Times New Roman"/>
+          <w:sz w:val="28"/>
+          <w:szCs w:val="28"/>
+        </w:rPr>
+        <w:t>вершення опрацювання теми:</w:t>
       </w:r>
       <w:r>
         <w:rPr>
@@ -4165,6 +4567,7 @@
         </w:rPr>
         <w:t xml:space="preserve">Оператор </w:t>
       </w:r>
+      <w:proofErr w:type="spellStart"/>
       <w:r>
         <w:rPr>
           <w:color w:val="000000"/>
@@ -4174,6 +4577,7 @@
         </w:rPr>
         <w:t>goto</w:t>
       </w:r>
+      <w:proofErr w:type="spellEnd"/>
       <w:r>
         <w:rPr>
           <w:color w:val="000000"/>
@@ -4191,6 +4595,7 @@
         </w:rPr>
         <w:t xml:space="preserve"> Основні правила роботи з оператором </w:t>
       </w:r>
+      <w:proofErr w:type="spellStart"/>
       <w:r>
         <w:rPr>
           <w:color w:val="000000"/>
@@ -4200,6 +4605,7 @@
         </w:rPr>
         <w:t>goto</w:t>
       </w:r>
+      <w:proofErr w:type="spellEnd"/>
       <w:r>
         <w:rPr>
           <w:color w:val="000000"/>
@@ -4252,34 +4658,7 @@
             <w:sz w:val="28"/>
             <w:szCs w:val="28"/>
           </w:rPr>
-          <w:t>Розділ №5. Порядок виконання коду в програмі. Цикл</w:t>
-        </w:r>
-        <w:r>
-          <w:rPr>
-            <w:rStyle w:val="af"/>
-            <w:rFonts w:ascii="Times New Roman" w:hAnsi="Times New Roman" w:cs="Times New Roman"/>
-            <w:sz w:val="28"/>
-            <w:szCs w:val="28"/>
-          </w:rPr>
-          <w:t>и</w:t>
-        </w:r>
-        <w:r>
-          <w:rPr>
-            <w:rStyle w:val="af"/>
-            <w:rFonts w:ascii="Times New Roman" w:hAnsi="Times New Roman" w:cs="Times New Roman"/>
-            <w:sz w:val="28"/>
-            <w:szCs w:val="28"/>
-          </w:rPr>
-          <w:t xml:space="preserve"> і розгалуження в С++</w:t>
-        </w:r>
-        <w:r>
-          <w:rPr>
-            <w:rStyle w:val="af"/>
-            <w:rFonts w:ascii="Times New Roman" w:hAnsi="Times New Roman" w:cs="Times New Roman"/>
-            <w:sz w:val="28"/>
-            <w:szCs w:val="28"/>
-          </w:rPr>
-          <w:t>.</w:t>
+          <w:t>Розділ №5. Порядок виконання коду в програмі. Цикли і розгалуження в С++.</w:t>
         </w:r>
         <w:r>
           <w:rPr>
@@ -4302,8 +4681,19 @@
             <w:sz w:val="28"/>
             <w:szCs w:val="28"/>
           </w:rPr>
-          <w:t>Урок №69. Оператор goto</w:t>
+          <w:t xml:space="preserve">Урок №69. Оператор </w:t>
         </w:r>
+        <w:proofErr w:type="spellStart"/>
+        <w:r>
+          <w:rPr>
+            <w:rStyle w:val="af"/>
+            <w:rFonts w:ascii="Times New Roman" w:hAnsi="Times New Roman" w:cs="Times New Roman"/>
+            <w:sz w:val="28"/>
+            <w:szCs w:val="28"/>
+          </w:rPr>
+          <w:t>goto</w:t>
+        </w:r>
+        <w:proofErr w:type="spellEnd"/>
       </w:hyperlink>
     </w:p>
     <w:p>
@@ -4350,7 +4740,25 @@
           <w:sz w:val="28"/>
           <w:szCs w:val="28"/>
         </w:rPr>
-        <w:t>Переглянув урок №69 та законспектував основні правила використання оператора goto. Ознайомився з оголошенням міток і переходами до них, а також розглянув приклад повторного введення даних у разі помилки.</w:t>
+        <w:t xml:space="preserve">Переглянув урок №69 та законспектував основні правила використання оператора </w:t>
+      </w:r>
+      <w:proofErr w:type="spellStart"/>
+      <w:r>
+        <w:rPr>
+          <w:rFonts w:ascii="Times New Roman" w:hAnsi="Times New Roman" w:cs="Times New Roman"/>
+          <w:sz w:val="28"/>
+          <w:szCs w:val="28"/>
+        </w:rPr>
+        <w:t>goto</w:t>
+      </w:r>
+      <w:proofErr w:type="spellEnd"/>
+      <w:r>
+        <w:rPr>
+          <w:rFonts w:ascii="Times New Roman" w:hAnsi="Times New Roman" w:cs="Times New Roman"/>
+          <w:sz w:val="28"/>
+          <w:szCs w:val="28"/>
+        </w:rPr>
+        <w:t>. Ознайомився з оголошенням міток і переходами до них, а також розглянув приклад повторного введення даних у разі помилки.</w:t>
       </w:r>
     </w:p>
     <w:p>
@@ -4450,7 +4858,23 @@
           <w:sz w:val="28"/>
           <w:szCs w:val="28"/>
         </w:rPr>
-        <w:t>Звершення опрацювання теми:</w:t>
+        <w:t>З</w:t>
+      </w:r>
+      <w:r>
+        <w:rPr>
+          <w:rFonts w:ascii="Times New Roman" w:hAnsi="Times New Roman" w:cs="Times New Roman"/>
+          <w:sz w:val="28"/>
+          <w:szCs w:val="28"/>
+        </w:rPr>
+        <w:t>а</w:t>
+      </w:r>
+      <w:r>
+        <w:rPr>
+          <w:rFonts w:ascii="Times New Roman" w:hAnsi="Times New Roman" w:cs="Times New Roman"/>
+          <w:sz w:val="28"/>
+          <w:szCs w:val="28"/>
+        </w:rPr>
+        <w:t>вершення опрацювання теми:</w:t>
       </w:r>
       <w:r>
         <w:rPr>
@@ -4579,14 +5003,52 @@
         </w:rPr>
         <w:t xml:space="preserve"> </w:t>
       </w:r>
-      <w:r>
-        <w:rPr>
-          <w:rFonts w:ascii="Times New Roman" w:hAnsi="Times New Roman" w:cs="Times New Roman"/>
-          <w:sz w:val="28"/>
-          <w:szCs w:val="28"/>
-        </w:rPr>
-        <w:t>Theory Education Activities</w:t>
-      </w:r>
+      <w:proofErr w:type="spellStart"/>
+      <w:r>
+        <w:rPr>
+          <w:rFonts w:ascii="Times New Roman" w:hAnsi="Times New Roman" w:cs="Times New Roman"/>
+          <w:sz w:val="28"/>
+          <w:szCs w:val="28"/>
+        </w:rPr>
+        <w:t>Theory</w:t>
+      </w:r>
+      <w:proofErr w:type="spellEnd"/>
+      <w:r>
+        <w:rPr>
+          <w:rFonts w:ascii="Times New Roman" w:hAnsi="Times New Roman" w:cs="Times New Roman"/>
+          <w:sz w:val="28"/>
+          <w:szCs w:val="28"/>
+        </w:rPr>
+        <w:t xml:space="preserve"> </w:t>
+      </w:r>
+      <w:proofErr w:type="spellStart"/>
+      <w:r>
+        <w:rPr>
+          <w:rFonts w:ascii="Times New Roman" w:hAnsi="Times New Roman" w:cs="Times New Roman"/>
+          <w:sz w:val="28"/>
+          <w:szCs w:val="28"/>
+        </w:rPr>
+        <w:t>Education</w:t>
+      </w:r>
+      <w:proofErr w:type="spellEnd"/>
+      <w:r>
+        <w:rPr>
+          <w:rFonts w:ascii="Times New Roman" w:hAnsi="Times New Roman" w:cs="Times New Roman"/>
+          <w:sz w:val="28"/>
+          <w:szCs w:val="28"/>
+        </w:rPr>
+        <w:t xml:space="preserve"> </w:t>
+      </w:r>
+      <w:proofErr w:type="spellStart"/>
+      <w:r>
+        <w:rPr>
+          <w:rFonts w:ascii="Times New Roman" w:hAnsi="Times New Roman" w:cs="Times New Roman"/>
+          <w:sz w:val="28"/>
+          <w:szCs w:val="28"/>
+        </w:rPr>
+        <w:t>Activities</w:t>
+      </w:r>
+      <w:proofErr w:type="spellEnd"/>
     </w:p>
     <w:p>
       <w:pPr>
@@ -4655,6 +5117,7 @@
           <w:sz w:val="28"/>
           <w:szCs w:val="28"/>
         </w:rPr>
+        <w:lastRenderedPageBreak/>
         <w:t>Завдання №</w:t>
       </w:r>
       <w:r>
@@ -4671,7 +5134,241 @@
           <w:sz w:val="28"/>
           <w:szCs w:val="28"/>
         </w:rPr>
-        <w:t xml:space="preserve"> Requirements management (understand tasks) and design activities (draw flow diagram and estimate tasks 3-7)</w:t>
+        <w:t xml:space="preserve"> </w:t>
+      </w:r>
+      <w:proofErr w:type="spellStart"/>
+      <w:r>
+        <w:rPr>
+          <w:rFonts w:ascii="Times New Roman" w:hAnsi="Times New Roman" w:cs="Times New Roman"/>
+          <w:sz w:val="28"/>
+          <w:szCs w:val="28"/>
+        </w:rPr>
+        <w:t>Requirements</w:t>
+      </w:r>
+      <w:proofErr w:type="spellEnd"/>
+      <w:r>
+        <w:rPr>
+          <w:rFonts w:ascii="Times New Roman" w:hAnsi="Times New Roman" w:cs="Times New Roman"/>
+          <w:sz w:val="28"/>
+          <w:szCs w:val="28"/>
+        </w:rPr>
+        <w:t xml:space="preserve"> </w:t>
+      </w:r>
+      <w:proofErr w:type="spellStart"/>
+      <w:r>
+        <w:rPr>
+          <w:rFonts w:ascii="Times New Roman" w:hAnsi="Times New Roman" w:cs="Times New Roman"/>
+          <w:sz w:val="28"/>
+          <w:szCs w:val="28"/>
+        </w:rPr>
+        <w:t>management</w:t>
+      </w:r>
+      <w:proofErr w:type="spellEnd"/>
+      <w:r>
+        <w:rPr>
+          <w:rFonts w:ascii="Times New Roman" w:hAnsi="Times New Roman" w:cs="Times New Roman"/>
+          <w:sz w:val="28"/>
+          <w:szCs w:val="28"/>
+        </w:rPr>
+        <w:t xml:space="preserve"> (</w:t>
+      </w:r>
+      <w:proofErr w:type="spellStart"/>
+      <w:r>
+        <w:rPr>
+          <w:rFonts w:ascii="Times New Roman" w:hAnsi="Times New Roman" w:cs="Times New Roman"/>
+          <w:sz w:val="28"/>
+          <w:szCs w:val="28"/>
+        </w:rPr>
+        <w:t>understand</w:t>
+      </w:r>
+      <w:proofErr w:type="spellEnd"/>
+      <w:r>
+        <w:rPr>
+          <w:rFonts w:ascii="Times New Roman" w:hAnsi="Times New Roman" w:cs="Times New Roman"/>
+          <w:sz w:val="28"/>
+          <w:szCs w:val="28"/>
+        </w:rPr>
+        <w:t xml:space="preserve"> </w:t>
+      </w:r>
+      <w:proofErr w:type="spellStart"/>
+      <w:r>
+        <w:rPr>
+          <w:rFonts w:ascii="Times New Roman" w:hAnsi="Times New Roman" w:cs="Times New Roman"/>
+          <w:sz w:val="28"/>
+          <w:szCs w:val="28"/>
+        </w:rPr>
+        <w:t>tasks</w:t>
+      </w:r>
+      <w:proofErr w:type="spellEnd"/>
+      <w:r>
+        <w:rPr>
+          <w:rFonts w:ascii="Times New Roman" w:hAnsi="Times New Roman" w:cs="Times New Roman"/>
+          <w:sz w:val="28"/>
+          <w:szCs w:val="28"/>
+        </w:rPr>
+        <w:t xml:space="preserve">) </w:t>
+      </w:r>
+      <w:proofErr w:type="spellStart"/>
+      <w:r>
+        <w:rPr>
+          <w:rFonts w:ascii="Times New Roman" w:hAnsi="Times New Roman" w:cs="Times New Roman"/>
+          <w:sz w:val="28"/>
+          <w:szCs w:val="28"/>
+        </w:rPr>
+        <w:t>and</w:t>
+      </w:r>
+      <w:proofErr w:type="spellEnd"/>
+      <w:r>
+        <w:rPr>
+          <w:rFonts w:ascii="Times New Roman" w:hAnsi="Times New Roman" w:cs="Times New Roman"/>
+          <w:sz w:val="28"/>
+          <w:szCs w:val="28"/>
+        </w:rPr>
+        <w:t xml:space="preserve"> </w:t>
+      </w:r>
+      <w:proofErr w:type="spellStart"/>
+      <w:r>
+        <w:rPr>
+          <w:rFonts w:ascii="Times New Roman" w:hAnsi="Times New Roman" w:cs="Times New Roman"/>
+          <w:sz w:val="28"/>
+          <w:szCs w:val="28"/>
+        </w:rPr>
+        <w:t>design</w:t>
+      </w:r>
+      <w:proofErr w:type="spellEnd"/>
+      <w:r>
+        <w:rPr>
+          <w:rFonts w:ascii="Times New Roman" w:hAnsi="Times New Roman" w:cs="Times New Roman"/>
+          <w:sz w:val="28"/>
+          <w:szCs w:val="28"/>
+        </w:rPr>
+        <w:t xml:space="preserve"> </w:t>
+      </w:r>
+      <w:proofErr w:type="spellStart"/>
+      <w:r>
+        <w:rPr>
+          <w:rFonts w:ascii="Times New Roman" w:hAnsi="Times New Roman" w:cs="Times New Roman"/>
+          <w:sz w:val="28"/>
+          <w:szCs w:val="28"/>
+        </w:rPr>
+        <w:t>activities</w:t>
+      </w:r>
+      <w:proofErr w:type="spellEnd"/>
+      <w:r>
+        <w:rPr>
+          <w:rFonts w:ascii="Times New Roman" w:hAnsi="Times New Roman" w:cs="Times New Roman"/>
+          <w:sz w:val="28"/>
+          <w:szCs w:val="28"/>
+        </w:rPr>
+        <w:t xml:space="preserve"> (</w:t>
+      </w:r>
+      <w:proofErr w:type="spellStart"/>
+      <w:r>
+        <w:rPr>
+          <w:rFonts w:ascii="Times New Roman" w:hAnsi="Times New Roman" w:cs="Times New Roman"/>
+          <w:sz w:val="28"/>
+          <w:szCs w:val="28"/>
+        </w:rPr>
+        <w:t>draw</w:t>
+      </w:r>
+      <w:proofErr w:type="spellEnd"/>
+      <w:r>
+        <w:rPr>
+          <w:rFonts w:ascii="Times New Roman" w:hAnsi="Times New Roman" w:cs="Times New Roman"/>
+          <w:sz w:val="28"/>
+          <w:szCs w:val="28"/>
+        </w:rPr>
+        <w:t xml:space="preserve"> </w:t>
+      </w:r>
+      <w:proofErr w:type="spellStart"/>
+      <w:r>
+        <w:rPr>
+          <w:rFonts w:ascii="Times New Roman" w:hAnsi="Times New Roman" w:cs="Times New Roman"/>
+          <w:sz w:val="28"/>
+          <w:szCs w:val="28"/>
+        </w:rPr>
+        <w:t>flow</w:t>
+      </w:r>
+      <w:proofErr w:type="spellEnd"/>
+      <w:r>
+        <w:rPr>
+          <w:rFonts w:ascii="Times New Roman" w:hAnsi="Times New Roman" w:cs="Times New Roman"/>
+          <w:sz w:val="28"/>
+          <w:szCs w:val="28"/>
+        </w:rPr>
+        <w:t xml:space="preserve"> </w:t>
+      </w:r>
+      <w:proofErr w:type="spellStart"/>
+      <w:r>
+        <w:rPr>
+          <w:rFonts w:ascii="Times New Roman" w:hAnsi="Times New Roman" w:cs="Times New Roman"/>
+          <w:sz w:val="28"/>
+          <w:szCs w:val="28"/>
+        </w:rPr>
+        <w:t>diagram</w:t>
+      </w:r>
+      <w:proofErr w:type="spellEnd"/>
+      <w:r>
+        <w:rPr>
+          <w:rFonts w:ascii="Times New Roman" w:hAnsi="Times New Roman" w:cs="Times New Roman"/>
+          <w:sz w:val="28"/>
+          <w:szCs w:val="28"/>
+        </w:rPr>
+        <w:t xml:space="preserve"> </w:t>
+      </w:r>
+      <w:proofErr w:type="spellStart"/>
+      <w:r>
+        <w:rPr>
+          <w:rFonts w:ascii="Times New Roman" w:hAnsi="Times New Roman" w:cs="Times New Roman"/>
+          <w:sz w:val="28"/>
+          <w:szCs w:val="28"/>
+        </w:rPr>
+        <w:t>and</w:t>
+      </w:r>
+      <w:proofErr w:type="spellEnd"/>
+      <w:r>
+        <w:rPr>
+          <w:rFonts w:ascii="Times New Roman" w:hAnsi="Times New Roman" w:cs="Times New Roman"/>
+          <w:sz w:val="28"/>
+          <w:szCs w:val="28"/>
+        </w:rPr>
+        <w:t xml:space="preserve"> </w:t>
+      </w:r>
+      <w:proofErr w:type="spellStart"/>
+      <w:r>
+        <w:rPr>
+          <w:rFonts w:ascii="Times New Roman" w:hAnsi="Times New Roman" w:cs="Times New Roman"/>
+          <w:sz w:val="28"/>
+          <w:szCs w:val="28"/>
+        </w:rPr>
+        <w:t>estimate</w:t>
+      </w:r>
+      <w:proofErr w:type="spellEnd"/>
+      <w:r>
+        <w:rPr>
+          <w:rFonts w:ascii="Times New Roman" w:hAnsi="Times New Roman" w:cs="Times New Roman"/>
+          <w:sz w:val="28"/>
+          <w:szCs w:val="28"/>
+        </w:rPr>
+        <w:t xml:space="preserve"> </w:t>
+      </w:r>
+      <w:proofErr w:type="spellStart"/>
+      <w:r>
+        <w:rPr>
+          <w:rFonts w:ascii="Times New Roman" w:hAnsi="Times New Roman" w:cs="Times New Roman"/>
+          <w:sz w:val="28"/>
+          <w:szCs w:val="28"/>
+        </w:rPr>
+        <w:t>tasks</w:t>
+      </w:r>
+      <w:proofErr w:type="spellEnd"/>
+      <w:r>
+        <w:rPr>
+          <w:rFonts w:ascii="Times New Roman" w:hAnsi="Times New Roman" w:cs="Times New Roman"/>
+          <w:sz w:val="28"/>
+          <w:szCs w:val="28"/>
+        </w:rPr>
+        <w:t xml:space="preserve"> 3-7)</w:t>
       </w:r>
       <w:r>
         <w:rPr>
@@ -4699,7 +5396,6 @@
           <w:sz w:val="28"/>
           <w:szCs w:val="28"/>
         </w:rPr>
-        <w:lastRenderedPageBreak/>
         <w:t>Проаналізувати умови завдань, побудувати блок-схеми алгоритмів їх розв’язання та оцінити час, необхідний для виконання завдань.</w:t>
       </w:r>
     </w:p>
@@ -4736,13 +5432,59 @@
         </w:rPr>
         <w:t xml:space="preserve"> </w:t>
       </w:r>
-      <w:r>
-        <w:rPr>
-          <w:rFonts w:ascii="Times New Roman" w:hAnsi="Times New Roman" w:cs="Times New Roman"/>
-          <w:sz w:val="28"/>
-          <w:szCs w:val="28"/>
-        </w:rPr>
-        <w:t>Lab# programming: Lab 2</w:t>
+      <w:proofErr w:type="spellStart"/>
+      <w:r>
+        <w:rPr>
+          <w:rFonts w:ascii="Times New Roman" w:hAnsi="Times New Roman" w:cs="Times New Roman"/>
+          <w:sz w:val="28"/>
+          <w:szCs w:val="28"/>
+        </w:rPr>
+        <w:t>Lab</w:t>
+      </w:r>
+      <w:proofErr w:type="spellEnd"/>
+      <w:r>
+        <w:rPr>
+          <w:rFonts w:ascii="Times New Roman" w:hAnsi="Times New Roman" w:cs="Times New Roman"/>
+          <w:sz w:val="28"/>
+          <w:szCs w:val="28"/>
+        </w:rPr>
+        <w:t xml:space="preserve"># </w:t>
+      </w:r>
+      <w:proofErr w:type="spellStart"/>
+      <w:r>
+        <w:rPr>
+          <w:rFonts w:ascii="Times New Roman" w:hAnsi="Times New Roman" w:cs="Times New Roman"/>
+          <w:sz w:val="28"/>
+          <w:szCs w:val="28"/>
+        </w:rPr>
+        <w:t>programming</w:t>
+      </w:r>
+      <w:proofErr w:type="spellEnd"/>
+      <w:r>
+        <w:rPr>
+          <w:rFonts w:ascii="Times New Roman" w:hAnsi="Times New Roman" w:cs="Times New Roman"/>
+          <w:sz w:val="28"/>
+          <w:szCs w:val="28"/>
+        </w:rPr>
+        <w:t xml:space="preserve">: </w:t>
+      </w:r>
+      <w:proofErr w:type="spellStart"/>
+      <w:r>
+        <w:rPr>
+          <w:rFonts w:ascii="Times New Roman" w:hAnsi="Times New Roman" w:cs="Times New Roman"/>
+          <w:sz w:val="28"/>
+          <w:szCs w:val="28"/>
+        </w:rPr>
+        <w:t>Lab</w:t>
+      </w:r>
+      <w:proofErr w:type="spellEnd"/>
+      <w:r>
+        <w:rPr>
+          <w:rFonts w:ascii="Times New Roman" w:hAnsi="Times New Roman" w:cs="Times New Roman"/>
+          <w:sz w:val="28"/>
+          <w:szCs w:val="28"/>
+        </w:rPr>
+        <w:t xml:space="preserve"> 2</w:t>
       </w:r>
     </w:p>
     <w:p>
@@ -4814,6 +5556,7 @@
         </w:rPr>
         <w:t xml:space="preserve"> </w:t>
       </w:r>
+      <w:proofErr w:type="spellStart"/>
       <w:r>
         <w:rPr>
           <w:rFonts w:ascii="Times New Roman" w:hAnsi="Times New Roman" w:cs="Times New Roman"/>
@@ -4821,8 +5564,9 @@
           <w:szCs w:val="28"/>
           <w:lang w:val="ru-RU"/>
         </w:rPr>
-        <w:t>Використовуючи оператор циклу, знайти суму елементів, зазначених у</w:t>
-      </w:r>
+        <w:t>Використовуючи</w:t>
+      </w:r>
+      <w:proofErr w:type="spellEnd"/>
       <w:r>
         <w:rPr>
           <w:rFonts w:ascii="Times New Roman" w:hAnsi="Times New Roman" w:cs="Times New Roman"/>
@@ -4830,6 +5574,75 @@
           <w:szCs w:val="28"/>
           <w:lang w:val="ru-RU"/>
         </w:rPr>
+        <w:t xml:space="preserve"> оператор циклу, </w:t>
+      </w:r>
+      <w:proofErr w:type="spellStart"/>
+      <w:r>
+        <w:rPr>
+          <w:rFonts w:ascii="Times New Roman" w:hAnsi="Times New Roman" w:cs="Times New Roman"/>
+          <w:sz w:val="28"/>
+          <w:szCs w:val="28"/>
+          <w:lang w:val="ru-RU"/>
+        </w:rPr>
+        <w:t>знайти</w:t>
+      </w:r>
+      <w:proofErr w:type="spellEnd"/>
+      <w:r>
+        <w:rPr>
+          <w:rFonts w:ascii="Times New Roman" w:hAnsi="Times New Roman" w:cs="Times New Roman"/>
+          <w:sz w:val="28"/>
+          <w:szCs w:val="28"/>
+          <w:lang w:val="ru-RU"/>
+        </w:rPr>
+        <w:t xml:space="preserve"> суму </w:t>
+      </w:r>
+      <w:proofErr w:type="spellStart"/>
+      <w:r>
+        <w:rPr>
+          <w:rFonts w:ascii="Times New Roman" w:hAnsi="Times New Roman" w:cs="Times New Roman"/>
+          <w:sz w:val="28"/>
+          <w:szCs w:val="28"/>
+          <w:lang w:val="ru-RU"/>
+        </w:rPr>
+        <w:t>елементів</w:t>
+      </w:r>
+      <w:proofErr w:type="spellEnd"/>
+      <w:r>
+        <w:rPr>
+          <w:rFonts w:ascii="Times New Roman" w:hAnsi="Times New Roman" w:cs="Times New Roman"/>
+          <w:sz w:val="28"/>
+          <w:szCs w:val="28"/>
+          <w:lang w:val="ru-RU"/>
+        </w:rPr>
+        <w:t xml:space="preserve">, </w:t>
+      </w:r>
+      <w:proofErr w:type="spellStart"/>
+      <w:r>
+        <w:rPr>
+          <w:rFonts w:ascii="Times New Roman" w:hAnsi="Times New Roman" w:cs="Times New Roman"/>
+          <w:sz w:val="28"/>
+          <w:szCs w:val="28"/>
+          <w:lang w:val="ru-RU"/>
+        </w:rPr>
+        <w:t>зазначених</w:t>
+      </w:r>
+      <w:proofErr w:type="spellEnd"/>
+      <w:r>
+        <w:rPr>
+          <w:rFonts w:ascii="Times New Roman" w:hAnsi="Times New Roman" w:cs="Times New Roman"/>
+          <w:sz w:val="28"/>
+          <w:szCs w:val="28"/>
+          <w:lang w:val="ru-RU"/>
+        </w:rPr>
+        <w:t xml:space="preserve"> у</w:t>
+      </w:r>
+      <w:r>
+        <w:rPr>
+          <w:rFonts w:ascii="Times New Roman" w:hAnsi="Times New Roman" w:cs="Times New Roman"/>
+          <w:sz w:val="28"/>
+          <w:szCs w:val="28"/>
+          <w:lang w:val="ru-RU"/>
+        </w:rPr>
         <w:t xml:space="preserve"> </w:t>
       </w:r>
       <w:r>
@@ -4839,8 +5652,9 @@
           <w:szCs w:val="28"/>
           <w:lang w:val="ru-RU"/>
         </w:rPr>
-        <w:t>конкретному варіанті. Результат надрукувати, надавши відповідний</w:t>
-      </w:r>
+        <w:t xml:space="preserve">конкретному </w:t>
+      </w:r>
+      <w:proofErr w:type="spellStart"/>
       <w:r>
         <w:rPr>
           <w:rFonts w:ascii="Times New Roman" w:hAnsi="Times New Roman" w:cs="Times New Roman"/>
@@ -4848,8 +5662,79 @@
           <w:szCs w:val="28"/>
           <w:lang w:val="ru-RU"/>
         </w:rPr>
+        <w:t>варіанті</w:t>
+      </w:r>
+      <w:proofErr w:type="spellEnd"/>
+      <w:r>
+        <w:rPr>
+          <w:rFonts w:ascii="Times New Roman" w:hAnsi="Times New Roman" w:cs="Times New Roman"/>
+          <w:sz w:val="28"/>
+          <w:szCs w:val="28"/>
+          <w:lang w:val="ru-RU"/>
+        </w:rPr>
+        <w:t xml:space="preserve">. Результат </w:t>
+      </w:r>
+      <w:proofErr w:type="spellStart"/>
+      <w:r>
+        <w:rPr>
+          <w:rFonts w:ascii="Times New Roman" w:hAnsi="Times New Roman" w:cs="Times New Roman"/>
+          <w:sz w:val="28"/>
+          <w:szCs w:val="28"/>
+          <w:lang w:val="ru-RU"/>
+        </w:rPr>
+        <w:t>надрукувати</w:t>
+      </w:r>
+      <w:proofErr w:type="spellEnd"/>
+      <w:r>
+        <w:rPr>
+          <w:rFonts w:ascii="Times New Roman" w:hAnsi="Times New Roman" w:cs="Times New Roman"/>
+          <w:sz w:val="28"/>
+          <w:szCs w:val="28"/>
+          <w:lang w:val="ru-RU"/>
+        </w:rPr>
+        <w:t xml:space="preserve">, </w:t>
+      </w:r>
+      <w:proofErr w:type="spellStart"/>
+      <w:r>
+        <w:rPr>
+          <w:rFonts w:ascii="Times New Roman" w:hAnsi="Times New Roman" w:cs="Times New Roman"/>
+          <w:sz w:val="28"/>
+          <w:szCs w:val="28"/>
+          <w:lang w:val="ru-RU"/>
+        </w:rPr>
+        <w:t>надавши</w:t>
+      </w:r>
+      <w:proofErr w:type="spellEnd"/>
+      <w:r>
+        <w:rPr>
+          <w:rFonts w:ascii="Times New Roman" w:hAnsi="Times New Roman" w:cs="Times New Roman"/>
+          <w:sz w:val="28"/>
+          <w:szCs w:val="28"/>
+          <w:lang w:val="ru-RU"/>
+        </w:rPr>
         <w:t xml:space="preserve"> </w:t>
       </w:r>
+      <w:proofErr w:type="spellStart"/>
+      <w:r>
+        <w:rPr>
+          <w:rFonts w:ascii="Times New Roman" w:hAnsi="Times New Roman" w:cs="Times New Roman"/>
+          <w:sz w:val="28"/>
+          <w:szCs w:val="28"/>
+          <w:lang w:val="ru-RU"/>
+        </w:rPr>
+        <w:t>відповідний</w:t>
+      </w:r>
+      <w:proofErr w:type="spellEnd"/>
+      <w:r>
+        <w:rPr>
+          <w:rFonts w:ascii="Times New Roman" w:hAnsi="Times New Roman" w:cs="Times New Roman"/>
+          <w:sz w:val="28"/>
+          <w:szCs w:val="28"/>
+          <w:lang w:val="ru-RU"/>
+        </w:rPr>
+        <w:t xml:space="preserve"> </w:t>
+      </w:r>
+      <w:proofErr w:type="spellStart"/>
       <w:r>
         <w:rPr>
           <w:rFonts w:ascii="Times New Roman" w:hAnsi="Times New Roman" w:cs="Times New Roman"/>
@@ -4857,7 +5742,17 @@
           <w:szCs w:val="28"/>
           <w:lang w:val="en-US"/>
         </w:rPr>
-        <w:t>заголовком.</w:t>
+        <w:t>заголовком</w:t>
+      </w:r>
+      <w:proofErr w:type="spellEnd"/>
+      <w:r>
+        <w:rPr>
+          <w:rFonts w:ascii="Times New Roman" w:hAnsi="Times New Roman" w:cs="Times New Roman"/>
+          <w:sz w:val="28"/>
+          <w:szCs w:val="28"/>
+          <w:lang w:val="en-US"/>
+        </w:rPr>
+        <w:t>.</w:t>
       </w:r>
     </w:p>
     <w:p>
@@ -4905,13 +5800,59 @@
         </w:rPr>
         <w:t xml:space="preserve"> </w:t>
       </w:r>
-      <w:r>
-        <w:rPr>
-          <w:rFonts w:ascii="Times New Roman" w:hAnsi="Times New Roman" w:cs="Times New Roman"/>
-          <w:sz w:val="28"/>
-          <w:szCs w:val="28"/>
-        </w:rPr>
-        <w:t>Lab# programming: Lab 3</w:t>
+      <w:proofErr w:type="spellStart"/>
+      <w:r>
+        <w:rPr>
+          <w:rFonts w:ascii="Times New Roman" w:hAnsi="Times New Roman" w:cs="Times New Roman"/>
+          <w:sz w:val="28"/>
+          <w:szCs w:val="28"/>
+        </w:rPr>
+        <w:t>Lab</w:t>
+      </w:r>
+      <w:proofErr w:type="spellEnd"/>
+      <w:r>
+        <w:rPr>
+          <w:rFonts w:ascii="Times New Roman" w:hAnsi="Times New Roman" w:cs="Times New Roman"/>
+          <w:sz w:val="28"/>
+          <w:szCs w:val="28"/>
+        </w:rPr>
+        <w:t xml:space="preserve"># </w:t>
+      </w:r>
+      <w:proofErr w:type="spellStart"/>
+      <w:r>
+        <w:rPr>
+          <w:rFonts w:ascii="Times New Roman" w:hAnsi="Times New Roman" w:cs="Times New Roman"/>
+          <w:sz w:val="28"/>
+          <w:szCs w:val="28"/>
+        </w:rPr>
+        <w:t>programming</w:t>
+      </w:r>
+      <w:proofErr w:type="spellEnd"/>
+      <w:r>
+        <w:rPr>
+          <w:rFonts w:ascii="Times New Roman" w:hAnsi="Times New Roman" w:cs="Times New Roman"/>
+          <w:sz w:val="28"/>
+          <w:szCs w:val="28"/>
+        </w:rPr>
+        <w:t xml:space="preserve">: </w:t>
+      </w:r>
+      <w:proofErr w:type="spellStart"/>
+      <w:r>
+        <w:rPr>
+          <w:rFonts w:ascii="Times New Roman" w:hAnsi="Times New Roman" w:cs="Times New Roman"/>
+          <w:sz w:val="28"/>
+          <w:szCs w:val="28"/>
+        </w:rPr>
+        <w:t>Lab</w:t>
+      </w:r>
+      <w:proofErr w:type="spellEnd"/>
+      <w:r>
+        <w:rPr>
+          <w:rFonts w:ascii="Times New Roman" w:hAnsi="Times New Roman" w:cs="Times New Roman"/>
+          <w:sz w:val="28"/>
+          <w:szCs w:val="28"/>
+        </w:rPr>
+        <w:t xml:space="preserve"> 3</w:t>
       </w:r>
     </w:p>
     <w:p>
@@ -5170,7 +6111,27 @@
           <w:szCs w:val="28"/>
           <w:lang w:val="ru-RU"/>
         </w:rPr>
-        <w:t>а) для заданого n;</w:t>
+        <w:t xml:space="preserve">а) для </w:t>
+      </w:r>
+      <w:proofErr w:type="spellStart"/>
+      <w:r>
+        <w:rPr>
+          <w:rFonts w:ascii="Times New Roman" w:hAnsi="Times New Roman" w:cs="Times New Roman"/>
+          <w:sz w:val="28"/>
+          <w:szCs w:val="28"/>
+          <w:lang w:val="ru-RU"/>
+        </w:rPr>
+        <w:t>заданого</w:t>
+      </w:r>
+      <w:proofErr w:type="spellEnd"/>
+      <w:r>
+        <w:rPr>
+          <w:rFonts w:ascii="Times New Roman" w:hAnsi="Times New Roman" w:cs="Times New Roman"/>
+          <w:sz w:val="28"/>
+          <w:szCs w:val="28"/>
+          <w:lang w:val="ru-RU"/>
+        </w:rPr>
+        <w:t xml:space="preserve"> n;</w:t>
       </w:r>
     </w:p>
     <w:p>
@@ -5194,7 +6155,47 @@
           <w:szCs w:val="28"/>
           <w:lang w:val="ru-RU"/>
         </w:rPr>
-        <w:t>б) для заданої точності ε (ε=0.0001).</w:t>
+        <w:t xml:space="preserve">б) для </w:t>
+      </w:r>
+      <w:proofErr w:type="spellStart"/>
+      <w:r>
+        <w:rPr>
+          <w:rFonts w:ascii="Times New Roman" w:hAnsi="Times New Roman" w:cs="Times New Roman"/>
+          <w:sz w:val="28"/>
+          <w:szCs w:val="28"/>
+          <w:lang w:val="ru-RU"/>
+        </w:rPr>
+        <w:t>заданої</w:t>
+      </w:r>
+      <w:proofErr w:type="spellEnd"/>
+      <w:r>
+        <w:rPr>
+          <w:rFonts w:ascii="Times New Roman" w:hAnsi="Times New Roman" w:cs="Times New Roman"/>
+          <w:sz w:val="28"/>
+          <w:szCs w:val="28"/>
+          <w:lang w:val="ru-RU"/>
+        </w:rPr>
+        <w:t xml:space="preserve"> </w:t>
+      </w:r>
+      <w:proofErr w:type="spellStart"/>
+      <w:r>
+        <w:rPr>
+          <w:rFonts w:ascii="Times New Roman" w:hAnsi="Times New Roman" w:cs="Times New Roman"/>
+          <w:sz w:val="28"/>
+          <w:szCs w:val="28"/>
+          <w:lang w:val="ru-RU"/>
+        </w:rPr>
+        <w:t>точності</w:t>
+      </w:r>
+      <w:proofErr w:type="spellEnd"/>
+      <w:r>
+        <w:rPr>
+          <w:rFonts w:ascii="Times New Roman" w:hAnsi="Times New Roman" w:cs="Times New Roman"/>
+          <w:sz w:val="28"/>
+          <w:szCs w:val="28"/>
+          <w:lang w:val="ru-RU"/>
+        </w:rPr>
+        <w:t xml:space="preserve"> ε (ε=0.0001).</w:t>
       </w:r>
     </w:p>
     <w:p>
@@ -5279,14 +6280,88 @@
         </w:rPr>
         <w:t xml:space="preserve"> </w:t>
       </w:r>
-      <w:r>
-        <w:rPr>
-          <w:rFonts w:ascii="Times New Roman" w:hAnsi="Times New Roman" w:cs="Times New Roman"/>
-          <w:sz w:val="28"/>
-          <w:szCs w:val="28"/>
-        </w:rPr>
-        <w:t>Practice# programming: Class Practice Task</w:t>
-      </w:r>
+      <w:proofErr w:type="spellStart"/>
+      <w:r>
+        <w:rPr>
+          <w:rFonts w:ascii="Times New Roman" w:hAnsi="Times New Roman" w:cs="Times New Roman"/>
+          <w:sz w:val="28"/>
+          <w:szCs w:val="28"/>
+        </w:rPr>
+        <w:t>Practice</w:t>
+      </w:r>
+      <w:proofErr w:type="spellEnd"/>
+      <w:r>
+        <w:rPr>
+          <w:rFonts w:ascii="Times New Roman" w:hAnsi="Times New Roman" w:cs="Times New Roman"/>
+          <w:sz w:val="28"/>
+          <w:szCs w:val="28"/>
+        </w:rPr>
+        <w:t xml:space="preserve"># </w:t>
+      </w:r>
+      <w:proofErr w:type="spellStart"/>
+      <w:r>
+        <w:rPr>
+          <w:rFonts w:ascii="Times New Roman" w:hAnsi="Times New Roman" w:cs="Times New Roman"/>
+          <w:sz w:val="28"/>
+          <w:szCs w:val="28"/>
+        </w:rPr>
+        <w:t>programming</w:t>
+      </w:r>
+      <w:proofErr w:type="spellEnd"/>
+      <w:r>
+        <w:rPr>
+          <w:rFonts w:ascii="Times New Roman" w:hAnsi="Times New Roman" w:cs="Times New Roman"/>
+          <w:sz w:val="28"/>
+          <w:szCs w:val="28"/>
+        </w:rPr>
+        <w:t xml:space="preserve">: </w:t>
+      </w:r>
+      <w:proofErr w:type="spellStart"/>
+      <w:r>
+        <w:rPr>
+          <w:rFonts w:ascii="Times New Roman" w:hAnsi="Times New Roman" w:cs="Times New Roman"/>
+          <w:sz w:val="28"/>
+          <w:szCs w:val="28"/>
+        </w:rPr>
+        <w:t>Class</w:t>
+      </w:r>
+      <w:proofErr w:type="spellEnd"/>
+      <w:r>
+        <w:rPr>
+          <w:rFonts w:ascii="Times New Roman" w:hAnsi="Times New Roman" w:cs="Times New Roman"/>
+          <w:sz w:val="28"/>
+          <w:szCs w:val="28"/>
+        </w:rPr>
+        <w:t xml:space="preserve"> </w:t>
+      </w:r>
+      <w:proofErr w:type="spellStart"/>
+      <w:r>
+        <w:rPr>
+          <w:rFonts w:ascii="Times New Roman" w:hAnsi="Times New Roman" w:cs="Times New Roman"/>
+          <w:sz w:val="28"/>
+          <w:szCs w:val="28"/>
+        </w:rPr>
+        <w:t>Practice</w:t>
+      </w:r>
+      <w:proofErr w:type="spellEnd"/>
+      <w:r>
+        <w:rPr>
+          <w:rFonts w:ascii="Times New Roman" w:hAnsi="Times New Roman" w:cs="Times New Roman"/>
+          <w:sz w:val="28"/>
+          <w:szCs w:val="28"/>
+        </w:rPr>
+        <w:t xml:space="preserve"> </w:t>
+      </w:r>
+      <w:proofErr w:type="spellStart"/>
+      <w:r>
+        <w:rPr>
+          <w:rFonts w:ascii="Times New Roman" w:hAnsi="Times New Roman" w:cs="Times New Roman"/>
+          <w:sz w:val="28"/>
+          <w:szCs w:val="28"/>
+        </w:rPr>
+        <w:t>Task</w:t>
+      </w:r>
+      <w:proofErr w:type="spellEnd"/>
     </w:p>
     <w:p>
       <w:pPr>
@@ -5322,7 +6397,43 @@
           <w:sz w:val="28"/>
           <w:szCs w:val="28"/>
         </w:rPr>
-        <w:t>Ви пишете програму обліку особистих витрат. Користувач задає бюджет на місяць і вводить суму витрат за кожен день.Далі програма аналізує ці дані через меню: показує статистику, знаходить найдорожчі дні й перевіряє, чи вистачає бюджету.Дні без покупок теж бувають. У різних обчисленнях вони враховуються по-різному.</w:t>
+        <w:t xml:space="preserve">Ви пишете програму обліку особистих витрат. Користувач задає бюджет на місяць і вводить суму витрат за кожен </w:t>
+      </w:r>
+      <w:proofErr w:type="spellStart"/>
+      <w:r>
+        <w:rPr>
+          <w:rFonts w:ascii="Times New Roman" w:hAnsi="Times New Roman" w:cs="Times New Roman"/>
+          <w:sz w:val="28"/>
+          <w:szCs w:val="28"/>
+        </w:rPr>
+        <w:t>день.Далі</w:t>
+      </w:r>
+      <w:proofErr w:type="spellEnd"/>
+      <w:r>
+        <w:rPr>
+          <w:rFonts w:ascii="Times New Roman" w:hAnsi="Times New Roman" w:cs="Times New Roman"/>
+          <w:sz w:val="28"/>
+          <w:szCs w:val="28"/>
+        </w:rPr>
+        <w:t xml:space="preserve"> програма аналізує ці дані через меню: показує статистику, знаходить найдорожчі дні й перевіряє, чи вистачає </w:t>
+      </w:r>
+      <w:proofErr w:type="spellStart"/>
+      <w:r>
+        <w:rPr>
+          <w:rFonts w:ascii="Times New Roman" w:hAnsi="Times New Roman" w:cs="Times New Roman"/>
+          <w:sz w:val="28"/>
+          <w:szCs w:val="28"/>
+        </w:rPr>
+        <w:t>бюджету.Дні</w:t>
+      </w:r>
+      <w:proofErr w:type="spellEnd"/>
+      <w:r>
+        <w:rPr>
+          <w:rFonts w:ascii="Times New Roman" w:hAnsi="Times New Roman" w:cs="Times New Roman"/>
+          <w:sz w:val="28"/>
+          <w:szCs w:val="28"/>
+        </w:rPr>
+        <w:t xml:space="preserve"> без покупок теж бувають. У різних обчисленнях вони враховуються по-різному.</w:t>
       </w:r>
     </w:p>
     <w:p>
@@ -5387,7 +6498,25 @@
           <w:sz w:val="28"/>
           <w:szCs w:val="28"/>
         </w:rPr>
-        <w:t>Зберігати витрати за днями в одновимірному масиві та виводити їх за допомогою циклу for.</w:t>
+        <w:t xml:space="preserve">Зберігати витрати за днями в одновимірному масиві та виводити їх за допомогою циклу </w:t>
+      </w:r>
+      <w:proofErr w:type="spellStart"/>
+      <w:r>
+        <w:rPr>
+          <w:rFonts w:ascii="Times New Roman" w:hAnsi="Times New Roman" w:cs="Times New Roman"/>
+          <w:sz w:val="28"/>
+          <w:szCs w:val="28"/>
+        </w:rPr>
+        <w:t>for</w:t>
+      </w:r>
+      <w:proofErr w:type="spellEnd"/>
+      <w:r>
+        <w:rPr>
+          <w:rFonts w:ascii="Times New Roman" w:hAnsi="Times New Roman" w:cs="Times New Roman"/>
+          <w:sz w:val="28"/>
+          <w:szCs w:val="28"/>
+        </w:rPr>
+        <w:t>.</w:t>
       </w:r>
     </w:p>
     <w:p>
@@ -5409,7 +6538,43 @@
           <w:sz w:val="28"/>
           <w:szCs w:val="28"/>
         </w:rPr>
-        <w:t>Використати цикл while для накопичення витрат і оператор break для його завершення в день вичерпання бюджету.</w:t>
+        <w:t xml:space="preserve">Використати цикл </w:t>
+      </w:r>
+      <w:proofErr w:type="spellStart"/>
+      <w:r>
+        <w:rPr>
+          <w:rFonts w:ascii="Times New Roman" w:hAnsi="Times New Roman" w:cs="Times New Roman"/>
+          <w:sz w:val="28"/>
+          <w:szCs w:val="28"/>
+        </w:rPr>
+        <w:t>while</w:t>
+      </w:r>
+      <w:proofErr w:type="spellEnd"/>
+      <w:r>
+        <w:rPr>
+          <w:rFonts w:ascii="Times New Roman" w:hAnsi="Times New Roman" w:cs="Times New Roman"/>
+          <w:sz w:val="28"/>
+          <w:szCs w:val="28"/>
+        </w:rPr>
+        <w:t xml:space="preserve"> для накопичення витрат і оператор </w:t>
+      </w:r>
+      <w:proofErr w:type="spellStart"/>
+      <w:r>
+        <w:rPr>
+          <w:rFonts w:ascii="Times New Roman" w:hAnsi="Times New Roman" w:cs="Times New Roman"/>
+          <w:sz w:val="28"/>
+          <w:szCs w:val="28"/>
+        </w:rPr>
+        <w:t>break</w:t>
+      </w:r>
+      <w:proofErr w:type="spellEnd"/>
+      <w:r>
+        <w:rPr>
+          <w:rFonts w:ascii="Times New Roman" w:hAnsi="Times New Roman" w:cs="Times New Roman"/>
+          <w:sz w:val="28"/>
+          <w:szCs w:val="28"/>
+        </w:rPr>
+        <w:t xml:space="preserve"> для його завершення в день вичерпання бюджету.</w:t>
       </w:r>
     </w:p>
     <w:p>
@@ -5445,7 +6610,44 @@
           <w:sz w:val="28"/>
           <w:szCs w:val="28"/>
         </w:rPr>
-        <w:t>Організувати повторне відображення меню за допомогою циклу do while до вибору виходу.</w:t>
+        <w:lastRenderedPageBreak/>
+        <w:t xml:space="preserve">Організувати повторне відображення меню за допомогою циклу </w:t>
+      </w:r>
+      <w:proofErr w:type="spellStart"/>
+      <w:r>
+        <w:rPr>
+          <w:rFonts w:ascii="Times New Roman" w:hAnsi="Times New Roman" w:cs="Times New Roman"/>
+          <w:sz w:val="28"/>
+          <w:szCs w:val="28"/>
+        </w:rPr>
+        <w:t>do</w:t>
+      </w:r>
+      <w:proofErr w:type="spellEnd"/>
+      <w:r>
+        <w:rPr>
+          <w:rFonts w:ascii="Times New Roman" w:hAnsi="Times New Roman" w:cs="Times New Roman"/>
+          <w:sz w:val="28"/>
+          <w:szCs w:val="28"/>
+        </w:rPr>
+        <w:t xml:space="preserve"> </w:t>
+      </w:r>
+      <w:proofErr w:type="spellStart"/>
+      <w:r>
+        <w:rPr>
+          <w:rFonts w:ascii="Times New Roman" w:hAnsi="Times New Roman" w:cs="Times New Roman"/>
+          <w:sz w:val="28"/>
+          <w:szCs w:val="28"/>
+        </w:rPr>
+        <w:t>while</w:t>
+      </w:r>
+      <w:proofErr w:type="spellEnd"/>
+      <w:r>
+        <w:rPr>
+          <w:rFonts w:ascii="Times New Roman" w:hAnsi="Times New Roman" w:cs="Times New Roman"/>
+          <w:sz w:val="28"/>
+          <w:szCs w:val="28"/>
+        </w:rPr>
+        <w:t xml:space="preserve"> до вибору виходу.</w:t>
       </w:r>
     </w:p>
     <w:p>
@@ -5467,8 +6669,25 @@
           <w:sz w:val="28"/>
           <w:szCs w:val="28"/>
         </w:rPr>
-        <w:lastRenderedPageBreak/>
-        <w:t>Використати continue для пропуску днів без покупок під час обчислення середніх витрат. Передбачити випадок, коли покупок не було, щоб уникнути ділення на нуль.</w:t>
+        <w:t xml:space="preserve">Використати </w:t>
+      </w:r>
+      <w:proofErr w:type="spellStart"/>
+      <w:r>
+        <w:rPr>
+          <w:rFonts w:ascii="Times New Roman" w:hAnsi="Times New Roman" w:cs="Times New Roman"/>
+          <w:sz w:val="28"/>
+          <w:szCs w:val="28"/>
+        </w:rPr>
+        <w:t>continue</w:t>
+      </w:r>
+      <w:proofErr w:type="spellEnd"/>
+      <w:r>
+        <w:rPr>
+          <w:rFonts w:ascii="Times New Roman" w:hAnsi="Times New Roman" w:cs="Times New Roman"/>
+          <w:sz w:val="28"/>
+          <w:szCs w:val="28"/>
+        </w:rPr>
+        <w:t xml:space="preserve"> для пропуску днів без покупок під час обчислення середніх витрат. Передбачити випадок, коли покупок не було, щоб уникнути ділення на нуль.</w:t>
       </w:r>
     </w:p>
     <w:p>
@@ -5556,7 +6775,25 @@
           <w:sz w:val="28"/>
           <w:szCs w:val="28"/>
         </w:rPr>
-        <w:t>Обчислювати сумарні витрати рекурсивною функцією без циклів, а модуль перевитрати — функцією abs.</w:t>
+        <w:t xml:space="preserve">Обчислювати сумарні витрати рекурсивною функцією без циклів, а модуль перевитрати — функцією </w:t>
+      </w:r>
+      <w:proofErr w:type="spellStart"/>
+      <w:r>
+        <w:rPr>
+          <w:rFonts w:ascii="Times New Roman" w:hAnsi="Times New Roman" w:cs="Times New Roman"/>
+          <w:sz w:val="28"/>
+          <w:szCs w:val="28"/>
+        </w:rPr>
+        <w:t>abs</w:t>
+      </w:r>
+      <w:proofErr w:type="spellEnd"/>
+      <w:r>
+        <w:rPr>
+          <w:rFonts w:ascii="Times New Roman" w:hAnsi="Times New Roman" w:cs="Times New Roman"/>
+          <w:sz w:val="28"/>
+          <w:szCs w:val="28"/>
+        </w:rPr>
+        <w:t>.</w:t>
       </w:r>
     </w:p>
     <w:p>
@@ -5578,7 +6815,25 @@
           <w:sz w:val="28"/>
           <w:szCs w:val="28"/>
         </w:rPr>
-        <w:t>Використати goto для повернення до головного меню після введення некоректного пункту або нечислових символів.</w:t>
+        <w:t xml:space="preserve">Використати </w:t>
+      </w:r>
+      <w:proofErr w:type="spellStart"/>
+      <w:r>
+        <w:rPr>
+          <w:rFonts w:ascii="Times New Roman" w:hAnsi="Times New Roman" w:cs="Times New Roman"/>
+          <w:sz w:val="28"/>
+          <w:szCs w:val="28"/>
+        </w:rPr>
+        <w:t>goto</w:t>
+      </w:r>
+      <w:proofErr w:type="spellEnd"/>
+      <w:r>
+        <w:rPr>
+          <w:rFonts w:ascii="Times New Roman" w:hAnsi="Times New Roman" w:cs="Times New Roman"/>
+          <w:sz w:val="28"/>
+          <w:szCs w:val="28"/>
+        </w:rPr>
+        <w:t xml:space="preserve"> для повернення до головного меню після введення некоректного пункту або нечислових символів.</w:t>
       </w:r>
     </w:p>
     <w:p>
@@ -5646,14 +6901,88 @@
         </w:rPr>
         <w:t xml:space="preserve"> </w:t>
       </w:r>
-      <w:r>
-        <w:rPr>
-          <w:rFonts w:ascii="Times New Roman" w:hAnsi="Times New Roman" w:cs="Times New Roman"/>
-          <w:sz w:val="28"/>
-          <w:szCs w:val="28"/>
-        </w:rPr>
-        <w:t>Practice# programming:  Self Practice Task</w:t>
-      </w:r>
+      <w:proofErr w:type="spellStart"/>
+      <w:r>
+        <w:rPr>
+          <w:rFonts w:ascii="Times New Roman" w:hAnsi="Times New Roman" w:cs="Times New Roman"/>
+          <w:sz w:val="28"/>
+          <w:szCs w:val="28"/>
+        </w:rPr>
+        <w:t>Practice</w:t>
+      </w:r>
+      <w:proofErr w:type="spellEnd"/>
+      <w:r>
+        <w:rPr>
+          <w:rFonts w:ascii="Times New Roman" w:hAnsi="Times New Roman" w:cs="Times New Roman"/>
+          <w:sz w:val="28"/>
+          <w:szCs w:val="28"/>
+        </w:rPr>
+        <w:t xml:space="preserve"># </w:t>
+      </w:r>
+      <w:proofErr w:type="spellStart"/>
+      <w:r>
+        <w:rPr>
+          <w:rFonts w:ascii="Times New Roman" w:hAnsi="Times New Roman" w:cs="Times New Roman"/>
+          <w:sz w:val="28"/>
+          <w:szCs w:val="28"/>
+        </w:rPr>
+        <w:t>programming</w:t>
+      </w:r>
+      <w:proofErr w:type="spellEnd"/>
+      <w:r>
+        <w:rPr>
+          <w:rFonts w:ascii="Times New Roman" w:hAnsi="Times New Roman" w:cs="Times New Roman"/>
+          <w:sz w:val="28"/>
+          <w:szCs w:val="28"/>
+        </w:rPr>
+        <w:t xml:space="preserve">:  </w:t>
+      </w:r>
+      <w:proofErr w:type="spellStart"/>
+      <w:r>
+        <w:rPr>
+          <w:rFonts w:ascii="Times New Roman" w:hAnsi="Times New Roman" w:cs="Times New Roman"/>
+          <w:sz w:val="28"/>
+          <w:szCs w:val="28"/>
+        </w:rPr>
+        <w:t>Self</w:t>
+      </w:r>
+      <w:proofErr w:type="spellEnd"/>
+      <w:r>
+        <w:rPr>
+          <w:rFonts w:ascii="Times New Roman" w:hAnsi="Times New Roman" w:cs="Times New Roman"/>
+          <w:sz w:val="28"/>
+          <w:szCs w:val="28"/>
+        </w:rPr>
+        <w:t xml:space="preserve"> </w:t>
+      </w:r>
+      <w:proofErr w:type="spellStart"/>
+      <w:r>
+        <w:rPr>
+          <w:rFonts w:ascii="Times New Roman" w:hAnsi="Times New Roman" w:cs="Times New Roman"/>
+          <w:sz w:val="28"/>
+          <w:szCs w:val="28"/>
+        </w:rPr>
+        <w:t>Practice</w:t>
+      </w:r>
+      <w:proofErr w:type="spellEnd"/>
+      <w:r>
+        <w:rPr>
+          <w:rFonts w:ascii="Times New Roman" w:hAnsi="Times New Roman" w:cs="Times New Roman"/>
+          <w:sz w:val="28"/>
+          <w:szCs w:val="28"/>
+        </w:rPr>
+        <w:t xml:space="preserve"> </w:t>
+      </w:r>
+      <w:proofErr w:type="spellStart"/>
+      <w:r>
+        <w:rPr>
+          <w:rFonts w:ascii="Times New Roman" w:hAnsi="Times New Roman" w:cs="Times New Roman"/>
+          <w:sz w:val="28"/>
+          <w:szCs w:val="28"/>
+        </w:rPr>
+        <w:t>Task</w:t>
+      </w:r>
+      <w:proofErr w:type="spellEnd"/>
     </w:p>
     <w:p>
       <w:pPr>
@@ -5674,7 +7003,25 @@
           <w:sz w:val="28"/>
           <w:szCs w:val="28"/>
         </w:rPr>
-        <w:t>Обрати від 1 до 3 задач з архіву Algotester та розв’язати їх. Для кожної задачі додати до звіту код програми та результати її виконання.</w:t>
+        <w:t xml:space="preserve">Обрати від 1 до 3 задач з архіву </w:t>
+      </w:r>
+      <w:proofErr w:type="spellStart"/>
+      <w:r>
+        <w:rPr>
+          <w:color w:val="000000"/>
+          <w:sz w:val="28"/>
+          <w:szCs w:val="28"/>
+        </w:rPr>
+        <w:t>Algotester</w:t>
+      </w:r>
+      <w:proofErr w:type="spellEnd"/>
+      <w:r>
+        <w:rPr>
+          <w:color w:val="000000"/>
+          <w:sz w:val="28"/>
+          <w:szCs w:val="28"/>
+        </w:rPr>
+        <w:t xml:space="preserve"> та розв’язати їх. Для кожної задачі додати до звіту код програми та результати її виконання.</w:t>
       </w:r>
     </w:p>
     <w:p>
@@ -5710,13 +7057,221 @@
         </w:rPr>
         <w:t xml:space="preserve"> </w:t>
       </w:r>
-      <w:r>
-        <w:rPr>
-          <w:rFonts w:ascii="Times New Roman" w:hAnsi="Times New Roman" w:cs="Times New Roman"/>
-          <w:sz w:val="28"/>
-          <w:szCs w:val="28"/>
-        </w:rPr>
-        <w:t>Result Documentation Report and Outcomes Placement Activities (Docs and Programs on GitHub)</w:t>
+      <w:proofErr w:type="spellStart"/>
+      <w:r>
+        <w:rPr>
+          <w:rFonts w:ascii="Times New Roman" w:hAnsi="Times New Roman" w:cs="Times New Roman"/>
+          <w:sz w:val="28"/>
+          <w:szCs w:val="28"/>
+        </w:rPr>
+        <w:t>Result</w:t>
+      </w:r>
+      <w:proofErr w:type="spellEnd"/>
+      <w:r>
+        <w:rPr>
+          <w:rFonts w:ascii="Times New Roman" w:hAnsi="Times New Roman" w:cs="Times New Roman"/>
+          <w:sz w:val="28"/>
+          <w:szCs w:val="28"/>
+        </w:rPr>
+        <w:t xml:space="preserve"> </w:t>
+      </w:r>
+      <w:proofErr w:type="spellStart"/>
+      <w:r>
+        <w:rPr>
+          <w:rFonts w:ascii="Times New Roman" w:hAnsi="Times New Roman" w:cs="Times New Roman"/>
+          <w:sz w:val="28"/>
+          <w:szCs w:val="28"/>
+        </w:rPr>
+        <w:t>Documentation</w:t>
+      </w:r>
+      <w:proofErr w:type="spellEnd"/>
+      <w:r>
+        <w:rPr>
+          <w:rFonts w:ascii="Times New Roman" w:hAnsi="Times New Roman" w:cs="Times New Roman"/>
+          <w:sz w:val="28"/>
+          <w:szCs w:val="28"/>
+        </w:rPr>
+        <w:t xml:space="preserve"> </w:t>
+      </w:r>
+      <w:proofErr w:type="spellStart"/>
+      <w:r>
+        <w:rPr>
+          <w:rFonts w:ascii="Times New Roman" w:hAnsi="Times New Roman" w:cs="Times New Roman"/>
+          <w:sz w:val="28"/>
+          <w:szCs w:val="28"/>
+        </w:rPr>
+        <w:t>Report</w:t>
+      </w:r>
+      <w:proofErr w:type="spellEnd"/>
+      <w:r>
+        <w:rPr>
+          <w:rFonts w:ascii="Times New Roman" w:hAnsi="Times New Roman" w:cs="Times New Roman"/>
+          <w:sz w:val="28"/>
+          <w:szCs w:val="28"/>
+        </w:rPr>
+        <w:t xml:space="preserve"> </w:t>
+      </w:r>
+      <w:proofErr w:type="spellStart"/>
+      <w:r>
+        <w:rPr>
+          <w:rFonts w:ascii="Times New Roman" w:hAnsi="Times New Roman" w:cs="Times New Roman"/>
+          <w:sz w:val="28"/>
+          <w:szCs w:val="28"/>
+        </w:rPr>
+        <w:t>and</w:t>
+      </w:r>
+      <w:proofErr w:type="spellEnd"/>
+      <w:r>
+        <w:rPr>
+          <w:rFonts w:ascii="Times New Roman" w:hAnsi="Times New Roman" w:cs="Times New Roman"/>
+          <w:sz w:val="28"/>
+          <w:szCs w:val="28"/>
+        </w:rPr>
+        <w:t xml:space="preserve"> </w:t>
+      </w:r>
+      <w:proofErr w:type="spellStart"/>
+      <w:r>
+        <w:rPr>
+          <w:rFonts w:ascii="Times New Roman" w:hAnsi="Times New Roman" w:cs="Times New Roman"/>
+          <w:sz w:val="28"/>
+          <w:szCs w:val="28"/>
+        </w:rPr>
+        <w:t>Outcomes</w:t>
+      </w:r>
+      <w:proofErr w:type="spellEnd"/>
+      <w:r>
+        <w:rPr>
+          <w:rFonts w:ascii="Times New Roman" w:hAnsi="Times New Roman" w:cs="Times New Roman"/>
+          <w:sz w:val="28"/>
+          <w:szCs w:val="28"/>
+        </w:rPr>
+        <w:t xml:space="preserve"> </w:t>
+      </w:r>
+      <w:proofErr w:type="spellStart"/>
+      <w:r>
+        <w:rPr>
+          <w:rFonts w:ascii="Times New Roman" w:hAnsi="Times New Roman" w:cs="Times New Roman"/>
+          <w:sz w:val="28"/>
+          <w:szCs w:val="28"/>
+        </w:rPr>
+        <w:t>Placement</w:t>
+      </w:r>
+      <w:proofErr w:type="spellEnd"/>
+      <w:r>
+        <w:rPr>
+          <w:rFonts w:ascii="Times New Roman" w:hAnsi="Times New Roman" w:cs="Times New Roman"/>
+          <w:sz w:val="28"/>
+          <w:szCs w:val="28"/>
+        </w:rPr>
+        <w:t xml:space="preserve"> </w:t>
+      </w:r>
+      <w:proofErr w:type="spellStart"/>
+      <w:r>
+        <w:rPr>
+          <w:rFonts w:ascii="Times New Roman" w:hAnsi="Times New Roman" w:cs="Times New Roman"/>
+          <w:sz w:val="28"/>
+          <w:szCs w:val="28"/>
+        </w:rPr>
+        <w:t>Activities</w:t>
+      </w:r>
+      <w:proofErr w:type="spellEnd"/>
+      <w:r>
+        <w:rPr>
+          <w:rFonts w:ascii="Times New Roman" w:hAnsi="Times New Roman" w:cs="Times New Roman"/>
+          <w:sz w:val="28"/>
+          <w:szCs w:val="28"/>
+        </w:rPr>
+        <w:t xml:space="preserve"> (</w:t>
+      </w:r>
+      <w:proofErr w:type="spellStart"/>
+      <w:r>
+        <w:rPr>
+          <w:rFonts w:ascii="Times New Roman" w:hAnsi="Times New Roman" w:cs="Times New Roman"/>
+          <w:sz w:val="28"/>
+          <w:szCs w:val="28"/>
+        </w:rPr>
+        <w:t>Docs</w:t>
+      </w:r>
+      <w:proofErr w:type="spellEnd"/>
+      <w:r>
+        <w:rPr>
+          <w:rFonts w:ascii="Times New Roman" w:hAnsi="Times New Roman" w:cs="Times New Roman"/>
+          <w:sz w:val="28"/>
+          <w:szCs w:val="28"/>
+        </w:rPr>
+        <w:t xml:space="preserve"> </w:t>
+      </w:r>
+      <w:proofErr w:type="spellStart"/>
+      <w:r>
+        <w:rPr>
+          <w:rFonts w:ascii="Times New Roman" w:hAnsi="Times New Roman" w:cs="Times New Roman"/>
+          <w:sz w:val="28"/>
+          <w:szCs w:val="28"/>
+        </w:rPr>
+        <w:t>and</w:t>
+      </w:r>
+      <w:proofErr w:type="spellEnd"/>
+      <w:r>
+        <w:rPr>
+          <w:rFonts w:ascii="Times New Roman" w:hAnsi="Times New Roman" w:cs="Times New Roman"/>
+          <w:sz w:val="28"/>
+          <w:szCs w:val="28"/>
+        </w:rPr>
+        <w:t xml:space="preserve"> </w:t>
+      </w:r>
+      <w:proofErr w:type="spellStart"/>
+      <w:r>
+        <w:rPr>
+          <w:rFonts w:ascii="Times New Roman" w:hAnsi="Times New Roman" w:cs="Times New Roman"/>
+          <w:sz w:val="28"/>
+          <w:szCs w:val="28"/>
+        </w:rPr>
+        <w:t>Programs</w:t>
+      </w:r>
+      <w:proofErr w:type="spellEnd"/>
+      <w:r>
+        <w:rPr>
+          <w:rFonts w:ascii="Times New Roman" w:hAnsi="Times New Roman" w:cs="Times New Roman"/>
+          <w:sz w:val="28"/>
+          <w:szCs w:val="28"/>
+        </w:rPr>
+        <w:t xml:space="preserve"> </w:t>
+      </w:r>
+      <w:proofErr w:type="spellStart"/>
+      <w:r>
+        <w:rPr>
+          <w:rFonts w:ascii="Times New Roman" w:hAnsi="Times New Roman" w:cs="Times New Roman"/>
+          <w:sz w:val="28"/>
+          <w:szCs w:val="28"/>
+        </w:rPr>
+        <w:t>on</w:t>
+      </w:r>
+      <w:proofErr w:type="spellEnd"/>
+      <w:r>
+        <w:rPr>
+          <w:rFonts w:ascii="Times New Roman" w:hAnsi="Times New Roman" w:cs="Times New Roman"/>
+          <w:sz w:val="28"/>
+          <w:szCs w:val="28"/>
+        </w:rPr>
+        <w:t xml:space="preserve"> </w:t>
+      </w:r>
+      <w:proofErr w:type="spellStart"/>
+      <w:r>
+        <w:rPr>
+          <w:rFonts w:ascii="Times New Roman" w:hAnsi="Times New Roman" w:cs="Times New Roman"/>
+          <w:sz w:val="28"/>
+          <w:szCs w:val="28"/>
+        </w:rPr>
+        <w:t>GitHub</w:t>
+      </w:r>
+      <w:proofErr w:type="spellEnd"/>
+      <w:r>
+        <w:rPr>
+          <w:rFonts w:ascii="Times New Roman" w:hAnsi="Times New Roman" w:cs="Times New Roman"/>
+          <w:sz w:val="28"/>
+          <w:szCs w:val="28"/>
+        </w:rPr>
+        <w:t>)</w:t>
       </w:r>
     </w:p>
     <w:p>
@@ -5796,14 +7351,70 @@
         </w:rPr>
         <w:t xml:space="preserve"> </w:t>
       </w:r>
-      <w:r>
-        <w:rPr>
-          <w:rFonts w:ascii="Times New Roman" w:hAnsi="Times New Roman" w:cs="Times New Roman"/>
-          <w:sz w:val="28"/>
-          <w:szCs w:val="28"/>
-        </w:rPr>
-        <w:t>Results Evaluation and Release</w:t>
-      </w:r>
+      <w:proofErr w:type="spellStart"/>
+      <w:r>
+        <w:rPr>
+          <w:rFonts w:ascii="Times New Roman" w:hAnsi="Times New Roman" w:cs="Times New Roman"/>
+          <w:sz w:val="28"/>
+          <w:szCs w:val="28"/>
+        </w:rPr>
+        <w:t>Results</w:t>
+      </w:r>
+      <w:proofErr w:type="spellEnd"/>
+      <w:r>
+        <w:rPr>
+          <w:rFonts w:ascii="Times New Roman" w:hAnsi="Times New Roman" w:cs="Times New Roman"/>
+          <w:sz w:val="28"/>
+          <w:szCs w:val="28"/>
+        </w:rPr>
+        <w:t xml:space="preserve"> </w:t>
+      </w:r>
+      <w:proofErr w:type="spellStart"/>
+      <w:r>
+        <w:rPr>
+          <w:rFonts w:ascii="Times New Roman" w:hAnsi="Times New Roman" w:cs="Times New Roman"/>
+          <w:sz w:val="28"/>
+          <w:szCs w:val="28"/>
+        </w:rPr>
+        <w:t>Evaluation</w:t>
+      </w:r>
+      <w:proofErr w:type="spellEnd"/>
+      <w:r>
+        <w:rPr>
+          <w:rFonts w:ascii="Times New Roman" w:hAnsi="Times New Roman" w:cs="Times New Roman"/>
+          <w:sz w:val="28"/>
+          <w:szCs w:val="28"/>
+        </w:rPr>
+        <w:t xml:space="preserve"> </w:t>
+      </w:r>
+      <w:proofErr w:type="spellStart"/>
+      <w:r>
+        <w:rPr>
+          <w:rFonts w:ascii="Times New Roman" w:hAnsi="Times New Roman" w:cs="Times New Roman"/>
+          <w:sz w:val="28"/>
+          <w:szCs w:val="28"/>
+        </w:rPr>
+        <w:t>and</w:t>
+      </w:r>
+      <w:proofErr w:type="spellEnd"/>
+      <w:r>
+        <w:rPr>
+          <w:rFonts w:ascii="Times New Roman" w:hAnsi="Times New Roman" w:cs="Times New Roman"/>
+          <w:sz w:val="28"/>
+          <w:szCs w:val="28"/>
+        </w:rPr>
+        <w:t xml:space="preserve"> </w:t>
+      </w:r>
+      <w:proofErr w:type="spellStart"/>
+      <w:r>
+        <w:rPr>
+          <w:rFonts w:ascii="Times New Roman" w:hAnsi="Times New Roman" w:cs="Times New Roman"/>
+          <w:sz w:val="28"/>
+          <w:szCs w:val="28"/>
+        </w:rPr>
+        <w:t>Release</w:t>
+      </w:r>
+      <w:proofErr w:type="spellEnd"/>
     </w:p>
     <w:p>
       <w:pPr>
@@ -5854,6 +7465,7 @@
           <w:sz w:val="28"/>
           <w:szCs w:val="28"/>
         </w:rPr>
+        <w:lastRenderedPageBreak/>
         <w:t xml:space="preserve">Протестувати програми на типових і граничних </w:t>
       </w:r>
       <w:r>
@@ -5884,7 +7496,6 @@
           <w:sz w:val="28"/>
           <w:szCs w:val="28"/>
         </w:rPr>
-        <w:lastRenderedPageBreak/>
         <w:t>Переконатися</w:t>
       </w:r>
       <w:r>
@@ -5947,8 +7558,18 @@
           <w:sz w:val="28"/>
           <w:szCs w:val="28"/>
         </w:rPr>
-        <w:t>Зафіксувати зміни комітом</w:t>
-      </w:r>
+        <w:t xml:space="preserve">Зафіксувати зміни </w:t>
+      </w:r>
+      <w:proofErr w:type="spellStart"/>
+      <w:r>
+        <w:rPr>
+          <w:rFonts w:ascii="Times New Roman" w:hAnsi="Times New Roman" w:cs="Times New Roman"/>
+          <w:sz w:val="28"/>
+          <w:szCs w:val="28"/>
+        </w:rPr>
+        <w:t>комітом</w:t>
+      </w:r>
+      <w:proofErr w:type="spellEnd"/>
       <w:r>
         <w:rPr>
           <w:rFonts w:ascii="Times New Roman" w:hAnsi="Times New Roman" w:cs="Times New Roman"/>
@@ -5965,6 +7586,7 @@
         </w:rPr>
         <w:t xml:space="preserve">надіслати свою гілку на </w:t>
       </w:r>
+      <w:proofErr w:type="spellStart"/>
       <w:r>
         <w:rPr>
           <w:rFonts w:ascii="Times New Roman" w:hAnsi="Times New Roman" w:cs="Times New Roman"/>
@@ -5974,6 +7596,7 @@
         </w:rPr>
         <w:t>Github</w:t>
       </w:r>
+      <w:proofErr w:type="spellEnd"/>
       <w:r>
         <w:rPr>
           <w:rFonts w:ascii="Times New Roman" w:hAnsi="Times New Roman" w:cs="Times New Roman"/>
@@ -6147,14 +7770,88 @@
           <w:szCs w:val="28"/>
         </w:rPr>
       </w:pPr>
-      <w:r>
-        <w:rPr>
-          <w:rFonts w:ascii="Times New Roman" w:hAnsi="Times New Roman" w:cs="Times New Roman"/>
-          <w:sz w:val="28"/>
-          <w:szCs w:val="28"/>
-        </w:rPr>
-        <w:t>Practice# programming: Class Practice Task</w:t>
-      </w:r>
+      <w:proofErr w:type="spellStart"/>
+      <w:r>
+        <w:rPr>
+          <w:rFonts w:ascii="Times New Roman" w:hAnsi="Times New Roman" w:cs="Times New Roman"/>
+          <w:sz w:val="28"/>
+          <w:szCs w:val="28"/>
+        </w:rPr>
+        <w:t>Practice</w:t>
+      </w:r>
+      <w:proofErr w:type="spellEnd"/>
+      <w:r>
+        <w:rPr>
+          <w:rFonts w:ascii="Times New Roman" w:hAnsi="Times New Roman" w:cs="Times New Roman"/>
+          <w:sz w:val="28"/>
+          <w:szCs w:val="28"/>
+        </w:rPr>
+        <w:t xml:space="preserve"># </w:t>
+      </w:r>
+      <w:proofErr w:type="spellStart"/>
+      <w:r>
+        <w:rPr>
+          <w:rFonts w:ascii="Times New Roman" w:hAnsi="Times New Roman" w:cs="Times New Roman"/>
+          <w:sz w:val="28"/>
+          <w:szCs w:val="28"/>
+        </w:rPr>
+        <w:t>programming</w:t>
+      </w:r>
+      <w:proofErr w:type="spellEnd"/>
+      <w:r>
+        <w:rPr>
+          <w:rFonts w:ascii="Times New Roman" w:hAnsi="Times New Roman" w:cs="Times New Roman"/>
+          <w:sz w:val="28"/>
+          <w:szCs w:val="28"/>
+        </w:rPr>
+        <w:t xml:space="preserve">: </w:t>
+      </w:r>
+      <w:proofErr w:type="spellStart"/>
+      <w:r>
+        <w:rPr>
+          <w:rFonts w:ascii="Times New Roman" w:hAnsi="Times New Roman" w:cs="Times New Roman"/>
+          <w:sz w:val="28"/>
+          <w:szCs w:val="28"/>
+        </w:rPr>
+        <w:t>Class</w:t>
+      </w:r>
+      <w:proofErr w:type="spellEnd"/>
+      <w:r>
+        <w:rPr>
+          <w:rFonts w:ascii="Times New Roman" w:hAnsi="Times New Roman" w:cs="Times New Roman"/>
+          <w:sz w:val="28"/>
+          <w:szCs w:val="28"/>
+        </w:rPr>
+        <w:t xml:space="preserve"> </w:t>
+      </w:r>
+      <w:proofErr w:type="spellStart"/>
+      <w:r>
+        <w:rPr>
+          <w:rFonts w:ascii="Times New Roman" w:hAnsi="Times New Roman" w:cs="Times New Roman"/>
+          <w:sz w:val="28"/>
+          <w:szCs w:val="28"/>
+        </w:rPr>
+        <w:t>Practice</w:t>
+      </w:r>
+      <w:proofErr w:type="spellEnd"/>
+      <w:r>
+        <w:rPr>
+          <w:rFonts w:ascii="Times New Roman" w:hAnsi="Times New Roman" w:cs="Times New Roman"/>
+          <w:sz w:val="28"/>
+          <w:szCs w:val="28"/>
+        </w:rPr>
+        <w:t xml:space="preserve"> </w:t>
+      </w:r>
+      <w:proofErr w:type="spellStart"/>
+      <w:r>
+        <w:rPr>
+          <w:rFonts w:ascii="Times New Roman" w:hAnsi="Times New Roman" w:cs="Times New Roman"/>
+          <w:sz w:val="28"/>
+          <w:szCs w:val="28"/>
+        </w:rPr>
+        <w:t>Task</w:t>
+      </w:r>
+      <w:proofErr w:type="spellEnd"/>
       <w:r>
         <w:rPr>
           <w:rFonts w:ascii="Times New Roman" w:hAnsi="Times New Roman" w:cs="Times New Roman"/>
@@ -6300,7 +7997,6 @@
     </w:p>
     <w:p>
       <w:pPr>
-        <w:jc w:val="center"/>
         <w:rPr>
           <w:rFonts w:ascii="Times New Roman" w:hAnsi="Times New Roman" w:cs="Times New Roman"/>
           <w:b/>
@@ -6320,10 +8016,26 @@
         </w:rPr>
         <w:lastRenderedPageBreak/>
         <w:drawing>
-          <wp:inline distT="0" distB="0" distL="0" distR="0" wp14:anchorId="0CFFC00A" wp14:editId="50DB5015">
-            <wp:extent cx="5218853" cy="7711440"/>
-            <wp:effectExtent l="0" t="0" r="1270" b="3810"/>
-            <wp:docPr id="354441082" name="Рисунок 8"/>
+          <wp:anchor distT="0" distB="0" distL="114300" distR="114300" simplePos="0" relativeHeight="251693056" behindDoc="1" locked="0" layoutInCell="1" allowOverlap="1" wp14:anchorId="169212F5" wp14:editId="61A9DA8E">
+            <wp:simplePos x="0" y="0"/>
+            <wp:positionH relativeFrom="column">
+              <wp:posOffset>297180</wp:posOffset>
+            </wp:positionH>
+            <wp:positionV relativeFrom="paragraph">
+              <wp:posOffset>670560</wp:posOffset>
+            </wp:positionV>
+            <wp:extent cx="5021580" cy="7317105"/>
+            <wp:effectExtent l="0" t="0" r="7620" b="0"/>
+            <wp:wrapTight wrapText="bothSides">
+              <wp:wrapPolygon edited="0">
+                <wp:start x="0" y="0"/>
+                <wp:lineTo x="0" y="21538"/>
+                <wp:lineTo x="21551" y="21538"/>
+                <wp:lineTo x="21551" y="0"/>
+                <wp:lineTo x="0" y="0"/>
+              </wp:wrapPolygon>
+            </wp:wrapTight>
+            <wp:docPr id="1913071553" name="Рисунок 7"/>
             <wp:cNvGraphicFramePr>
               <a:graphicFrameLocks xmlns:a="http://schemas.openxmlformats.org/drawingml/2006/main" noChangeAspect="1"/>
             </wp:cNvGraphicFramePr>
@@ -6331,7 +8043,7 @@
               <a:graphicData uri="http://schemas.openxmlformats.org/drawingml/2006/picture">
                 <pic:pic xmlns:pic="http://schemas.openxmlformats.org/drawingml/2006/picture">
                   <pic:nvPicPr>
-                    <pic:cNvPr id="0" name="Picture 29"/>
+                    <pic:cNvPr id="0" name="Picture 1"/>
                     <pic:cNvPicPr>
                       <a:picLocks noChangeAspect="1" noChangeArrowheads="1"/>
                     </pic:cNvPicPr>
@@ -6352,7 +8064,7 @@
                   <pic:spPr bwMode="auto">
                     <a:xfrm>
                       <a:off x="0" y="0"/>
-                      <a:ext cx="5223865" cy="7718846"/>
+                      <a:ext cx="5021580" cy="7317105"/>
                     </a:xfrm>
                     <a:prstGeom prst="rect">
                       <a:avLst/>
@@ -6365,9 +8077,106 @@
                 </pic:pic>
               </a:graphicData>
             </a:graphic>
-          </wp:inline>
+          </wp:anchor>
         </w:drawing>
       </w:r>
+    </w:p>
+    <w:p>
+      <w:pPr>
+        <w:pStyle w:val="a9"/>
+        <w:ind w:left="1080"/>
+        <w:jc w:val="center"/>
+        <w:rPr>
+          <w:rFonts w:ascii="Times New Roman" w:hAnsi="Times New Roman" w:cs="Times New Roman"/>
+          <w:sz w:val="28"/>
+          <w:szCs w:val="28"/>
+        </w:rPr>
+      </w:pPr>
+    </w:p>
+    <w:p>
+      <w:pPr>
+        <w:pStyle w:val="a9"/>
+        <w:rPr>
+          <w:rFonts w:ascii="Times New Roman" w:hAnsi="Times New Roman" w:cs="Times New Roman"/>
+          <w:sz w:val="28"/>
+          <w:szCs w:val="28"/>
+        </w:rPr>
+      </w:pPr>
+    </w:p>
+    <w:p>
+      <w:pPr>
+        <w:pStyle w:val="a9"/>
+        <w:ind w:left="1080"/>
+        <w:rPr>
+          <w:sz w:val="28"/>
+          <w:szCs w:val="28"/>
+        </w:rPr>
+      </w:pPr>
+    </w:p>
+    <w:p>
+      <w:pPr>
+        <w:rPr>
+          <w:rFonts w:ascii="Times New Roman" w:hAnsi="Times New Roman" w:cs="Times New Roman"/>
+          <w:sz w:val="28"/>
+          <w:szCs w:val="28"/>
+        </w:rPr>
+      </w:pPr>
+    </w:p>
+    <w:p>
+      <w:pPr>
+        <w:pStyle w:val="a9"/>
+        <w:ind w:left="2061"/>
+        <w:rPr>
+          <w:rFonts w:ascii="Times New Roman" w:hAnsi="Times New Roman" w:cs="Times New Roman"/>
+          <w:sz w:val="28"/>
+          <w:szCs w:val="28"/>
+        </w:rPr>
+      </w:pPr>
+    </w:p>
+    <w:p>
+      <w:pPr>
+        <w:pStyle w:val="a9"/>
+        <w:ind w:left="2061"/>
+        <w:jc w:val="center"/>
+        <w:rPr>
+          <w:rFonts w:ascii="Times New Roman" w:hAnsi="Times New Roman" w:cs="Times New Roman"/>
+          <w:sz w:val="28"/>
+          <w:szCs w:val="28"/>
+        </w:rPr>
+      </w:pPr>
+    </w:p>
+    <w:p>
+      <w:pPr>
+        <w:pStyle w:val="a9"/>
+        <w:ind w:left="2061"/>
+        <w:rPr>
+          <w:rFonts w:ascii="Times New Roman" w:hAnsi="Times New Roman" w:cs="Times New Roman"/>
+          <w:sz w:val="28"/>
+          <w:szCs w:val="28"/>
+        </w:rPr>
+      </w:pPr>
+    </w:p>
+    <w:p>
+      <w:pPr>
+        <w:pStyle w:val="a9"/>
+        <w:ind w:left="2061"/>
+        <w:rPr>
+          <w:rFonts w:ascii="Times New Roman" w:hAnsi="Times New Roman" w:cs="Times New Roman"/>
+          <w:sz w:val="28"/>
+          <w:szCs w:val="28"/>
+        </w:rPr>
+      </w:pPr>
+    </w:p>
+    <w:p>
+      <w:pPr>
+        <w:pStyle w:val="a9"/>
+        <w:ind w:left="2061"/>
+        <w:rPr>
+          <w:rFonts w:ascii="Times New Roman" w:hAnsi="Times New Roman" w:cs="Times New Roman"/>
+          <w:sz w:val="28"/>
+          <w:szCs w:val="28"/>
+        </w:rPr>
+      </w:pPr>
       <w:r>
         <w:rPr>
           <w:rFonts w:ascii="Times New Roman" w:hAnsi="Times New Roman" w:cs="Times New Roman"/>
@@ -6379,10 +8188,18 @@
         </w:rPr>
         <w:lastRenderedPageBreak/>
         <w:drawing>
-          <wp:inline distT="0" distB="0" distL="0" distR="0" wp14:anchorId="1F719A27" wp14:editId="1249617E">
-            <wp:extent cx="6049077" cy="7764780"/>
-            <wp:effectExtent l="0" t="0" r="8890" b="7620"/>
-            <wp:docPr id="438854347" name="Рисунок 11"/>
+          <wp:anchor distT="0" distB="0" distL="114300" distR="114300" simplePos="0" relativeHeight="251694080" behindDoc="0" locked="0" layoutInCell="1" allowOverlap="1" wp14:anchorId="1DCB0693" wp14:editId="010049D7">
+            <wp:simplePos x="0" y="0"/>
+            <wp:positionH relativeFrom="margin">
+              <wp:align>center</wp:align>
+            </wp:positionH>
+            <wp:positionV relativeFrom="paragraph">
+              <wp:posOffset>302260</wp:posOffset>
+            </wp:positionV>
+            <wp:extent cx="5105400" cy="6416040"/>
+            <wp:effectExtent l="0" t="0" r="0" b="3810"/>
+            <wp:wrapTopAndBottom/>
+            <wp:docPr id="1962897917" name="Рисунок 8"/>
             <wp:cNvGraphicFramePr>
               <a:graphicFrameLocks xmlns:a="http://schemas.openxmlformats.org/drawingml/2006/main" noChangeAspect="1"/>
             </wp:cNvGraphicFramePr>
@@ -6390,7 +8207,7 @@
               <a:graphicData uri="http://schemas.openxmlformats.org/drawingml/2006/picture">
                 <pic:pic xmlns:pic="http://schemas.openxmlformats.org/drawingml/2006/picture">
                   <pic:nvPicPr>
-                    <pic:cNvPr id="0" name="Picture 32"/>
+                    <pic:cNvPr id="0" name="Picture 2"/>
                     <pic:cNvPicPr>
                       <a:picLocks noChangeAspect="1" noChangeArrowheads="1"/>
                     </pic:cNvPicPr>
@@ -6411,7 +8228,7 @@
                   <pic:spPr bwMode="auto">
                     <a:xfrm>
                       <a:off x="0" y="0"/>
-                      <a:ext cx="6049077" cy="7764780"/>
+                      <a:ext cx="5105400" cy="6416040"/>
                     </a:xfrm>
                     <a:prstGeom prst="rect">
                       <a:avLst/>
@@ -6424,56 +8241,17 @@
                 </pic:pic>
               </a:graphicData>
             </a:graphic>
-          </wp:inline>
+          </wp:anchor>
         </w:drawing>
       </w:r>
     </w:p>
     <w:p>
       <w:pPr>
         <w:pStyle w:val="a9"/>
-        <w:ind w:left="1080"/>
-        <w:rPr>
-          <w:rFonts w:ascii="Times New Roman" w:hAnsi="Times New Roman" w:cs="Times New Roman"/>
-          <w:sz w:val="28"/>
-          <w:szCs w:val="28"/>
-        </w:rPr>
-      </w:pPr>
-    </w:p>
-    <w:p>
-      <w:pPr>
-        <w:pStyle w:val="a9"/>
-        <w:rPr>
-          <w:rFonts w:ascii="Times New Roman" w:hAnsi="Times New Roman" w:cs="Times New Roman"/>
-          <w:sz w:val="28"/>
-          <w:szCs w:val="28"/>
-        </w:rPr>
-      </w:pPr>
-    </w:p>
-    <w:p>
-      <w:pPr>
-        <w:pStyle w:val="a9"/>
-        <w:ind w:left="1080"/>
-        <w:rPr>
-          <w:sz w:val="28"/>
-          <w:szCs w:val="28"/>
-        </w:rPr>
-      </w:pPr>
-    </w:p>
-    <w:p>
-      <w:pPr>
-        <w:rPr>
-          <w:rFonts w:ascii="Times New Roman" w:hAnsi="Times New Roman" w:cs="Times New Roman"/>
-          <w:sz w:val="28"/>
-          <w:szCs w:val="28"/>
-        </w:rPr>
-      </w:pPr>
-    </w:p>
-    <w:p>
-      <w:pPr>
-        <w:pStyle w:val="a9"/>
         <w:ind w:left="2061"/>
         <w:rPr>
           <w:rFonts w:ascii="Times New Roman" w:hAnsi="Times New Roman" w:cs="Times New Roman"/>
+          <w:noProof/>
           <w:sz w:val="28"/>
           <w:szCs w:val="28"/>
         </w:rPr>
@@ -6496,6 +8274,7 @@
           <w:sz w:val="28"/>
           <w:szCs w:val="28"/>
         </w:rPr>
+        <w:lastRenderedPageBreak/>
         <w:drawing>
           <wp:anchor distT="0" distB="0" distL="114300" distR="114300" simplePos="0" relativeHeight="251659264" behindDoc="0" locked="0" layoutInCell="1" allowOverlap="1" wp14:anchorId="675CA792" wp14:editId="5E2B25A8">
             <wp:simplePos x="0" y="0"/>
@@ -6998,6 +8777,7 @@
           <w:sz w:val="28"/>
           <w:szCs w:val="28"/>
         </w:rPr>
+        <w:lastRenderedPageBreak/>
         <w:drawing>
           <wp:anchor distT="0" distB="0" distL="114300" distR="114300" simplePos="0" relativeHeight="251662336" behindDoc="0" locked="0" layoutInCell="1" allowOverlap="1" wp14:anchorId="57060AA8" wp14:editId="7D0B3C6E">
             <wp:simplePos x="0" y="0"/>
@@ -7433,6 +9213,102 @@
           <w:rFonts w:ascii="Times New Roman" w:hAnsi="Times New Roman" w:cs="Times New Roman"/>
           <w:sz w:val="28"/>
           <w:szCs w:val="28"/>
+          <w:lang w:val="en-US"/>
+        </w:rPr>
+      </w:pPr>
+      <w:r>
+        <w:rPr>
+          <w:rFonts w:ascii="Times New Roman" w:hAnsi="Times New Roman" w:cs="Times New Roman"/>
+          <w:noProof/>
+          <w:sz w:val="28"/>
+          <w:szCs w:val="28"/>
+          <w:lang w:val="en-US"/>
+        </w:rPr>
+        <w:lastRenderedPageBreak/>
+        <w:drawing>
+          <wp:anchor distT="0" distB="0" distL="114300" distR="114300" simplePos="0" relativeHeight="251696128" behindDoc="0" locked="0" layoutInCell="1" allowOverlap="1" wp14:anchorId="481A6C85" wp14:editId="47834948">
+            <wp:simplePos x="0" y="0"/>
+            <wp:positionH relativeFrom="margin">
+              <wp:align>center</wp:align>
+            </wp:positionH>
+            <wp:positionV relativeFrom="paragraph">
+              <wp:posOffset>0</wp:posOffset>
+            </wp:positionV>
+            <wp:extent cx="6773737" cy="5737860"/>
+            <wp:effectExtent l="0" t="0" r="8255" b="0"/>
+            <wp:wrapTopAndBottom/>
+            <wp:docPr id="1826146648" name="Рисунок 7"/>
+            <wp:cNvGraphicFramePr>
+              <a:graphicFrameLocks xmlns:a="http://schemas.openxmlformats.org/drawingml/2006/main" noChangeAspect="1"/>
+            </wp:cNvGraphicFramePr>
+            <a:graphic xmlns:a="http://schemas.openxmlformats.org/drawingml/2006/main">
+              <a:graphicData uri="http://schemas.openxmlformats.org/drawingml/2006/picture">
+                <pic:pic xmlns:pic="http://schemas.openxmlformats.org/drawingml/2006/picture">
+                  <pic:nvPicPr>
+                    <pic:cNvPr id="0" name="Picture 1"/>
+                    <pic:cNvPicPr>
+                      <a:picLocks noChangeAspect="1" noChangeArrowheads="1"/>
+                    </pic:cNvPicPr>
+                  </pic:nvPicPr>
+                  <pic:blipFill>
+                    <a:blip r:embed="rId24">
+                      <a:extLst>
+                        <a:ext uri="{28A0092B-C50C-407E-A947-70E740481C1C}">
+                          <a14:useLocalDpi xmlns:a14="http://schemas.microsoft.com/office/drawing/2010/main" val="0"/>
+                        </a:ext>
+                      </a:extLst>
+                    </a:blip>
+                    <a:srcRect/>
+                    <a:stretch>
+                      <a:fillRect/>
+                    </a:stretch>
+                  </pic:blipFill>
+                  <pic:spPr bwMode="auto">
+                    <a:xfrm>
+                      <a:off x="0" y="0"/>
+                      <a:ext cx="6773737" cy="5737860"/>
+                    </a:xfrm>
+                    <a:prstGeom prst="rect">
+                      <a:avLst/>
+                    </a:prstGeom>
+                    <a:noFill/>
+                    <a:ln>
+                      <a:noFill/>
+                    </a:ln>
+                  </pic:spPr>
+                </pic:pic>
+              </a:graphicData>
+            </a:graphic>
+            <wp14:sizeRelH relativeFrom="margin">
+              <wp14:pctWidth>0</wp14:pctWidth>
+            </wp14:sizeRelH>
+            <wp14:sizeRelV relativeFrom="margin">
+              <wp14:pctHeight>0</wp14:pctHeight>
+            </wp14:sizeRelV>
+          </wp:anchor>
+        </w:drawing>
+      </w:r>
+    </w:p>
+    <w:p>
+      <w:pPr>
+        <w:pStyle w:val="a9"/>
+        <w:ind w:left="2628"/>
+        <w:rPr>
+          <w:rFonts w:ascii="Times New Roman" w:hAnsi="Times New Roman" w:cs="Times New Roman"/>
+          <w:sz w:val="28"/>
+          <w:szCs w:val="28"/>
+          <w:lang w:val="en-US"/>
+        </w:rPr>
+      </w:pPr>
+    </w:p>
+    <w:p>
+      <w:pPr>
+        <w:pStyle w:val="a9"/>
+        <w:ind w:left="2628"/>
+        <w:rPr>
+          <w:rFonts w:ascii="Times New Roman" w:hAnsi="Times New Roman" w:cs="Times New Roman"/>
+          <w:sz w:val="28"/>
+          <w:szCs w:val="28"/>
         </w:rPr>
       </w:pPr>
       <w:r>
@@ -7443,7 +9319,7 @@
         <mc:AlternateContent>
           <mc:Choice Requires="wps">
             <w:drawing>
-              <wp:anchor distT="0" distB="0" distL="114300" distR="114300" simplePos="0" relativeHeight="251666432" behindDoc="0" locked="0" layoutInCell="1" allowOverlap="1" wp14:anchorId="5A87A945" wp14:editId="05E17BD8">
+              <wp:anchor distT="0" distB="0" distL="114300" distR="114300" simplePos="0" relativeHeight="251666432" behindDoc="0" locked="0" layoutInCell="1" allowOverlap="1" wp14:anchorId="5A87A945" wp14:editId="37828BA8">
                 <wp:simplePos x="0" y="0"/>
                 <wp:positionH relativeFrom="column">
                   <wp:posOffset>332105</wp:posOffset>
@@ -7491,24 +9367,14 @@
                             <w:r>
                               <w:t>Рис</w:t>
                             </w:r>
-                            <w:r>
-                              <w:fldChar w:fldCharType="begin"/>
-                            </w:r>
-                            <w:r>
-                              <w:instrText xml:space="preserve"> SEQ Рисунок \* ARABIC </w:instrText>
-                            </w:r>
-                            <w:r>
-                              <w:fldChar w:fldCharType="separate"/>
-                            </w:r>
-                            <w:r>
-                              <w:rPr>
-                                <w:noProof/>
-                              </w:rPr>
-                              <w:t>1</w:t>
-                            </w:r>
-                            <w:r>
-                              <w:fldChar w:fldCharType="end"/>
-                            </w:r>
+                            <w:fldSimple w:instr=" SEQ Рисунок \* ARABIC ">
+                              <w:r>
+                                <w:rPr>
+                                  <w:noProof/>
+                                </w:rPr>
+                                <w:t>1</w:t>
+                              </w:r>
+                            </w:fldSimple>
                             <w:r>
                               <w:rPr>
                                 <w:lang w:val="ru-RU"/>
@@ -7525,7 +9391,19 @@
                               <w:rPr>
                                 <w:lang w:val="ru-RU"/>
                               </w:rPr>
-                              <w:t>, 7, 8.</w:t>
+                              <w:t>, 7, 8</w:t>
+                            </w:r>
+                            <w:r>
+                              <w:rPr>
+                                <w:lang w:val="ru-RU"/>
+                              </w:rPr>
+                              <w:t>, 9</w:t>
+                            </w:r>
+                            <w:r>
+                              <w:rPr>
+                                <w:lang w:val="ru-RU"/>
+                              </w:rPr>
+                              <w:t>.</w:t>
                             </w:r>
                             <w:r>
                               <w:t>Блок-схема до практичного завдання.</w:t>
@@ -7568,24 +9446,14 @@
                       <w:r>
                         <w:t>Рис</w:t>
                       </w:r>
-                      <w:r>
-                        <w:fldChar w:fldCharType="begin"/>
-                      </w:r>
-                      <w:r>
-                        <w:instrText xml:space="preserve"> SEQ Рисунок \* ARABIC </w:instrText>
-                      </w:r>
-                      <w:r>
-                        <w:fldChar w:fldCharType="separate"/>
-                      </w:r>
-                      <w:r>
-                        <w:rPr>
-                          <w:noProof/>
-                        </w:rPr>
-                        <w:t>1</w:t>
-                      </w:r>
-                      <w:r>
-                        <w:fldChar w:fldCharType="end"/>
-                      </w:r>
+                      <w:fldSimple w:instr=" SEQ Рисунок \* ARABIC ">
+                        <w:r>
+                          <w:rPr>
+                            <w:noProof/>
+                          </w:rPr>
+                          <w:t>1</w:t>
+                        </w:r>
+                      </w:fldSimple>
                       <w:r>
                         <w:rPr>
                           <w:lang w:val="ru-RU"/>
@@ -7602,7 +9470,19 @@
                         <w:rPr>
                           <w:lang w:val="ru-RU"/>
                         </w:rPr>
-                        <w:t>, 7, 8.</w:t>
+                        <w:t>, 7, 8</w:t>
+                      </w:r>
+                      <w:r>
+                        <w:rPr>
+                          <w:lang w:val="ru-RU"/>
+                        </w:rPr>
+                        <w:t>, 9</w:t>
+                      </w:r>
+                      <w:r>
+                        <w:rPr>
+                          <w:lang w:val="ru-RU"/>
+                        </w:rPr>
+                        <w:t>.</w:t>
                       </w:r>
                       <w:r>
                         <w:t>Блок-схема до практичного завдання.</w:t>
@@ -7649,7 +9529,7 @@
                     </pic:cNvPicPr>
                   </pic:nvPicPr>
                   <pic:blipFill>
-                    <a:blip r:embed="rId24">
+                    <a:blip r:embed="rId25">
                       <a:extLst>
                         <a:ext uri="{28A0092B-C50C-407E-A947-70E740481C1C}">
                           <a14:useLocalDpi xmlns:a14="http://schemas.microsoft.com/office/drawing/2010/main" val="0"/>
@@ -7851,7 +9731,7 @@
                     </pic:cNvPicPr>
                   </pic:nvPicPr>
                   <pic:blipFill>
-                    <a:blip r:embed="rId25">
+                    <a:blip r:embed="rId26">
                       <a:extLst>
                         <a:ext uri="{28A0092B-C50C-407E-A947-70E740481C1C}">
                           <a14:useLocalDpi xmlns:a14="http://schemas.microsoft.com/office/drawing/2010/main" val="0"/>
@@ -7889,7 +9769,7 @@
           <w:bCs/>
           <w:sz w:val="28"/>
           <w:szCs w:val="28"/>
-          <w:lang w:val="en-US"/>
+          <w:lang w:val="ru-RU"/>
         </w:rPr>
         <w:tab/>
       </w:r>
@@ -8048,13 +9928,13 @@
         </w:rPr>
         <w:lastRenderedPageBreak/>
         <w:drawing>
-          <wp:anchor distT="0" distB="0" distL="114300" distR="114300" simplePos="0" relativeHeight="251669504" behindDoc="0" locked="0" layoutInCell="1" allowOverlap="1" wp14:anchorId="430B2FED" wp14:editId="6DD0ED80">
+          <wp:anchor distT="0" distB="0" distL="114300" distR="114300" simplePos="0" relativeHeight="251669504" behindDoc="0" locked="0" layoutInCell="1" allowOverlap="1" wp14:anchorId="430B2FED" wp14:editId="4F980C6A">
             <wp:simplePos x="0" y="0"/>
             <wp:positionH relativeFrom="margin">
-              <wp:align>left</wp:align>
+              <wp:posOffset>-139700</wp:posOffset>
             </wp:positionH>
             <wp:positionV relativeFrom="paragraph">
-              <wp:posOffset>3680460</wp:posOffset>
+              <wp:posOffset>4305300</wp:posOffset>
             </wp:positionV>
             <wp:extent cx="5730240" cy="3398520"/>
             <wp:effectExtent l="0" t="0" r="3810" b="0"/>
@@ -8073,7 +9953,7 @@
                     </pic:cNvPicPr>
                   </pic:nvPicPr>
                   <pic:blipFill>
-                    <a:blip r:embed="rId26">
+                    <a:blip r:embed="rId27">
                       <a:extLst>
                         <a:ext uri="{28A0092B-C50C-407E-A947-70E740481C1C}">
                           <a14:useLocalDpi xmlns:a14="http://schemas.microsoft.com/office/drawing/2010/main" val="0"/>
@@ -8113,18 +9993,18 @@
           <w:lang w:val="en-US"/>
         </w:rPr>
         <w:drawing>
-          <wp:anchor distT="0" distB="0" distL="114300" distR="114300" simplePos="0" relativeHeight="251668480" behindDoc="0" locked="0" layoutInCell="1" allowOverlap="1" wp14:anchorId="10F6B457" wp14:editId="166D572A">
+          <wp:anchor distT="0" distB="0" distL="114300" distR="114300" simplePos="0" relativeHeight="251695104" behindDoc="0" locked="0" layoutInCell="1" allowOverlap="1" wp14:anchorId="3E6AE91C" wp14:editId="12525010">
             <wp:simplePos x="0" y="0"/>
-            <wp:positionH relativeFrom="margin">
-              <wp:align>right</wp:align>
+            <wp:positionH relativeFrom="column">
+              <wp:posOffset>-99060</wp:posOffset>
             </wp:positionH>
             <wp:positionV relativeFrom="paragraph">
               <wp:posOffset>0</wp:posOffset>
             </wp:positionV>
-            <wp:extent cx="5730240" cy="3642360"/>
-            <wp:effectExtent l="0" t="0" r="3810" b="0"/>
+            <wp:extent cx="5730240" cy="4030980"/>
+            <wp:effectExtent l="0" t="0" r="3810" b="7620"/>
             <wp:wrapTopAndBottom/>
-            <wp:docPr id="2034261995" name="Рисунок 23"/>
+            <wp:docPr id="702191258" name="Рисунок 9"/>
             <wp:cNvGraphicFramePr>
               <a:graphicFrameLocks xmlns:a="http://schemas.openxmlformats.org/drawingml/2006/main" noChangeAspect="1"/>
             </wp:cNvGraphicFramePr>
@@ -8132,13 +10012,13 @@
               <a:graphicData uri="http://schemas.openxmlformats.org/drawingml/2006/picture">
                 <pic:pic xmlns:pic="http://schemas.openxmlformats.org/drawingml/2006/picture">
                   <pic:nvPicPr>
-                    <pic:cNvPr id="0" name="Picture 44"/>
+                    <pic:cNvPr id="0" name="Picture 3"/>
                     <pic:cNvPicPr>
                       <a:picLocks noChangeAspect="1" noChangeArrowheads="1"/>
                     </pic:cNvPicPr>
                   </pic:nvPicPr>
                   <pic:blipFill>
-                    <a:blip r:embed="rId27">
+                    <a:blip r:embed="rId28">
                       <a:extLst>
                         <a:ext uri="{28A0092B-C50C-407E-A947-70E740481C1C}">
                           <a14:useLocalDpi xmlns:a14="http://schemas.microsoft.com/office/drawing/2010/main" val="0"/>
@@ -8153,7 +10033,7 @@
                   <pic:spPr bwMode="auto">
                     <a:xfrm>
                       <a:off x="0" y="0"/>
-                      <a:ext cx="5730240" cy="3642360"/>
+                      <a:ext cx="5730240" cy="4030980"/>
                     </a:xfrm>
                     <a:prstGeom prst="rect">
                       <a:avLst/>
@@ -8235,19 +10115,6 @@
           <w:rFonts w:ascii="Times New Roman" w:hAnsi="Times New Roman" w:cs="Times New Roman"/>
           <w:sz w:val="28"/>
           <w:szCs w:val="28"/>
-          <w:lang w:val="en-US"/>
-        </w:rPr>
-      </w:pPr>
-    </w:p>
-    <w:p>
-      <w:pPr>
-        <w:pStyle w:val="a9"/>
-        <w:ind w:left="1080"/>
-        <w:rPr>
-          <w:rFonts w:ascii="Times New Roman" w:hAnsi="Times New Roman" w:cs="Times New Roman"/>
-          <w:sz w:val="28"/>
-          <w:szCs w:val="28"/>
-          <w:lang w:val="en-US"/>
         </w:rPr>
       </w:pPr>
     </w:p>
@@ -8297,7 +10164,7 @@
                     </pic:cNvPicPr>
                   </pic:nvPicPr>
                   <pic:blipFill>
-                    <a:blip r:embed="rId28">
+                    <a:blip r:embed="rId29">
                       <a:extLst>
                         <a:ext uri="{28A0092B-C50C-407E-A947-70E740481C1C}">
                           <a14:useLocalDpi xmlns:a14="http://schemas.microsoft.com/office/drawing/2010/main" val="0"/>
@@ -8362,7 +10229,7 @@
                     </pic:cNvPicPr>
                   </pic:nvPicPr>
                   <pic:blipFill>
-                    <a:blip r:embed="rId29">
+                    <a:blip r:embed="rId30">
                       <a:extLst>
                         <a:ext uri="{28A0092B-C50C-407E-A947-70E740481C1C}">
                           <a14:useLocalDpi xmlns:a14="http://schemas.microsoft.com/office/drawing/2010/main" val="0"/>
@@ -8449,7 +10316,7 @@
                     </pic:cNvPicPr>
                   </pic:nvPicPr>
                   <pic:blipFill>
-                    <a:blip r:embed="rId30">
+                    <a:blip r:embed="rId31">
                       <a:extLst>
                         <a:ext uri="{28A0092B-C50C-407E-A947-70E740481C1C}">
                           <a14:useLocalDpi xmlns:a14="http://schemas.microsoft.com/office/drawing/2010/main" val="0"/>
@@ -8514,7 +10381,7 @@
                     </pic:cNvPicPr>
                   </pic:nvPicPr>
                   <pic:blipFill>
-                    <a:blip r:embed="rId31">
+                    <a:blip r:embed="rId32">
                       <a:extLst>
                         <a:ext uri="{28A0092B-C50C-407E-A947-70E740481C1C}">
                           <a14:useLocalDpi xmlns:a14="http://schemas.microsoft.com/office/drawing/2010/main" val="0"/>
@@ -8621,13 +10488,19 @@
                               </w:rPr>
                             </w:pPr>
                             <w:r>
-                              <w:t>Рис 9</w:t>
+                              <w:t xml:space="preserve">Рис </w:t>
                             </w:r>
                             <w:r>
                               <w:rPr>
                                 <w:lang w:val="en-US"/>
                               </w:rPr>
-                              <w:t>, 10, 11, 12, 13, 14, 15, 1</w:t>
+                              <w:t>.</w:t>
+                            </w:r>
+                            <w:r>
+                              <w:rPr>
+                                <w:lang w:val="en-US"/>
+                              </w:rPr>
+                              <w:t xml:space="preserve"> 10, 11, 12, 13, 14, 15, 1</w:t>
                             </w:r>
                             <w:r>
                               <w:rPr>
@@ -8674,19 +10547,31 @@
                         </w:rPr>
                       </w:pPr>
                       <w:r>
-                        <w:t>Рис 9</w:t>
+                        <w:t xml:space="preserve">Рис </w:t>
                       </w:r>
                       <w:r>
                         <w:rPr>
                           <w:lang w:val="en-US"/>
                         </w:rPr>
-                        <w:t>, 10, 11, 12, 13, 14, 15, 1</w:t>
+                        <w:t>.</w:t>
                       </w:r>
                       <w:r>
                         <w:rPr>
                           <w:lang w:val="en-US"/>
                         </w:rPr>
-                        <w:t>6, 17, 18.</w:t>
+                        <w:t xml:space="preserve"> 10, 11, 12, 13, 14, 15, 1</w:t>
+                      </w:r>
+                      <w:r>
+                        <w:rPr>
+                          <w:lang w:val="en-US"/>
+                        </w:rPr>
+                        <w:t xml:space="preserve">6, 17, </w:t>
+                      </w:r>
+                      <w:r>
+                        <w:rPr>
+                          <w:lang w:val="en-US"/>
+                        </w:rPr>
+                        <w:t>18.</w:t>
                       </w:r>
                       <w:r>
                         <w:t xml:space="preserve">Код </w:t>
@@ -8736,7 +10621,7 @@
                     </pic:cNvPicPr>
                   </pic:nvPicPr>
                   <pic:blipFill>
-                    <a:blip r:embed="rId32">
+                    <a:blip r:embed="rId33">
                       <a:extLst>
                         <a:ext uri="{28A0092B-C50C-407E-A947-70E740481C1C}">
                           <a14:useLocalDpi xmlns:a14="http://schemas.microsoft.com/office/drawing/2010/main" val="0"/>
@@ -8801,7 +10686,7 @@
                     </pic:cNvPicPr>
                   </pic:nvPicPr>
                   <pic:blipFill>
-                    <a:blip r:embed="rId33">
+                    <a:blip r:embed="rId34">
                       <a:extLst>
                         <a:ext uri="{28A0092B-C50C-407E-A947-70E740481C1C}">
                           <a14:useLocalDpi xmlns:a14="http://schemas.microsoft.com/office/drawing/2010/main" val="0"/>
@@ -8875,7 +10760,25 @@
           <w:szCs w:val="28"/>
         </w:rPr>
         <w:lastRenderedPageBreak/>
-        <w:t>Посилання на файл коду в пулреквесті:</w:t>
+        <w:t xml:space="preserve">Посилання на файл коду в </w:t>
+      </w:r>
+      <w:proofErr w:type="spellStart"/>
+      <w:r>
+        <w:rPr>
+          <w:rFonts w:ascii="Times New Roman" w:hAnsi="Times New Roman" w:cs="Times New Roman"/>
+          <w:sz w:val="28"/>
+          <w:szCs w:val="28"/>
+        </w:rPr>
+        <w:t>пулреквесті</w:t>
+      </w:r>
+      <w:proofErr w:type="spellEnd"/>
+      <w:r>
+        <w:rPr>
+          <w:rFonts w:ascii="Times New Roman" w:hAnsi="Times New Roman" w:cs="Times New Roman"/>
+          <w:sz w:val="28"/>
+          <w:szCs w:val="28"/>
+        </w:rPr>
+        <w:t>:</w:t>
       </w:r>
       <w:r>
         <w:rPr>
@@ -8886,7 +10789,7 @@
         </w:rPr>
         <w:t xml:space="preserve"> </w:t>
       </w:r>
-      <w:hyperlink r:id="rId34" w:history="1">
+      <w:hyperlink r:id="rId35" w:history="1">
         <w:r>
           <w:rPr>
             <w:rStyle w:val="af"/>
@@ -8895,27 +10798,7 @@
             <w:szCs w:val="28"/>
             <w:lang w:val="ru-RU"/>
           </w:rPr>
-          <w:t>https</w:t>
-        </w:r>
-        <w:r>
-          <w:rPr>
-            <w:rStyle w:val="af"/>
-            <w:rFonts w:ascii="Times New Roman" w:hAnsi="Times New Roman" w:cs="Times New Roman"/>
-            <w:sz w:val="28"/>
-            <w:szCs w:val="28"/>
-            <w:lang w:val="ru-RU"/>
-          </w:rPr>
-          <w:t>:</w:t>
-        </w:r>
-        <w:r>
-          <w:rPr>
-            <w:rStyle w:val="af"/>
-            <w:rFonts w:ascii="Times New Roman" w:hAnsi="Times New Roman" w:cs="Times New Roman"/>
-            <w:sz w:val="28"/>
-            <w:szCs w:val="28"/>
-            <w:lang w:val="ru-RU"/>
-          </w:rPr>
-          <w:t>//github.com/artificial-intelligence-department/ai_programming_playground_2026/blob/c773b2b434192123b625c54c696c81bc83fe81d8/ai_11/danylo_morykyshka/epic_3/practice_task_1_danylo_morykyshka.cpp</w:t>
+          <w:t>https://github.com/artificial-intelligence-department/ai_programming_playground_2026/blob/c773b2b434192123b625c54c696c81bc83fe81d8/ai_11/danylo_morykyshka/epic_3/practice_task_1_danylo_morykyshka.cpp</w:t>
         </w:r>
       </w:hyperlink>
     </w:p>
@@ -8927,52 +10810,43 @@
           <w:rFonts w:ascii="Times New Roman" w:hAnsi="Times New Roman" w:cs="Times New Roman"/>
           <w:sz w:val="28"/>
           <w:szCs w:val="28"/>
+          <w:lang w:val="ru-RU"/>
+        </w:rPr>
+      </w:pPr>
+      <w:r>
+        <w:rPr>
+          <w:rFonts w:ascii="Times New Roman" w:hAnsi="Times New Roman" w:cs="Times New Roman"/>
+          <w:sz w:val="28"/>
+          <w:szCs w:val="28"/>
+          <w:lang w:val="ru-RU"/>
+        </w:rPr>
+        <w:t xml:space="preserve"> </w:t>
+      </w:r>
+    </w:p>
+    <w:p>
+      <w:pPr>
+        <w:rPr>
+          <w:rFonts w:ascii="Times New Roman" w:hAnsi="Times New Roman" w:cs="Times New Roman"/>
+          <w:sz w:val="28"/>
+          <w:szCs w:val="28"/>
+        </w:rPr>
+      </w:pPr>
+      <w:r>
+        <w:rPr>
+          <w:rFonts w:ascii="Times New Roman" w:hAnsi="Times New Roman" w:cs="Times New Roman"/>
+          <w:sz w:val="28"/>
+          <w:szCs w:val="28"/>
+        </w:rPr>
+        <w:t>Завдання №</w:t>
+      </w:r>
+      <w:r>
+        <w:rPr>
+          <w:rFonts w:ascii="Times New Roman" w:hAnsi="Times New Roman" w:cs="Times New Roman"/>
+          <w:sz w:val="28"/>
+          <w:szCs w:val="28"/>
           <w:lang w:val="en-US"/>
         </w:rPr>
-      </w:pPr>
-      <w:r>
-        <w:rPr>
-          <w:rFonts w:ascii="Times New Roman" w:hAnsi="Times New Roman" w:cs="Times New Roman"/>
-          <w:sz w:val="28"/>
-          <w:szCs w:val="28"/>
-          <w:lang w:val="en-US"/>
-        </w:rPr>
-        <w:t xml:space="preserve"> </w:t>
-      </w:r>
-    </w:p>
-    <w:p>
-      <w:pPr>
-        <w:rPr>
-          <w:rFonts w:ascii="Times New Roman" w:hAnsi="Times New Roman" w:cs="Times New Roman"/>
-          <w:sz w:val="28"/>
-          <w:szCs w:val="28"/>
-        </w:rPr>
-      </w:pPr>
-      <w:r>
-        <w:rPr>
-          <w:rFonts w:ascii="Times New Roman" w:hAnsi="Times New Roman" w:cs="Times New Roman"/>
-          <w:sz w:val="28"/>
-          <w:szCs w:val="28"/>
-        </w:rPr>
-        <w:t>Завдання №</w:t>
-      </w:r>
-      <w:r>
-        <w:rPr>
-          <w:rFonts w:ascii="Times New Roman" w:hAnsi="Times New Roman" w:cs="Times New Roman"/>
-          <w:sz w:val="28"/>
-          <w:szCs w:val="28"/>
-          <w:lang w:val="en-US"/>
-        </w:rPr>
-        <w:t>2</w:t>
-      </w:r>
-      <w:r>
-        <w:rPr>
-          <w:rFonts w:ascii="Times New Roman" w:hAnsi="Times New Roman" w:cs="Times New Roman"/>
-          <w:sz w:val="28"/>
-          <w:szCs w:val="28"/>
-          <w:lang w:val="en-US"/>
-        </w:rPr>
-        <w:t xml:space="preserve"> </w:t>
+        <w:t xml:space="preserve">2 </w:t>
       </w:r>
       <w:r>
         <w:rPr>
@@ -9021,7 +10895,7 @@
                     </pic:cNvPicPr>
                   </pic:nvPicPr>
                   <pic:blipFill>
-                    <a:blip r:embed="rId35">
+                    <a:blip r:embed="rId36">
                       <a:extLst>
                         <a:ext uri="{28A0092B-C50C-407E-A947-70E740481C1C}">
                           <a14:useLocalDpi xmlns:a14="http://schemas.microsoft.com/office/drawing/2010/main" val="0"/>
@@ -9076,12 +10950,30 @@
           <w:sz w:val="28"/>
           <w:szCs w:val="28"/>
         </w:rPr>
-        <w:t>Посилання на файл коду в пулреквесті:</w:t>
+        <w:t xml:space="preserve">Посилання на файл коду в </w:t>
+      </w:r>
+      <w:proofErr w:type="spellStart"/>
+      <w:r>
+        <w:rPr>
+          <w:rFonts w:ascii="Times New Roman" w:hAnsi="Times New Roman" w:cs="Times New Roman"/>
+          <w:sz w:val="28"/>
+          <w:szCs w:val="28"/>
+        </w:rPr>
+        <w:t>пулреквесті</w:t>
+      </w:r>
+      <w:proofErr w:type="spellEnd"/>
+      <w:r>
+        <w:rPr>
+          <w:rFonts w:ascii="Times New Roman" w:hAnsi="Times New Roman" w:cs="Times New Roman"/>
+          <w:sz w:val="28"/>
+          <w:szCs w:val="28"/>
+        </w:rPr>
+        <w:t>:</w:t>
       </w:r>
       <w:r>
         <w:t xml:space="preserve"> </w:t>
       </w:r>
-      <w:hyperlink r:id="rId36" w:history="1">
+      <w:hyperlink r:id="rId37" w:history="1">
         <w:r>
           <w:rPr>
             <w:rStyle w:val="af"/>
@@ -9089,25 +10981,7 @@
             <w:sz w:val="28"/>
             <w:szCs w:val="28"/>
           </w:rPr>
-          <w:t>https://github.com/artificial-intelligence-department/ai_programming_playground_2026/blob/74f0e68d1198efa1191d86602a0c15870785c8d8/ai_11/danylo_m</w:t>
-        </w:r>
-        <w:r>
-          <w:rPr>
-            <w:rStyle w:val="af"/>
-            <w:rFonts w:ascii="Times New Roman" w:hAnsi="Times New Roman" w:cs="Times New Roman"/>
-            <w:sz w:val="28"/>
-            <w:szCs w:val="28"/>
-          </w:rPr>
-          <w:t>o</w:t>
-        </w:r>
-        <w:r>
-          <w:rPr>
-            <w:rStyle w:val="af"/>
-            <w:rFonts w:ascii="Times New Roman" w:hAnsi="Times New Roman" w:cs="Times New Roman"/>
-            <w:sz w:val="28"/>
-            <w:szCs w:val="28"/>
-          </w:rPr>
-          <w:t>rykyshka/epic_3/lab_2_task_1_variant_20_danylo_morykyshka.cpp</w:t>
+          <w:t>https://github.com/artificial-intelligence-department/ai_programming_playground_2026/blob/74f0e68d1198efa1191d86602a0c15870785c8d8/ai_11/danylo_morykyshka/epic_3/lab_2_task_1_variant_20_danylo_morykyshka.cpp</w:t>
         </w:r>
       </w:hyperlink>
     </w:p>
@@ -9208,7 +11082,7 @@
                     </pic:cNvPicPr>
                   </pic:nvPicPr>
                   <pic:blipFill>
-                    <a:blip r:embed="rId37">
+                    <a:blip r:embed="rId38">
                       <a:extLst>
                         <a:ext uri="{28A0092B-C50C-407E-A947-70E740481C1C}">
                           <a14:useLocalDpi xmlns:a14="http://schemas.microsoft.com/office/drawing/2010/main" val="0"/>
@@ -9256,9 +11130,9 @@
       </w:r>
       <w:r>
         <w:rPr>
-          <w:lang w:val="ru-RU"/>
-        </w:rPr>
-        <w:t>1</w:t>
+          <w:lang w:val="en-US"/>
+        </w:rPr>
+        <w:t>0</w:t>
       </w:r>
       <w:r>
         <w:t>.Код до завдання№</w:t>
@@ -9290,12 +11164,30 @@
           <w:sz w:val="28"/>
           <w:szCs w:val="28"/>
         </w:rPr>
-        <w:t>Посилання на файл коду в пулреквесті:</w:t>
+        <w:t xml:space="preserve">Посилання на файл коду в </w:t>
+      </w:r>
+      <w:proofErr w:type="spellStart"/>
+      <w:r>
+        <w:rPr>
+          <w:rFonts w:ascii="Times New Roman" w:hAnsi="Times New Roman" w:cs="Times New Roman"/>
+          <w:sz w:val="28"/>
+          <w:szCs w:val="28"/>
+        </w:rPr>
+        <w:t>пулреквесті</w:t>
+      </w:r>
+      <w:proofErr w:type="spellEnd"/>
+      <w:r>
+        <w:rPr>
+          <w:rFonts w:ascii="Times New Roman" w:hAnsi="Times New Roman" w:cs="Times New Roman"/>
+          <w:sz w:val="28"/>
+          <w:szCs w:val="28"/>
+        </w:rPr>
+        <w:t>:</w:t>
       </w:r>
       <w:r>
         <w:t xml:space="preserve"> </w:t>
       </w:r>
-      <w:hyperlink r:id="rId38" w:history="1">
+      <w:hyperlink r:id="rId39" w:history="1">
         <w:r>
           <w:rPr>
             <w:rStyle w:val="af"/>
@@ -9303,25 +11195,7 @@
             <w:sz w:val="28"/>
             <w:szCs w:val="28"/>
           </w:rPr>
-          <w:t>https://github.com/artificial-intelligence-department/ai_programming_playground_2026/blob/b1d899981846e62aee9d029e105edb78305abe88/ai_11/da</w:t>
-        </w:r>
-        <w:r>
-          <w:rPr>
-            <w:rStyle w:val="af"/>
-            <w:rFonts w:ascii="Times New Roman" w:hAnsi="Times New Roman" w:cs="Times New Roman"/>
-            <w:sz w:val="28"/>
-            <w:szCs w:val="28"/>
-          </w:rPr>
-          <w:t>n</w:t>
-        </w:r>
-        <w:r>
-          <w:rPr>
-            <w:rStyle w:val="af"/>
-            <w:rFonts w:ascii="Times New Roman" w:hAnsi="Times New Roman" w:cs="Times New Roman"/>
-            <w:sz w:val="28"/>
-            <w:szCs w:val="28"/>
-          </w:rPr>
-          <w:t>ylo_morykyshka/epic_3/lab_3_task_1_variant_7_danylo_morykyshka.cpp</w:t>
+          <w:t>https://github.com/artificial-intelligence-department/ai_programming_playground_2026/blob/b1d899981846e62aee9d029e105edb78305abe88/ai_11/danylo_morykyshka/epic_3/lab_3_task_1_variant_7_danylo_morykyshka.cpp</w:t>
         </w:r>
       </w:hyperlink>
     </w:p>
@@ -9371,6 +11245,7 @@
         </w:rPr>
         <w:t xml:space="preserve">4 </w:t>
       </w:r>
+      <w:proofErr w:type="spellStart"/>
       <w:r>
         <w:rPr>
           <w:rFonts w:ascii="Times New Roman" w:hAnsi="Times New Roman" w:cs="Times New Roman"/>
@@ -9398,6 +11273,7 @@
         </w:rPr>
         <w:t>practice</w:t>
       </w:r>
+      <w:proofErr w:type="spellEnd"/>
       <w:r>
         <w:rPr>
           <w:rFonts w:ascii="Times New Roman" w:hAnsi="Times New Roman" w:cs="Times New Roman"/>
@@ -9465,7 +11341,7 @@
                     </pic:cNvPicPr>
                   </pic:nvPicPr>
                   <pic:blipFill>
-                    <a:blip r:embed="rId39">
+                    <a:blip r:embed="rId40">
                       <a:extLst>
                         <a:ext uri="{28A0092B-C50C-407E-A947-70E740481C1C}">
                           <a14:useLocalDpi xmlns:a14="http://schemas.microsoft.com/office/drawing/2010/main" val="0"/>
@@ -9505,24 +11381,14 @@
       <w:r>
         <w:t xml:space="preserve">Рис </w:t>
       </w:r>
-      <w:r>
-        <w:fldChar w:fldCharType="begin"/>
-      </w:r>
-      <w:r>
-        <w:instrText xml:space="preserve"> SEQ Рисунок \* ARABIC </w:instrText>
-      </w:r>
-      <w:r>
-        <w:fldChar w:fldCharType="separate"/>
-      </w:r>
-      <w:r>
-        <w:rPr>
-          <w:noProof/>
-        </w:rPr>
-        <w:t>2</w:t>
-      </w:r>
-      <w:r>
-        <w:fldChar w:fldCharType="end"/>
-      </w:r>
+      <w:fldSimple w:instr=" SEQ Рисунок \* ARABIC ">
+        <w:r>
+          <w:rPr>
+            <w:noProof/>
+          </w:rPr>
+          <w:t>2</w:t>
+        </w:r>
+      </w:fldSimple>
       <w:r>
         <w:t>1.</w:t>
       </w:r>
@@ -9544,12 +11410,30 @@
           <w:sz w:val="28"/>
           <w:szCs w:val="28"/>
         </w:rPr>
-        <w:t>Посилання на файл коду в пулреквесті:</w:t>
+        <w:t xml:space="preserve">Посилання на файл коду в </w:t>
+      </w:r>
+      <w:proofErr w:type="spellStart"/>
+      <w:r>
+        <w:rPr>
+          <w:rFonts w:ascii="Times New Roman" w:hAnsi="Times New Roman" w:cs="Times New Roman"/>
+          <w:sz w:val="28"/>
+          <w:szCs w:val="28"/>
+        </w:rPr>
+        <w:t>пулреквесті</w:t>
+      </w:r>
+      <w:proofErr w:type="spellEnd"/>
+      <w:r>
+        <w:rPr>
+          <w:rFonts w:ascii="Times New Roman" w:hAnsi="Times New Roman" w:cs="Times New Roman"/>
+          <w:sz w:val="28"/>
+          <w:szCs w:val="28"/>
+        </w:rPr>
+        <w:t>:</w:t>
       </w:r>
       <w:r>
         <w:t xml:space="preserve"> </w:t>
       </w:r>
-      <w:hyperlink r:id="rId40" w:history="1">
+      <w:hyperlink r:id="rId41" w:history="1">
         <w:r>
           <w:rPr>
             <w:rStyle w:val="af"/>
@@ -9557,25 +11441,7 @@
             <w:sz w:val="28"/>
             <w:szCs w:val="28"/>
           </w:rPr>
-          <w:t>https://github.com/artificial-intelligence-department/ai_programming_playground_2026/blob/74f0e68d1198efa1191d86602a0c15870785c8d8/ai_11/dany</w:t>
-        </w:r>
-        <w:r>
-          <w:rPr>
-            <w:rStyle w:val="af"/>
-            <w:rFonts w:ascii="Times New Roman" w:hAnsi="Times New Roman" w:cs="Times New Roman"/>
-            <w:sz w:val="28"/>
-            <w:szCs w:val="28"/>
-          </w:rPr>
-          <w:t>l</w:t>
-        </w:r>
-        <w:r>
-          <w:rPr>
-            <w:rStyle w:val="af"/>
-            <w:rFonts w:ascii="Times New Roman" w:hAnsi="Times New Roman" w:cs="Times New Roman"/>
-            <w:sz w:val="28"/>
-            <w:szCs w:val="28"/>
-          </w:rPr>
-          <w:t>o_morykyshka/epic_3/self_practice_algotester_task_1_danylo_morykyshka.cpp</w:t>
+          <w:t>https://github.com/artificial-intelligence-department/ai_programming_playground_2026/blob/74f0e68d1198efa1191d86602a0c15870785c8d8/ai_11/danylo_morykyshka/epic_3/self_practice_algotester_task_1_danylo_morykyshka.cpp</w:t>
         </w:r>
       </w:hyperlink>
     </w:p>
@@ -9613,6 +11479,7 @@
         </w:rPr>
         <w:t xml:space="preserve"> </w:t>
       </w:r>
+      <w:proofErr w:type="spellStart"/>
       <w:r>
         <w:rPr>
           <w:rFonts w:ascii="Times New Roman" w:hAnsi="Times New Roman" w:cs="Times New Roman"/>
@@ -9640,6 +11507,7 @@
         </w:rPr>
         <w:t>practice</w:t>
       </w:r>
+      <w:proofErr w:type="spellEnd"/>
       <w:r>
         <w:rPr>
           <w:rFonts w:ascii="Times New Roman" w:hAnsi="Times New Roman" w:cs="Times New Roman"/>
@@ -9868,7 +11736,7 @@
                     </pic:cNvPicPr>
                   </pic:nvPicPr>
                   <pic:blipFill>
-                    <a:blip r:embed="rId41">
+                    <a:blip r:embed="rId42">
                       <a:extLst>
                         <a:ext uri="{28A0092B-C50C-407E-A947-70E740481C1C}">
                           <a14:useLocalDpi xmlns:a14="http://schemas.microsoft.com/office/drawing/2010/main" val="0"/>
@@ -9919,7 +11787,25 @@
           <w:sz w:val="28"/>
           <w:szCs w:val="28"/>
         </w:rPr>
-        <w:t>Посилання на файл коду в пулреквесті:</w:t>
+        <w:t xml:space="preserve">Посилання на файл коду в </w:t>
+      </w:r>
+      <w:proofErr w:type="spellStart"/>
+      <w:r>
+        <w:rPr>
+          <w:rFonts w:ascii="Times New Roman" w:hAnsi="Times New Roman" w:cs="Times New Roman"/>
+          <w:sz w:val="28"/>
+          <w:szCs w:val="28"/>
+        </w:rPr>
+        <w:t>пулреквесті</w:t>
+      </w:r>
+      <w:proofErr w:type="spellEnd"/>
+      <w:r>
+        <w:rPr>
+          <w:rFonts w:ascii="Times New Roman" w:hAnsi="Times New Roman" w:cs="Times New Roman"/>
+          <w:sz w:val="28"/>
+          <w:szCs w:val="28"/>
+        </w:rPr>
+        <w:t>:</w:t>
       </w:r>
       <w:r>
         <w:rPr>
@@ -9929,7 +11815,7 @@
         </w:rPr>
         <w:t xml:space="preserve"> </w:t>
       </w:r>
-      <w:hyperlink r:id="rId42" w:history="1">
+      <w:hyperlink r:id="rId43" w:history="1">
         <w:r>
           <w:rPr>
             <w:rStyle w:val="af"/>
@@ -9937,25 +11823,7 @@
             <w:sz w:val="28"/>
             <w:szCs w:val="28"/>
           </w:rPr>
-          <w:t>https://github.com/artificial-intelligence-department/ai_programming_playground_2026/blob/74f0e68d1198efa1191d86602a0c15870785c8d8/ai_11/danylo_morykyshka/epic_3/self_practice_algotester_task_2_danylo_mory</w:t>
-        </w:r>
-        <w:r>
-          <w:rPr>
-            <w:rStyle w:val="af"/>
-            <w:rFonts w:ascii="Times New Roman" w:hAnsi="Times New Roman" w:cs="Times New Roman"/>
-            <w:sz w:val="28"/>
-            <w:szCs w:val="28"/>
-          </w:rPr>
-          <w:t>k</w:t>
-        </w:r>
-        <w:r>
-          <w:rPr>
-            <w:rStyle w:val="af"/>
-            <w:rFonts w:ascii="Times New Roman" w:hAnsi="Times New Roman" w:cs="Times New Roman"/>
-            <w:sz w:val="28"/>
-            <w:szCs w:val="28"/>
-          </w:rPr>
-          <w:t>yshka.cpp</w:t>
+          <w:t>https://github.com/artificial-intelligence-department/ai_programming_playground_2026/blob/74f0e68d1198efa1191d86602a0c15870785c8d8/ai_11/danylo_morykyshka/epic_3/self_practice_algotester_task_2_danylo_morykyshka.cpp</w:t>
         </w:r>
       </w:hyperlink>
     </w:p>
@@ -10034,24 +11902,14 @@
                             <w:r>
                               <w:t>Рис 2</w:t>
                             </w:r>
-                            <w:r>
-                              <w:fldChar w:fldCharType="begin"/>
-                            </w:r>
-                            <w:r>
-                              <w:instrText xml:space="preserve"> SEQ Рисунок \* ARABIC </w:instrText>
-                            </w:r>
-                            <w:r>
-                              <w:fldChar w:fldCharType="separate"/>
-                            </w:r>
-                            <w:r>
-                              <w:rPr>
-                                <w:noProof/>
-                              </w:rPr>
-                              <w:t>3</w:t>
-                            </w:r>
-                            <w:r>
-                              <w:fldChar w:fldCharType="end"/>
-                            </w:r>
+                            <w:fldSimple w:instr=" SEQ Рисунок \* ARABIC ">
+                              <w:r>
+                                <w:rPr>
+                                  <w:noProof/>
+                                </w:rPr>
+                                <w:t>3</w:t>
+                              </w:r>
+                            </w:fldSimple>
                             <w:r>
                               <w:t>.Код до завдання№6</w:t>
                             </w:r>
@@ -10089,24 +11947,14 @@
                       <w:r>
                         <w:t>Рис 2</w:t>
                       </w:r>
-                      <w:r>
-                        <w:fldChar w:fldCharType="begin"/>
-                      </w:r>
-                      <w:r>
-                        <w:instrText xml:space="preserve"> SEQ Рисунок \* ARABIC </w:instrText>
-                      </w:r>
-                      <w:r>
-                        <w:fldChar w:fldCharType="separate"/>
-                      </w:r>
-                      <w:r>
-                        <w:rPr>
-                          <w:noProof/>
-                        </w:rPr>
-                        <w:t>3</w:t>
-                      </w:r>
-                      <w:r>
-                        <w:fldChar w:fldCharType="end"/>
-                      </w:r>
+                      <w:fldSimple w:instr=" SEQ Рисунок \* ARABIC ">
+                        <w:r>
+                          <w:rPr>
+                            <w:noProof/>
+                          </w:rPr>
+                          <w:t>3</w:t>
+                        </w:r>
+                      </w:fldSimple>
                       <w:r>
                         <w:t>.Код до завдання№6</w:t>
                       </w:r>
@@ -10152,7 +12000,7 @@
                     </pic:cNvPicPr>
                   </pic:nvPicPr>
                   <pic:blipFill>
-                    <a:blip r:embed="rId43">
+                    <a:blip r:embed="rId44">
                       <a:extLst>
                         <a:ext uri="{28A0092B-C50C-407E-A947-70E740481C1C}">
                           <a14:useLocalDpi xmlns:a14="http://schemas.microsoft.com/office/drawing/2010/main" val="0"/>
@@ -10197,7 +12045,17 @@
           <w:sz w:val="28"/>
           <w:szCs w:val="28"/>
         </w:rPr>
-        <w:t>6</w:t>
+        <w:t xml:space="preserve">6 </w:t>
+      </w:r>
+      <w:proofErr w:type="spellStart"/>
+      <w:r>
+        <w:rPr>
+          <w:rFonts w:ascii="Times New Roman" w:hAnsi="Times New Roman" w:cs="Times New Roman"/>
+          <w:sz w:val="28"/>
+          <w:szCs w:val="28"/>
+          <w:lang w:val="en-US"/>
+        </w:rPr>
+        <w:t>Self</w:t>
       </w:r>
       <w:r>
         <w:rPr>
@@ -10214,8 +12072,9 @@
           <w:szCs w:val="28"/>
           <w:lang w:val="en-US"/>
         </w:rPr>
-        <w:t>Self</w:t>
-      </w:r>
+        <w:t>practice</w:t>
+      </w:r>
+      <w:proofErr w:type="spellEnd"/>
       <w:r>
         <w:rPr>
           <w:rFonts w:ascii="Times New Roman" w:hAnsi="Times New Roman" w:cs="Times New Roman"/>
@@ -10231,95 +12090,88 @@
           <w:szCs w:val="28"/>
           <w:lang w:val="en-US"/>
         </w:rPr>
-        <w:t>practice</w:t>
-      </w:r>
-      <w:r>
-        <w:rPr>
-          <w:rFonts w:ascii="Times New Roman" w:hAnsi="Times New Roman" w:cs="Times New Roman"/>
-          <w:sz w:val="28"/>
-          <w:szCs w:val="28"/>
-        </w:rPr>
+        <w:t>task</w:t>
+      </w:r>
+      <w:r>
+        <w:rPr>
+          <w:rFonts w:ascii="Times New Roman" w:hAnsi="Times New Roman" w:cs="Times New Roman"/>
+          <w:sz w:val="28"/>
+          <w:szCs w:val="28"/>
+        </w:rPr>
+        <w:t>№3</w:t>
+      </w:r>
+      <w:r>
+        <w:rPr>
+          <w:rFonts w:ascii="Times New Roman" w:hAnsi="Times New Roman" w:cs="Times New Roman"/>
+          <w:sz w:val="28"/>
+          <w:szCs w:val="28"/>
+        </w:rPr>
+        <w:t>.</w:t>
+      </w:r>
+    </w:p>
+    <w:p>
+      <w:pPr>
+        <w:pStyle w:val="a9"/>
+        <w:ind w:left="1080"/>
+        <w:rPr>
+          <w:rFonts w:ascii="Times New Roman" w:hAnsi="Times New Roman" w:cs="Times New Roman"/>
+          <w:sz w:val="28"/>
+          <w:szCs w:val="28"/>
+        </w:rPr>
+      </w:pPr>
+    </w:p>
+    <w:p>
+      <w:pPr>
+        <w:rPr>
+          <w:rFonts w:ascii="Times New Roman" w:hAnsi="Times New Roman" w:cs="Times New Roman"/>
+          <w:sz w:val="28"/>
+          <w:szCs w:val="28"/>
+        </w:rPr>
+      </w:pPr>
+      <w:r>
+        <w:t>-</w:t>
+      </w:r>
+      <w:r>
         <w:t xml:space="preserve"> </w:t>
       </w:r>
       <w:r>
-        <w:rPr>
-          <w:rFonts w:ascii="Times New Roman" w:hAnsi="Times New Roman" w:cs="Times New Roman"/>
-          <w:sz w:val="28"/>
-          <w:szCs w:val="28"/>
-          <w:lang w:val="en-US"/>
-        </w:rPr>
-        <w:t>task</w:t>
-      </w:r>
-      <w:r>
-        <w:rPr>
-          <w:rFonts w:ascii="Times New Roman" w:hAnsi="Times New Roman" w:cs="Times New Roman"/>
-          <w:sz w:val="28"/>
-          <w:szCs w:val="28"/>
-        </w:rPr>
-        <w:t>№</w:t>
-      </w:r>
-      <w:r>
-        <w:rPr>
-          <w:rFonts w:ascii="Times New Roman" w:hAnsi="Times New Roman" w:cs="Times New Roman"/>
-          <w:sz w:val="28"/>
-          <w:szCs w:val="28"/>
-        </w:rPr>
-        <w:t>3</w:t>
-      </w:r>
-      <w:r>
-        <w:rPr>
-          <w:rFonts w:ascii="Times New Roman" w:hAnsi="Times New Roman" w:cs="Times New Roman"/>
-          <w:sz w:val="28"/>
-          <w:szCs w:val="28"/>
-        </w:rPr>
-        <w:t>.</w:t>
-      </w:r>
-    </w:p>
-    <w:p>
-      <w:pPr>
-        <w:pStyle w:val="a9"/>
-        <w:ind w:left="1080"/>
-        <w:rPr>
-          <w:rFonts w:ascii="Times New Roman" w:hAnsi="Times New Roman" w:cs="Times New Roman"/>
-          <w:sz w:val="28"/>
-          <w:szCs w:val="28"/>
-        </w:rPr>
-      </w:pPr>
-    </w:p>
-    <w:p>
-      <w:pPr>
-        <w:rPr>
-          <w:rFonts w:ascii="Times New Roman" w:hAnsi="Times New Roman" w:cs="Times New Roman"/>
-          <w:sz w:val="28"/>
-          <w:szCs w:val="28"/>
-        </w:rPr>
-      </w:pPr>
-      <w:r>
-        <w:t>-</w:t>
-      </w:r>
-      <w:r>
         <w:t xml:space="preserve"> </w:t>
       </w:r>
       <w:r>
+        <w:rPr>
+          <w:rFonts w:ascii="Times New Roman" w:hAnsi="Times New Roman" w:cs="Times New Roman"/>
+          <w:sz w:val="28"/>
+          <w:szCs w:val="28"/>
+        </w:rPr>
+        <w:t xml:space="preserve">Посилання на файл коду в </w:t>
+      </w:r>
+      <w:proofErr w:type="spellStart"/>
+      <w:r>
+        <w:rPr>
+          <w:rFonts w:ascii="Times New Roman" w:hAnsi="Times New Roman" w:cs="Times New Roman"/>
+          <w:sz w:val="28"/>
+          <w:szCs w:val="28"/>
+        </w:rPr>
+        <w:t>пулреквесті</w:t>
+      </w:r>
+      <w:proofErr w:type="spellEnd"/>
+      <w:r>
+        <w:rPr>
+          <w:rFonts w:ascii="Times New Roman" w:hAnsi="Times New Roman" w:cs="Times New Roman"/>
+          <w:sz w:val="28"/>
+          <w:szCs w:val="28"/>
+        </w:rPr>
+        <w:t>:</w:t>
+      </w:r>
+      <w:r>
+        <w:rPr>
+          <w:rFonts w:ascii="Times New Roman" w:hAnsi="Times New Roman" w:cs="Times New Roman"/>
+          <w:sz w:val="28"/>
+          <w:szCs w:val="28"/>
+        </w:rPr>
         <w:t xml:space="preserve"> </w:t>
       </w:r>
-      <w:r>
-        <w:rPr>
-          <w:rFonts w:ascii="Times New Roman" w:hAnsi="Times New Roman" w:cs="Times New Roman"/>
-          <w:sz w:val="28"/>
-          <w:szCs w:val="28"/>
-        </w:rPr>
-        <w:t>Посилання на файл коду в пулреквесті:</w:t>
-      </w:r>
-      <w:r>
-        <w:rPr>
-          <w:rFonts w:ascii="Times New Roman" w:hAnsi="Times New Roman" w:cs="Times New Roman"/>
-          <w:sz w:val="28"/>
-          <w:szCs w:val="28"/>
-        </w:rPr>
-        <w:t xml:space="preserve"> </w:t>
-      </w:r>
-      <w:hyperlink r:id="rId44" w:history="1">
+      <w:hyperlink r:id="rId45" w:history="1">
         <w:r>
           <w:rPr>
             <w:rStyle w:val="af"/>
@@ -10473,7 +12325,7 @@
                     </pic:cNvPicPr>
                   </pic:nvPicPr>
                   <pic:blipFill>
-                    <a:blip r:embed="rId45">
+                    <a:blip r:embed="rId46">
                       <a:extLst>
                         <a:ext uri="{28A0092B-C50C-407E-A947-70E740481C1C}">
                           <a14:useLocalDpi xmlns:a14="http://schemas.microsoft.com/office/drawing/2010/main" val="0"/>
@@ -10658,24 +12510,14 @@
                             <w:r>
                               <w:t>Рис 2</w:t>
                             </w:r>
-                            <w:r>
-                              <w:fldChar w:fldCharType="begin"/>
-                            </w:r>
-                            <w:r>
-                              <w:instrText xml:space="preserve"> SEQ Рисунок \* ARABIC </w:instrText>
-                            </w:r>
-                            <w:r>
-                              <w:fldChar w:fldCharType="separate"/>
-                            </w:r>
-                            <w:r>
-                              <w:rPr>
-                                <w:noProof/>
-                              </w:rPr>
-                              <w:t>4</w:t>
-                            </w:r>
-                            <w:r>
-                              <w:fldChar w:fldCharType="end"/>
-                            </w:r>
+                            <w:fldSimple w:instr=" SEQ Рисунок \* ARABIC ">
+                              <w:r>
+                                <w:rPr>
+                                  <w:noProof/>
+                                </w:rPr>
+                                <w:t>4</w:t>
+                              </w:r>
+                            </w:fldSimple>
                             <w:r>
                               <w:rPr>
                                 <w:lang w:val="ru-RU"/>
@@ -10719,24 +12561,14 @@
                       <w:r>
                         <w:t>Рис 2</w:t>
                       </w:r>
-                      <w:r>
-                        <w:fldChar w:fldCharType="begin"/>
-                      </w:r>
-                      <w:r>
-                        <w:instrText xml:space="preserve"> SEQ Рисунок \* ARABIC </w:instrText>
-                      </w:r>
-                      <w:r>
-                        <w:fldChar w:fldCharType="separate"/>
-                      </w:r>
-                      <w:r>
-                        <w:rPr>
-                          <w:noProof/>
-                        </w:rPr>
-                        <w:t>4</w:t>
-                      </w:r>
-                      <w:r>
-                        <w:fldChar w:fldCharType="end"/>
-                      </w:r>
+                      <w:fldSimple w:instr=" SEQ Рисунок \* ARABIC ">
+                        <w:r>
+                          <w:rPr>
+                            <w:noProof/>
+                          </w:rPr>
+                          <w:t>4</w:t>
+                        </w:r>
+                      </w:fldSimple>
                       <w:r>
                         <w:rPr>
                           <w:lang w:val="ru-RU"/>
@@ -10788,7 +12620,7 @@
                     </pic:cNvPicPr>
                   </pic:nvPicPr>
                   <pic:blipFill>
-                    <a:blip r:embed="rId46">
+                    <a:blip r:embed="rId47">
                       <a:extLst>
                         <a:ext uri="{28A0092B-C50C-407E-A947-70E740481C1C}">
                           <a14:useLocalDpi xmlns:a14="http://schemas.microsoft.com/office/drawing/2010/main" val="0"/>
@@ -10852,7 +12684,7 @@
                     </pic:cNvPicPr>
                   </pic:nvPicPr>
                   <pic:blipFill>
-                    <a:blip r:embed="rId47">
+                    <a:blip r:embed="rId48">
                       <a:extLst>
                         <a:ext uri="{28A0092B-C50C-407E-A947-70E740481C1C}">
                           <a14:useLocalDpi xmlns:a14="http://schemas.microsoft.com/office/drawing/2010/main" val="0"/>
@@ -10997,7 +12829,7 @@
                     </pic:cNvPicPr>
                   </pic:nvPicPr>
                   <pic:blipFill>
-                    <a:blip r:embed="rId48">
+                    <a:blip r:embed="rId49">
                       <a:extLst>
                         <a:ext uri="{28A0092B-C50C-407E-A947-70E740481C1C}">
                           <a14:useLocalDpi xmlns:a14="http://schemas.microsoft.com/office/drawing/2010/main" val="0"/>
@@ -11187,7 +13019,7 @@
                     </pic:cNvPicPr>
                   </pic:nvPicPr>
                   <pic:blipFill>
-                    <a:blip r:embed="rId49">
+                    <a:blip r:embed="rId50">
                       <a:extLst>
                         <a:ext uri="{28A0092B-C50C-407E-A947-70E740481C1C}">
                           <a14:useLocalDpi xmlns:a14="http://schemas.microsoft.com/office/drawing/2010/main" val="0"/>
@@ -11280,7 +13112,7 @@
           <w:szCs w:val="28"/>
           <w:lang w:val="ru-RU"/>
         </w:rPr>
-        <w:t>4</w:t>
+        <w:t>40</w:t>
       </w:r>
       <w:r>
         <w:rPr>
@@ -11289,7 +13121,40 @@
           <w:szCs w:val="28"/>
           <w:lang w:val="ru-RU"/>
         </w:rPr>
-        <w:t>0</w:t>
+        <w:t xml:space="preserve"> </w:t>
+      </w:r>
+      <w:r>
+        <w:rPr>
+          <w:rFonts w:ascii="Times New Roman" w:hAnsi="Times New Roman" w:cs="Times New Roman"/>
+          <w:sz w:val="28"/>
+          <w:szCs w:val="28"/>
+        </w:rPr>
+        <w:t>хвилин.</w:t>
+      </w:r>
+    </w:p>
+    <w:p>
+      <w:pPr>
+        <w:rPr>
+          <w:rFonts w:ascii="Times New Roman" w:hAnsi="Times New Roman" w:cs="Times New Roman"/>
+          <w:sz w:val="28"/>
+          <w:szCs w:val="28"/>
+        </w:rPr>
+      </w:pPr>
+      <w:r>
+        <w:rPr>
+          <w:rFonts w:ascii="Times New Roman" w:hAnsi="Times New Roman" w:cs="Times New Roman"/>
+          <w:sz w:val="28"/>
+          <w:szCs w:val="28"/>
+        </w:rPr>
+        <w:br/>
+      </w:r>
+      <w:r>
+        <w:rPr>
+          <w:rFonts w:ascii="Times New Roman" w:hAnsi="Times New Roman" w:cs="Times New Roman"/>
+          <w:sz w:val="28"/>
+          <w:szCs w:val="28"/>
+        </w:rPr>
+        <w:t>Завдання №</w:t>
       </w:r>
       <w:r>
         <w:rPr>
@@ -11298,6 +13163,25 @@
           <w:szCs w:val="28"/>
           <w:lang w:val="ru-RU"/>
         </w:rPr>
+        <w:t xml:space="preserve">4 </w:t>
+      </w:r>
+      <w:proofErr w:type="spellStart"/>
+      <w:r>
+        <w:rPr>
+          <w:rFonts w:ascii="Times New Roman" w:hAnsi="Times New Roman" w:cs="Times New Roman"/>
+          <w:sz w:val="28"/>
+          <w:szCs w:val="28"/>
+          <w:lang w:val="en-US"/>
+        </w:rPr>
+        <w:t>Self</w:t>
+      </w:r>
+      <w:r>
+        <w:rPr>
+          <w:rFonts w:ascii="Times New Roman" w:hAnsi="Times New Roman" w:cs="Times New Roman"/>
+          <w:sz w:val="28"/>
+          <w:szCs w:val="28"/>
+          <w:lang w:val="ru-RU"/>
+        </w:rPr>
         <w:t xml:space="preserve"> </w:t>
       </w:r>
       <w:r>
@@ -11305,70 +13189,11 @@
           <w:rFonts w:ascii="Times New Roman" w:hAnsi="Times New Roman" w:cs="Times New Roman"/>
           <w:sz w:val="28"/>
           <w:szCs w:val="28"/>
-        </w:rPr>
-        <w:t>хвилин.</w:t>
-      </w:r>
-    </w:p>
-    <w:p>
-      <w:pPr>
-        <w:rPr>
-          <w:rFonts w:ascii="Times New Roman" w:hAnsi="Times New Roman" w:cs="Times New Roman"/>
-          <w:sz w:val="28"/>
-          <w:szCs w:val="28"/>
-        </w:rPr>
-      </w:pPr>
-      <w:r>
-        <w:rPr>
-          <w:rFonts w:ascii="Times New Roman" w:hAnsi="Times New Roman" w:cs="Times New Roman"/>
-          <w:sz w:val="28"/>
-          <w:szCs w:val="28"/>
-        </w:rPr>
-        <w:br/>
-      </w:r>
-      <w:r>
-        <w:rPr>
-          <w:rFonts w:ascii="Times New Roman" w:hAnsi="Times New Roman" w:cs="Times New Roman"/>
-          <w:sz w:val="28"/>
-          <w:szCs w:val="28"/>
-        </w:rPr>
-        <w:t>Завдання №</w:t>
-      </w:r>
-      <w:r>
-        <w:rPr>
-          <w:rFonts w:ascii="Times New Roman" w:hAnsi="Times New Roman" w:cs="Times New Roman"/>
-          <w:sz w:val="28"/>
-          <w:szCs w:val="28"/>
-          <w:lang w:val="ru-RU"/>
-        </w:rPr>
-        <w:t xml:space="preserve">4 </w:t>
-      </w:r>
-      <w:r>
-        <w:rPr>
-          <w:rFonts w:ascii="Times New Roman" w:hAnsi="Times New Roman" w:cs="Times New Roman"/>
-          <w:sz w:val="28"/>
-          <w:szCs w:val="28"/>
           <w:lang w:val="en-US"/>
         </w:rPr>
-        <w:t>Self</w:t>
-      </w:r>
-      <w:r>
-        <w:rPr>
-          <w:rFonts w:ascii="Times New Roman" w:hAnsi="Times New Roman" w:cs="Times New Roman"/>
-          <w:sz w:val="28"/>
-          <w:szCs w:val="28"/>
-          <w:lang w:val="ru-RU"/>
-        </w:rPr>
-        <w:t xml:space="preserve"> </w:t>
-      </w:r>
-      <w:r>
-        <w:rPr>
-          <w:rFonts w:ascii="Times New Roman" w:hAnsi="Times New Roman" w:cs="Times New Roman"/>
-          <w:sz w:val="28"/>
-          <w:szCs w:val="28"/>
-          <w:lang w:val="en-US"/>
-        </w:rPr>
         <w:t>practice</w:t>
       </w:r>
+      <w:proofErr w:type="spellEnd"/>
       <w:r>
         <w:rPr>
           <w:rFonts w:ascii="Times New Roman" w:hAnsi="Times New Roman" w:cs="Times New Roman"/>
@@ -11433,7 +13258,7 @@
                     </pic:cNvPicPr>
                   </pic:nvPicPr>
                   <pic:blipFill>
-                    <a:blip r:embed="rId50">
+                    <a:blip r:embed="rId51">
                       <a:extLst>
                         <a:ext uri="{28A0092B-C50C-407E-A947-70E740481C1C}">
                           <a14:useLocalDpi xmlns:a14="http://schemas.microsoft.com/office/drawing/2010/main" val="0"/>
@@ -11523,7 +13348,7 @@
           <w:szCs w:val="28"/>
           <w:lang w:val="ru-RU"/>
         </w:rPr>
-        <w:t>3</w:t>
+        <w:t>30</w:t>
       </w:r>
       <w:r>
         <w:rPr>
@@ -11532,7 +13357,32 @@
           <w:szCs w:val="28"/>
           <w:lang w:val="ru-RU"/>
         </w:rPr>
-        <w:t>0</w:t>
+        <w:t xml:space="preserve"> </w:t>
+      </w:r>
+      <w:r>
+        <w:rPr>
+          <w:rFonts w:ascii="Times New Roman" w:hAnsi="Times New Roman" w:cs="Times New Roman"/>
+          <w:sz w:val="28"/>
+          <w:szCs w:val="28"/>
+        </w:rPr>
+        <w:t>хвилин.</w:t>
+      </w:r>
+    </w:p>
+    <w:p>
+      <w:pPr>
+        <w:rPr>
+          <w:rFonts w:ascii="Times New Roman" w:hAnsi="Times New Roman" w:cs="Times New Roman"/>
+          <w:sz w:val="28"/>
+          <w:szCs w:val="28"/>
+        </w:rPr>
+      </w:pPr>
+      <w:r>
+        <w:rPr>
+          <w:rFonts w:ascii="Times New Roman" w:hAnsi="Times New Roman" w:cs="Times New Roman"/>
+          <w:sz w:val="28"/>
+          <w:szCs w:val="28"/>
+        </w:rPr>
+        <w:t>Завдання №</w:t>
       </w:r>
       <w:r>
         <w:rPr>
@@ -11541,32 +13391,26 @@
           <w:szCs w:val="28"/>
           <w:lang w:val="ru-RU"/>
         </w:rPr>
+        <w:t>5</w:t>
+      </w:r>
+      <w:r>
+        <w:rPr>
+          <w:rFonts w:ascii="Times New Roman" w:hAnsi="Times New Roman" w:cs="Times New Roman"/>
+          <w:sz w:val="28"/>
+          <w:szCs w:val="28"/>
+          <w:lang w:val="ru-RU"/>
+        </w:rPr>
         <w:t xml:space="preserve"> </w:t>
       </w:r>
-      <w:r>
-        <w:rPr>
-          <w:rFonts w:ascii="Times New Roman" w:hAnsi="Times New Roman" w:cs="Times New Roman"/>
-          <w:sz w:val="28"/>
-          <w:szCs w:val="28"/>
-        </w:rPr>
-        <w:t>хвилин.</w:t>
-      </w:r>
-    </w:p>
-    <w:p>
-      <w:pPr>
-        <w:rPr>
-          <w:rFonts w:ascii="Times New Roman" w:hAnsi="Times New Roman" w:cs="Times New Roman"/>
-          <w:sz w:val="28"/>
-          <w:szCs w:val="28"/>
-        </w:rPr>
-      </w:pPr>
-      <w:r>
-        <w:rPr>
-          <w:rFonts w:ascii="Times New Roman" w:hAnsi="Times New Roman" w:cs="Times New Roman"/>
-          <w:sz w:val="28"/>
-          <w:szCs w:val="28"/>
-        </w:rPr>
-        <w:t>Завдання №</w:t>
+      <w:proofErr w:type="spellStart"/>
+      <w:r>
+        <w:rPr>
+          <w:rFonts w:ascii="Times New Roman" w:hAnsi="Times New Roman" w:cs="Times New Roman"/>
+          <w:sz w:val="28"/>
+          <w:szCs w:val="28"/>
+          <w:lang w:val="en-US"/>
+        </w:rPr>
+        <w:t>Self</w:t>
       </w:r>
       <w:r>
         <w:rPr>
@@ -11575,8 +13419,18 @@
           <w:szCs w:val="28"/>
           <w:lang w:val="ru-RU"/>
         </w:rPr>
-        <w:t>5</w:t>
-      </w:r>
+        <w:t xml:space="preserve"> </w:t>
+      </w:r>
+      <w:r>
+        <w:rPr>
+          <w:rFonts w:ascii="Times New Roman" w:hAnsi="Times New Roman" w:cs="Times New Roman"/>
+          <w:sz w:val="28"/>
+          <w:szCs w:val="28"/>
+          <w:lang w:val="en-US"/>
+        </w:rPr>
+        <w:t>practice</w:t>
+      </w:r>
+      <w:proofErr w:type="spellEnd"/>
       <w:r>
         <w:rPr>
           <w:rFonts w:ascii="Times New Roman" w:hAnsi="Times New Roman" w:cs="Times New Roman"/>
@@ -11593,42 +13447,6 @@
           <w:szCs w:val="28"/>
           <w:lang w:val="en-US"/>
         </w:rPr>
-        <w:t>Self</w:t>
-      </w:r>
-      <w:r>
-        <w:rPr>
-          <w:rFonts w:ascii="Times New Roman" w:hAnsi="Times New Roman" w:cs="Times New Roman"/>
-          <w:sz w:val="28"/>
-          <w:szCs w:val="28"/>
-          <w:lang w:val="ru-RU"/>
-        </w:rPr>
-        <w:t xml:space="preserve"> </w:t>
-      </w:r>
-      <w:r>
-        <w:rPr>
-          <w:rFonts w:ascii="Times New Roman" w:hAnsi="Times New Roman" w:cs="Times New Roman"/>
-          <w:sz w:val="28"/>
-          <w:szCs w:val="28"/>
-          <w:lang w:val="en-US"/>
-        </w:rPr>
-        <w:t>practice</w:t>
-      </w:r>
-      <w:r>
-        <w:rPr>
-          <w:rFonts w:ascii="Times New Roman" w:hAnsi="Times New Roman" w:cs="Times New Roman"/>
-          <w:sz w:val="28"/>
-          <w:szCs w:val="28"/>
-          <w:lang w:val="ru-RU"/>
-        </w:rPr>
-        <w:t xml:space="preserve"> </w:t>
-      </w:r>
-      <w:r>
-        <w:rPr>
-          <w:rFonts w:ascii="Times New Roman" w:hAnsi="Times New Roman" w:cs="Times New Roman"/>
-          <w:sz w:val="28"/>
-          <w:szCs w:val="28"/>
-          <w:lang w:val="en-US"/>
-        </w:rPr>
         <w:t>task</w:t>
       </w:r>
       <w:r>
@@ -11637,15 +13455,7 @@
           <w:sz w:val="28"/>
           <w:szCs w:val="28"/>
         </w:rPr>
-        <w:t>№</w:t>
-      </w:r>
-      <w:r>
-        <w:rPr>
-          <w:rFonts w:ascii="Times New Roman" w:hAnsi="Times New Roman" w:cs="Times New Roman"/>
-          <w:sz w:val="28"/>
-          <w:szCs w:val="28"/>
-        </w:rPr>
-        <w:t>2</w:t>
+        <w:t>№2</w:t>
       </w:r>
       <w:r>
         <w:rPr>
@@ -11685,7 +13495,7 @@
                     </pic:cNvPicPr>
                   </pic:nvPicPr>
                   <pic:blipFill>
-                    <a:blip r:embed="rId51">
+                    <a:blip r:embed="rId52">
                       <a:extLst>
                         <a:ext uri="{28A0092B-C50C-407E-A947-70E740481C1C}">
                           <a14:useLocalDpi xmlns:a14="http://schemas.microsoft.com/office/drawing/2010/main" val="0"/>
@@ -11829,6 +13639,7 @@
         </w:rPr>
         <w:t xml:space="preserve"> </w:t>
       </w:r>
+      <w:proofErr w:type="spellStart"/>
       <w:r>
         <w:rPr>
           <w:rFonts w:ascii="Times New Roman" w:hAnsi="Times New Roman" w:cs="Times New Roman"/>
@@ -11856,6 +13667,7 @@
         </w:rPr>
         <w:t>practice</w:t>
       </w:r>
+      <w:proofErr w:type="spellEnd"/>
       <w:r>
         <w:rPr>
           <w:rFonts w:ascii="Times New Roman" w:hAnsi="Times New Roman" w:cs="Times New Roman"/>
@@ -11880,15 +13692,7 @@
           <w:sz w:val="28"/>
           <w:szCs w:val="28"/>
         </w:rPr>
-        <w:t>№</w:t>
-      </w:r>
-      <w:r>
-        <w:rPr>
-          <w:rFonts w:ascii="Times New Roman" w:hAnsi="Times New Roman" w:cs="Times New Roman"/>
-          <w:sz w:val="28"/>
-          <w:szCs w:val="28"/>
-        </w:rPr>
-        <w:t>3</w:t>
+        <w:t>№3</w:t>
       </w:r>
       <w:r>
         <w:rPr>
@@ -11927,7 +13731,7 @@
                     </pic:cNvPicPr>
                   </pic:nvPicPr>
                   <pic:blipFill>
-                    <a:blip r:embed="rId52">
+                    <a:blip r:embed="rId53">
                       <a:extLst>
                         <a:ext uri="{28A0092B-C50C-407E-A947-70E740481C1C}">
                           <a14:useLocalDpi xmlns:a14="http://schemas.microsoft.com/office/drawing/2010/main" val="0"/>
@@ -12074,7 +13878,7 @@
                     </pic:cNvPicPr>
                   </pic:nvPicPr>
                   <pic:blipFill>
-                    <a:blip r:embed="rId53">
+                    <a:blip r:embed="rId54">
                       <a:extLst>
                         <a:ext uri="{28A0092B-C50C-407E-A947-70E740481C1C}">
                           <a14:useLocalDpi xmlns:a14="http://schemas.microsoft.com/office/drawing/2010/main" val="0"/>
@@ -12137,7 +13941,7 @@
       <w:pPr>
         <w:jc w:val="both"/>
         <w:rPr>
-          <w:lang w:val="en-US"/>
+          <w:lang w:val="ru-RU"/>
         </w:rPr>
       </w:pPr>
       <w:r>
@@ -12242,7 +14046,10 @@
                         <w:t>3</w:t>
                       </w:r>
                       <w:r>
-                        <w:t>.Фото командної дошки Trello</w:t>
+                        <w:t xml:space="preserve">.Фото командної дошки </w:t>
+                      </w:r>
+                      <w:r>
+                        <w:t>Trello</w:t>
                       </w:r>
                     </w:p>
                   </w:txbxContent>
@@ -12284,7 +14091,7 @@
                     </pic:cNvPicPr>
                   </pic:nvPicPr>
                   <pic:blipFill>
-                    <a:blip r:embed="rId54" cstate="print">
+                    <a:blip r:embed="rId55" cstate="print">
                       <a:extLst>
                         <a:ext uri="{28A0092B-C50C-407E-A947-70E740481C1C}">
                           <a14:useLocalDpi xmlns:a14="http://schemas.microsoft.com/office/drawing/2010/main" val="0"/>
@@ -12317,7 +14124,7 @@
       </w:r>
       <w:r>
         <w:rPr>
-          <w:lang w:val="en-US"/>
+          <w:lang w:val="ru-RU"/>
         </w:rPr>
         <w:t xml:space="preserve"> </w:t>
       </w:r>
@@ -12326,7 +14133,7 @@
       <w:pPr>
         <w:jc w:val="both"/>
         <w:rPr>
-          <w:lang w:val="en-US"/>
+          <w:lang w:val="ru-RU"/>
         </w:rPr>
       </w:pPr>
     </w:p>
@@ -12376,7 +14183,7 @@
           <w:bCs/>
           <w:sz w:val="28"/>
           <w:szCs w:val="28"/>
-          <w:lang w:val="en-US"/>
+          <w:lang w:val="ru-RU"/>
         </w:rPr>
       </w:pPr>
     </w:p>
@@ -12396,7 +14203,79 @@
           <w:sz w:val="28"/>
           <w:szCs w:val="28"/>
         </w:rPr>
-        <w:t>Під час виконання завдань я закріпив знання про цикли, одновимірні масиви, функції та рекурсію в C++. Опрацював передавання параметрів за значенням і посиланням, використання операторів break, continue та goto. Розробив аналізатор місячного бюджету, у якому реалізував обробку витрат, рекурсивне обчислення суми, визначення мінімального й максимального значень та перевірку введених даних. Також попрактикувався в обчисленні сум числових рядів із заданою точністю та використанні математичних функцій бібліотеки cmath. Побудова блок-схем допомогла краще зрозуміти послідовність виконання алгоритмів. У результаті я вдосконалив навички поділу програми на функції, роботи з масивами та пошуку помилок.</w:t>
+        <w:t xml:space="preserve">Під час виконання завдань я закріпив знання про цикли, одновимірні масиви, функції та рекурсію в C++. Опрацював передавання параметрів за значенням і посиланням, використання операторів </w:t>
+      </w:r>
+      <w:proofErr w:type="spellStart"/>
+      <w:r>
+        <w:rPr>
+          <w:rFonts w:ascii="Times New Roman" w:hAnsi="Times New Roman" w:cs="Times New Roman"/>
+          <w:sz w:val="28"/>
+          <w:szCs w:val="28"/>
+        </w:rPr>
+        <w:t>break</w:t>
+      </w:r>
+      <w:proofErr w:type="spellEnd"/>
+      <w:r>
+        <w:rPr>
+          <w:rFonts w:ascii="Times New Roman" w:hAnsi="Times New Roman" w:cs="Times New Roman"/>
+          <w:sz w:val="28"/>
+          <w:szCs w:val="28"/>
+        </w:rPr>
+        <w:t xml:space="preserve">, </w:t>
+      </w:r>
+      <w:proofErr w:type="spellStart"/>
+      <w:r>
+        <w:rPr>
+          <w:rFonts w:ascii="Times New Roman" w:hAnsi="Times New Roman" w:cs="Times New Roman"/>
+          <w:sz w:val="28"/>
+          <w:szCs w:val="28"/>
+        </w:rPr>
+        <w:t>continue</w:t>
+      </w:r>
+      <w:proofErr w:type="spellEnd"/>
+      <w:r>
+        <w:rPr>
+          <w:rFonts w:ascii="Times New Roman" w:hAnsi="Times New Roman" w:cs="Times New Roman"/>
+          <w:sz w:val="28"/>
+          <w:szCs w:val="28"/>
+        </w:rPr>
+        <w:t xml:space="preserve"> та </w:t>
+      </w:r>
+      <w:proofErr w:type="spellStart"/>
+      <w:r>
+        <w:rPr>
+          <w:rFonts w:ascii="Times New Roman" w:hAnsi="Times New Roman" w:cs="Times New Roman"/>
+          <w:sz w:val="28"/>
+          <w:szCs w:val="28"/>
+        </w:rPr>
+        <w:t>goto</w:t>
+      </w:r>
+      <w:proofErr w:type="spellEnd"/>
+      <w:r>
+        <w:rPr>
+          <w:rFonts w:ascii="Times New Roman" w:hAnsi="Times New Roman" w:cs="Times New Roman"/>
+          <w:sz w:val="28"/>
+          <w:szCs w:val="28"/>
+        </w:rPr>
+        <w:t xml:space="preserve">. Розробив аналізатор місячного бюджету, у якому реалізував обробку витрат, рекурсивне обчислення суми, визначення мінімального й максимального значень та перевірку введених даних. Також попрактикувався в обчисленні сум числових рядів із заданою точністю та використанні математичних функцій бібліотеки </w:t>
+      </w:r>
+      <w:proofErr w:type="spellStart"/>
+      <w:r>
+        <w:rPr>
+          <w:rFonts w:ascii="Times New Roman" w:hAnsi="Times New Roman" w:cs="Times New Roman"/>
+          <w:sz w:val="28"/>
+          <w:szCs w:val="28"/>
+        </w:rPr>
+        <w:t>cmath</w:t>
+      </w:r>
+      <w:proofErr w:type="spellEnd"/>
+      <w:r>
+        <w:rPr>
+          <w:rFonts w:ascii="Times New Roman" w:hAnsi="Times New Roman" w:cs="Times New Roman"/>
+          <w:sz w:val="28"/>
+          <w:szCs w:val="28"/>
+        </w:rPr>
+        <w:t>. Побудова блок-схем допомогла краще зрозуміти послідовність виконання алгоритмів. У результаті я вдосконалив навички поділу програми на функції, роботи з масивами та пошуку помилок.</w:t>
       </w:r>
     </w:p>
     <w:p>
@@ -14246,6 +16125,119 @@
     </w:lvl>
   </w:abstractNum>
   <w:abstractNum w:abstractNumId="15" w15:restartNumberingAfterBreak="0">
+    <w:nsid w:val="4E56011F"/>
+    <w:multiLevelType w:val="hybridMultilevel"/>
+    <w:tmpl w:val="5CC6B378"/>
+    <w:lvl w:ilvl="0" w:tplc="04220001">
+      <w:start w:val="1"/>
+      <w:numFmt w:val="bullet"/>
+      <w:lvlText w:val=""/>
+      <w:lvlJc w:val="left"/>
+      <w:pPr>
+        <w:ind w:left="2844" w:hanging="360"/>
+      </w:pPr>
+      <w:rPr>
+        <w:rFonts w:ascii="Symbol" w:hAnsi="Symbol" w:hint="default"/>
+      </w:rPr>
+    </w:lvl>
+    <w:lvl w:ilvl="1" w:tplc="04220003" w:tentative="1">
+      <w:start w:val="1"/>
+      <w:numFmt w:val="bullet"/>
+      <w:lvlText w:val="o"/>
+      <w:lvlJc w:val="left"/>
+      <w:pPr>
+        <w:ind w:left="3564" w:hanging="360"/>
+      </w:pPr>
+      <w:rPr>
+        <w:rFonts w:ascii="Courier New" w:hAnsi="Courier New" w:cs="Courier New" w:hint="default"/>
+      </w:rPr>
+    </w:lvl>
+    <w:lvl w:ilvl="2" w:tplc="04220005" w:tentative="1">
+      <w:start w:val="1"/>
+      <w:numFmt w:val="bullet"/>
+      <w:lvlText w:val=""/>
+      <w:lvlJc w:val="left"/>
+      <w:pPr>
+        <w:ind w:left="4284" w:hanging="360"/>
+      </w:pPr>
+      <w:rPr>
+        <w:rFonts w:ascii="Wingdings" w:hAnsi="Wingdings" w:hint="default"/>
+      </w:rPr>
+    </w:lvl>
+    <w:lvl w:ilvl="3" w:tplc="04220001" w:tentative="1">
+      <w:start w:val="1"/>
+      <w:numFmt w:val="bullet"/>
+      <w:lvlText w:val=""/>
+      <w:lvlJc w:val="left"/>
+      <w:pPr>
+        <w:ind w:left="5004" w:hanging="360"/>
+      </w:pPr>
+      <w:rPr>
+        <w:rFonts w:ascii="Symbol" w:hAnsi="Symbol" w:hint="default"/>
+      </w:rPr>
+    </w:lvl>
+    <w:lvl w:ilvl="4" w:tplc="04220003" w:tentative="1">
+      <w:start w:val="1"/>
+      <w:numFmt w:val="bullet"/>
+      <w:lvlText w:val="o"/>
+      <w:lvlJc w:val="left"/>
+      <w:pPr>
+        <w:ind w:left="5724" w:hanging="360"/>
+      </w:pPr>
+      <w:rPr>
+        <w:rFonts w:ascii="Courier New" w:hAnsi="Courier New" w:cs="Courier New" w:hint="default"/>
+      </w:rPr>
+    </w:lvl>
+    <w:lvl w:ilvl="5" w:tplc="04220005" w:tentative="1">
+      <w:start w:val="1"/>
+      <w:numFmt w:val="bullet"/>
+      <w:lvlText w:val=""/>
+      <w:lvlJc w:val="left"/>
+      <w:pPr>
+        <w:ind w:left="6444" w:hanging="360"/>
+      </w:pPr>
+      <w:rPr>
+        <w:rFonts w:ascii="Wingdings" w:hAnsi="Wingdings" w:hint="default"/>
+      </w:rPr>
+    </w:lvl>
+    <w:lvl w:ilvl="6" w:tplc="04220001" w:tentative="1">
+      <w:start w:val="1"/>
+      <w:numFmt w:val="bullet"/>
+      <w:lvlText w:val=""/>
+      <w:lvlJc w:val="left"/>
+      <w:pPr>
+        <w:ind w:left="7164" w:hanging="360"/>
+      </w:pPr>
+      <w:rPr>
+        <w:rFonts w:ascii="Symbol" w:hAnsi="Symbol" w:hint="default"/>
+      </w:rPr>
+    </w:lvl>
+    <w:lvl w:ilvl="7" w:tplc="04220003" w:tentative="1">
+      <w:start w:val="1"/>
+      <w:numFmt w:val="bullet"/>
+      <w:lvlText w:val="o"/>
+      <w:lvlJc w:val="left"/>
+      <w:pPr>
+        <w:ind w:left="7884" w:hanging="360"/>
+      </w:pPr>
+      <w:rPr>
+        <w:rFonts w:ascii="Courier New" w:hAnsi="Courier New" w:cs="Courier New" w:hint="default"/>
+      </w:rPr>
+    </w:lvl>
+    <w:lvl w:ilvl="8" w:tplc="04220005" w:tentative="1">
+      <w:start w:val="1"/>
+      <w:numFmt w:val="bullet"/>
+      <w:lvlText w:val=""/>
+      <w:lvlJc w:val="left"/>
+      <w:pPr>
+        <w:ind w:left="8604" w:hanging="360"/>
+      </w:pPr>
+      <w:rPr>
+        <w:rFonts w:ascii="Wingdings" w:hAnsi="Wingdings" w:hint="default"/>
+      </w:rPr>
+    </w:lvl>
+  </w:abstractNum>
+  <w:abstractNum w:abstractNumId="16" w15:restartNumberingAfterBreak="0">
     <w:nsid w:val="50D67A77"/>
     <w:multiLevelType w:val="hybridMultilevel"/>
     <w:tmpl w:val="BE7631AA"/>
@@ -14358,7 +16350,7 @@
       </w:rPr>
     </w:lvl>
   </w:abstractNum>
-  <w:abstractNum w:abstractNumId="16" w15:restartNumberingAfterBreak="0">
+  <w:abstractNum w:abstractNumId="17" w15:restartNumberingAfterBreak="0">
     <w:nsid w:val="511264AF"/>
     <w:multiLevelType w:val="hybridMultilevel"/>
     <w:tmpl w:val="9BFEFBC2"/>
@@ -14471,7 +16463,7 @@
       </w:rPr>
     </w:lvl>
   </w:abstractNum>
-  <w:abstractNum w:abstractNumId="17" w15:restartNumberingAfterBreak="0">
+  <w:abstractNum w:abstractNumId="18" w15:restartNumberingAfterBreak="0">
     <w:nsid w:val="51B146ED"/>
     <w:multiLevelType w:val="hybridMultilevel"/>
     <w:tmpl w:val="534E4FD0"/>
@@ -14584,7 +16576,7 @@
       </w:rPr>
     </w:lvl>
   </w:abstractNum>
-  <w:abstractNum w:abstractNumId="18" w15:restartNumberingAfterBreak="0">
+  <w:abstractNum w:abstractNumId="19" w15:restartNumberingAfterBreak="0">
     <w:nsid w:val="53A35910"/>
     <w:multiLevelType w:val="multilevel"/>
     <w:tmpl w:val="245666DC"/>
@@ -14733,7 +16725,7 @@
       </w:rPr>
     </w:lvl>
   </w:abstractNum>
-  <w:abstractNum w:abstractNumId="19" w15:restartNumberingAfterBreak="0">
+  <w:abstractNum w:abstractNumId="20" w15:restartNumberingAfterBreak="0">
     <w:nsid w:val="5C741FE0"/>
     <w:multiLevelType w:val="multilevel"/>
     <w:tmpl w:val="19321D08"/>
@@ -14882,7 +16874,7 @@
       </w:rPr>
     </w:lvl>
   </w:abstractNum>
-  <w:abstractNum w:abstractNumId="20" w15:restartNumberingAfterBreak="0">
+  <w:abstractNum w:abstractNumId="21" w15:restartNumberingAfterBreak="0">
     <w:nsid w:val="5E60433B"/>
     <w:multiLevelType w:val="hybridMultilevel"/>
     <w:tmpl w:val="DB606F28"/>
@@ -14995,7 +16987,7 @@
       </w:rPr>
     </w:lvl>
   </w:abstractNum>
-  <w:abstractNum w:abstractNumId="21" w15:restartNumberingAfterBreak="0">
+  <w:abstractNum w:abstractNumId="22" w15:restartNumberingAfterBreak="0">
     <w:nsid w:val="61D879EF"/>
     <w:multiLevelType w:val="hybridMultilevel"/>
     <w:tmpl w:val="201C1C74"/>
@@ -15108,7 +17100,7 @@
       </w:rPr>
     </w:lvl>
   </w:abstractNum>
-  <w:abstractNum w:abstractNumId="22" w15:restartNumberingAfterBreak="0">
+  <w:abstractNum w:abstractNumId="23" w15:restartNumberingAfterBreak="0">
     <w:nsid w:val="6849798F"/>
     <w:multiLevelType w:val="hybridMultilevel"/>
     <w:tmpl w:val="6B540144"/>
@@ -15197,7 +17189,7 @@
       </w:pPr>
     </w:lvl>
   </w:abstractNum>
-  <w:abstractNum w:abstractNumId="23" w15:restartNumberingAfterBreak="0">
+  <w:abstractNum w:abstractNumId="24" w15:restartNumberingAfterBreak="0">
     <w:nsid w:val="6BB71441"/>
     <w:multiLevelType w:val="hybridMultilevel"/>
     <w:tmpl w:val="7E90F648"/>
@@ -15310,7 +17302,7 @@
       </w:rPr>
     </w:lvl>
   </w:abstractNum>
-  <w:abstractNum w:abstractNumId="24" w15:restartNumberingAfterBreak="0">
+  <w:abstractNum w:abstractNumId="25" w15:restartNumberingAfterBreak="0">
     <w:nsid w:val="730A2711"/>
     <w:multiLevelType w:val="hybridMultilevel"/>
     <w:tmpl w:val="F21A9474"/>
@@ -15423,7 +17415,7 @@
       </w:rPr>
     </w:lvl>
   </w:abstractNum>
-  <w:abstractNum w:abstractNumId="25" w15:restartNumberingAfterBreak="0">
+  <w:abstractNum w:abstractNumId="26" w15:restartNumberingAfterBreak="0">
     <w:nsid w:val="76C9519F"/>
     <w:multiLevelType w:val="multilevel"/>
     <w:tmpl w:val="1F6A6A22"/>
@@ -15572,7 +17564,7 @@
       </w:rPr>
     </w:lvl>
   </w:abstractNum>
-  <w:abstractNum w:abstractNumId="26" w15:restartNumberingAfterBreak="0">
+  <w:abstractNum w:abstractNumId="27" w15:restartNumberingAfterBreak="0">
     <w:nsid w:val="798D6F93"/>
     <w:multiLevelType w:val="hybridMultilevel"/>
     <w:tmpl w:val="BD666C36"/>
@@ -15685,7 +17677,7 @@
       </w:rPr>
     </w:lvl>
   </w:abstractNum>
-  <w:abstractNum w:abstractNumId="27" w15:restartNumberingAfterBreak="0">
+  <w:abstractNum w:abstractNumId="28" w15:restartNumberingAfterBreak="0">
     <w:nsid w:val="7E3D32C7"/>
     <w:multiLevelType w:val="multilevel"/>
     <w:tmpl w:val="71EE398A"/>
@@ -15834,7 +17826,7 @@
       </w:rPr>
     </w:lvl>
   </w:abstractNum>
-  <w:abstractNum w:abstractNumId="28" w15:restartNumberingAfterBreak="0">
+  <w:abstractNum w:abstractNumId="29" w15:restartNumberingAfterBreak="0">
     <w:nsid w:val="7FC749CC"/>
     <w:multiLevelType w:val="hybridMultilevel"/>
     <w:tmpl w:val="CE30B3DE"/>
@@ -15954,7 +17946,7 @@
     <w:abstractNumId w:val="9"/>
   </w:num>
   <w:num w:numId="3" w16cid:durableId="404767147">
-    <w:abstractNumId w:val="22"/>
+    <w:abstractNumId w:val="23"/>
   </w:num>
   <w:num w:numId="4" w16cid:durableId="1090274555">
     <w:abstractNumId w:val="0"/>
@@ -15963,31 +17955,31 @@
     <w:abstractNumId w:val="3"/>
   </w:num>
   <w:num w:numId="6" w16cid:durableId="1219513434">
-    <w:abstractNumId w:val="23"/>
+    <w:abstractNumId w:val="24"/>
   </w:num>
   <w:num w:numId="7" w16cid:durableId="1205672688">
     <w:abstractNumId w:val="4"/>
   </w:num>
   <w:num w:numId="8" w16cid:durableId="1831291200">
-    <w:abstractNumId w:val="17"/>
+    <w:abstractNumId w:val="18"/>
   </w:num>
   <w:num w:numId="9" w16cid:durableId="2109501594">
     <w:abstractNumId w:val="10"/>
   </w:num>
   <w:num w:numId="10" w16cid:durableId="1008094312">
-    <w:abstractNumId w:val="26"/>
+    <w:abstractNumId w:val="27"/>
   </w:num>
   <w:num w:numId="11" w16cid:durableId="1994916999">
-    <w:abstractNumId w:val="15"/>
+    <w:abstractNumId w:val="16"/>
   </w:num>
   <w:num w:numId="12" w16cid:durableId="775371019">
     <w:abstractNumId w:val="14"/>
   </w:num>
   <w:num w:numId="13" w16cid:durableId="1228296799">
-    <w:abstractNumId w:val="16"/>
+    <w:abstractNumId w:val="17"/>
   </w:num>
   <w:num w:numId="14" w16cid:durableId="10450757">
-    <w:abstractNumId w:val="20"/>
+    <w:abstractNumId w:val="21"/>
   </w:num>
   <w:num w:numId="15" w16cid:durableId="1053577155">
     <w:abstractNumId w:val="11"/>
@@ -16002,16 +17994,16 @@
     <w:abstractNumId w:val="2"/>
   </w:num>
   <w:num w:numId="19" w16cid:durableId="377437097">
-    <w:abstractNumId w:val="28"/>
+    <w:abstractNumId w:val="29"/>
   </w:num>
   <w:num w:numId="20" w16cid:durableId="1843660731">
     <w:abstractNumId w:val="12"/>
   </w:num>
   <w:num w:numId="21" w16cid:durableId="1085108417">
-    <w:abstractNumId w:val="21"/>
+    <w:abstractNumId w:val="22"/>
   </w:num>
   <w:num w:numId="22" w16cid:durableId="205024847">
-    <w:abstractNumId w:val="25"/>
+    <w:abstractNumId w:val="26"/>
   </w:num>
   <w:num w:numId="23" w16cid:durableId="486895391">
     <w:abstractNumId w:val="1"/>
@@ -16020,19 +18012,22 @@
     <w:abstractNumId w:val="8"/>
   </w:num>
   <w:num w:numId="25" w16cid:durableId="1775782251">
-    <w:abstractNumId w:val="27"/>
+    <w:abstractNumId w:val="28"/>
   </w:num>
   <w:num w:numId="26" w16cid:durableId="109059395">
     <w:abstractNumId w:val="6"/>
   </w:num>
   <w:num w:numId="27" w16cid:durableId="1165241674">
-    <w:abstractNumId w:val="18"/>
+    <w:abstractNumId w:val="19"/>
   </w:num>
   <w:num w:numId="28" w16cid:durableId="2072120590">
-    <w:abstractNumId w:val="24"/>
+    <w:abstractNumId w:val="25"/>
   </w:num>
   <w:num w:numId="29" w16cid:durableId="281956458">
-    <w:abstractNumId w:val="19"/>
+    <w:abstractNumId w:val="20"/>
+  </w:num>
+  <w:num w:numId="30" w16cid:durableId="1954900840">
+    <w:abstractNumId w:val="15"/>
   </w:num>
 </w:numbering>
 </file>
@@ -16640,6 +18635,7 @@
   <w:style w:type="character" w:default="1" w:styleId="a0">
     <w:name w:val="Default Paragraph Font"/>
     <w:uiPriority w:val="1"/>
+    <w:semiHidden/>
     <w:unhideWhenUsed/>
   </w:style>
   <w:style w:type="table" w:default="1" w:styleId="a1">
